--- a/01-电源电路/02-开关电源/反激Flyback/准谐振反激QR电路/准谐振反激QR电路.docx
+++ b/01-电源电路/02-开关电源/反激Flyback/准谐振反激QR电路/准谐振反激QR电路.docx
@@ -3787,6 +3787,20 @@
     </w:p>
     <w:bookmarkEnd w:id="26"/>
     <w:bookmarkEnd w:id="27"/>
+    <w:p>
+      <w:pPr>
+        <w:spacing w:before="360"/>
+        <w:jc w:val="center"/>
+      </w:pPr>
+      <w:r>
+        <w:rPr>
+          <w:rFonts w:ascii="Times New Roman" w:hAnsi="Times New Roman"/>
+          <w:color w:val="555555"/>
+          <w:sz w:val="21"/>
+        </w:rPr>
+        <w:t>材料收集者：杜文杰</w:t>
+      </w:r>
+    </w:p>
     <w:sectPr>
       <w:headerReference r:id="rId9" w:type="default"/>
       <w:footerReference r:id="rId10" w:type="default"/>

--- a/01-电源电路/02-开关电源/反激Flyback/准谐振反激QR电路/准谐振反激QR电路.docx
+++ b/01-电源电路/02-开关电源/反激Flyback/准谐振反激QR电路/准谐振反激QR电路.docx
@@ -1,6 +1,6 @@
 
 <file path=word/document.xml><?xml version="1.0" encoding="utf-8"?>
-<w:document xmlns:w="http://schemas.openxmlformats.org/wordprocessingml/2006/main" xmlns:m="http://schemas.openxmlformats.org/officeDocument/2006/math" xmlns:r="http://schemas.openxmlformats.org/officeDocument/2006/relationships" xmlns:o="urn:schemas-microsoft-com:office:office" xmlns:v="urn:schemas-microsoft-com:vml" xmlns:w10="urn:schemas-microsoft-com:office:word" xmlns:a="http://schemas.openxmlformats.org/drawingml/2006/main" xmlns:pic="http://schemas.openxmlformats.org/drawingml/2006/picture" xmlns:wp="http://schemas.openxmlformats.org/drawingml/2006/wordprocessingDrawing">
+<w:document xmlns:m="http://schemas.openxmlformats.org/officeDocument/2006/math" xmlns:r="http://schemas.openxmlformats.org/officeDocument/2006/relationships" xmlns:w="http://schemas.openxmlformats.org/wordprocessingml/2006/main" xmlns:o="urn:schemas-microsoft-com:office:office" xmlns:v="urn:schemas-microsoft-com:vml" xmlns:w10="urn:schemas-microsoft-com:office:word" xmlns:a="http://schemas.openxmlformats.org/drawingml/2006/main" xmlns:pic="http://schemas.openxmlformats.org/drawingml/2006/picture" xmlns:wp="http://schemas.openxmlformats.org/drawingml/2006/wordprocessingDrawing">
   <w:body>
     <w:bookmarkStart w:id="27" w:name="准谐振反激-qr-电路"/>
     <w:p>
@@ -9,16 +9,19 @@
       </w:pPr>
       <w:r>
         <w:rPr>
-          <w:rFonts w:hint="eastAsia"/>
+          <w:rFonts w:hint="eastAsia" w:eastAsia="黑体"/>
         </w:rPr>
         <w:t xml:space="preserve">准谐振反激</w:t>
       </w:r>
       <w:r>
+        <w:rPr>
+          <w:rFonts w:eastAsia="黑体"/>
+        </w:rPr>
         <w:t xml:space="preserve"> QR </w:t>
       </w:r>
       <w:r>
         <w:rPr>
-          <w:rFonts w:hint="eastAsia"/>
+          <w:rFonts w:hint="eastAsia" w:eastAsia="黑体"/>
         </w:rPr>
         <w:t xml:space="preserve">电路</w:t>
       </w:r>
@@ -30,7 +33,7 @@
       </w:pPr>
       <w:r>
         <w:rPr>
-          <w:rFonts w:hint="eastAsia"/>
+          <w:rFonts w:hint="eastAsia" w:eastAsia="黑体"/>
         </w:rPr>
         <w:t xml:space="preserve">拓扑描述</w:t>
       </w:r>
@@ -41,25 +44,31 @@
       </w:pPr>
       <w:r>
         <w:rPr>
-          <w:rFonts w:hint="eastAsia"/>
+          <w:rFonts w:hint="eastAsia" w:eastAsia="黑体"/>
         </w:rPr>
         <w:t xml:space="preserve">准谐振反激（Quasi-Resonant</w:t>
       </w:r>
       <w:r>
+        <w:rPr>
+          <w:rFonts w:eastAsia="黑体"/>
+        </w:rPr>
         <w:t xml:space="preserve"> Flyback, </w:t>
       </w:r>
       <w:r>
         <w:rPr>
-          <w:rFonts w:hint="eastAsia"/>
+          <w:rFonts w:hint="eastAsia" w:eastAsia="黑体"/>
         </w:rPr>
         <w:t xml:space="preserve">QR）变换器在普通反激基础上，由</w:t>
       </w:r>
       <w:r>
+        <w:rPr>
+          <w:rFonts w:eastAsia="黑体"/>
+        </w:rPr>
         <w:t xml:space="preserve"> </w:t>
       </w:r>
       <w:r>
         <w:rPr>
-          <w:rFonts w:hint="eastAsia"/>
+          <w:rFonts w:hint="eastAsia" w:eastAsia="黑体"/>
           <w:b/>
           <w:bCs/>
         </w:rPr>
@@ -67,6 +76,7 @@
       </w:r>
       <w:r>
         <w:rPr>
+          <w:rFonts w:eastAsia="黑体"/>
           <w:b/>
           <w:bCs/>
         </w:rPr>
@@ -78,11 +88,14 @@
         </m:r>
       </m:oMath>
       <w:r>
+        <w:rPr>
+          <w:rFonts w:eastAsia="黑体"/>
+        </w:rPr>
         <w:t xml:space="preserve">、</w:t>
       </w:r>
       <w:r>
         <w:rPr>
-          <w:rFonts w:hint="eastAsia"/>
+          <w:rFonts w:hint="eastAsia" w:eastAsia="黑体"/>
           <w:b/>
           <w:bCs/>
         </w:rPr>
@@ -90,6 +103,7 @@
       </w:r>
       <w:r>
         <w:rPr>
+          <w:rFonts w:eastAsia="黑体"/>
           <w:b/>
           <w:bCs/>
         </w:rPr>
@@ -102,11 +116,14 @@
       </m:oMath>
       <w:r>
         <w:rPr>
-          <w:rFonts w:hint="eastAsia"/>
+          <w:rFonts w:hint="eastAsia" w:eastAsia="黑体"/>
         </w:rPr>
         <w:t xml:space="preserve">（含原边漏感</w:t>
       </w:r>
       <w:r>
+        <w:rPr>
+          <w:rFonts w:eastAsia="黑体"/>
+        </w:rPr>
         <w:t xml:space="preserve"> </w:t>
       </w:r>
       <m:oMath>
@@ -125,11 +142,14 @@
       </m:oMath>
       <w:r>
         <w:rPr>
-          <w:rFonts w:hint="eastAsia"/>
+          <w:rFonts w:hint="eastAsia" w:eastAsia="黑体"/>
         </w:rPr>
         <w:t xml:space="preserve">、励磁电感</w:t>
       </w:r>
       <w:r>
+        <w:rPr>
+          <w:rFonts w:eastAsia="黑体"/>
+        </w:rPr>
         <w:t xml:space="preserve"> </w:t>
       </w:r>
       <m:oMath>
@@ -148,13 +168,13 @@
       </m:oMath>
       <w:r>
         <w:rPr>
-          <w:rFonts w:hint="eastAsia"/>
+          <w:rFonts w:hint="eastAsia" w:eastAsia="黑体"/>
         </w:rPr>
         <w:t xml:space="preserve">、副边绕组与辅助绕组）、</w:t>
       </w:r>
       <w:r>
         <w:rPr>
-          <w:rFonts w:hint="eastAsia"/>
+          <w:rFonts w:hint="eastAsia" w:eastAsia="黑体"/>
           <w:b/>
           <w:bCs/>
         </w:rPr>
@@ -162,6 +182,7 @@
       </w:r>
       <w:r>
         <w:rPr>
+          <w:rFonts w:eastAsia="黑体"/>
           <w:b/>
           <w:bCs/>
         </w:rPr>
@@ -188,11 +209,14 @@
         </m:sSub>
       </m:oMath>
       <w:r>
+        <w:rPr>
+          <w:rFonts w:eastAsia="黑体"/>
+        </w:rPr>
         <w:t xml:space="preserve">、</w:t>
       </w:r>
       <w:r>
         <w:rPr>
-          <w:rFonts w:hint="eastAsia"/>
+          <w:rFonts w:hint="eastAsia" w:eastAsia="黑体"/>
           <w:b/>
           <w:bCs/>
         </w:rPr>
@@ -200,6 +224,7 @@
       </w:r>
       <w:r>
         <w:rPr>
+          <w:rFonts w:eastAsia="黑体"/>
           <w:b/>
           <w:bCs/>
         </w:rPr>
@@ -223,11 +248,14 @@
         </m:sSub>
       </m:oMath>
       <w:r>
+        <w:rPr>
+          <w:rFonts w:eastAsia="黑体"/>
+        </w:rPr>
         <w:t xml:space="preserve">、</w:t>
       </w:r>
       <w:r>
         <w:rPr>
-          <w:rFonts w:hint="eastAsia"/>
+          <w:rFonts w:hint="eastAsia" w:eastAsia="黑体"/>
           <w:b/>
           <w:bCs/>
         </w:rPr>
@@ -235,6 +263,7 @@
       </w:r>
       <w:r>
         <w:rPr>
+          <w:rFonts w:eastAsia="黑体"/>
           <w:b/>
           <w:bCs/>
         </w:rPr>
@@ -255,11 +284,14 @@
         </m:sSub>
       </m:oMath>
       <w:r>
+        <w:rPr>
+          <w:rFonts w:eastAsia="黑体"/>
+        </w:rPr>
         <w:t xml:space="preserve">、</w:t>
       </w:r>
       <w:r>
         <w:rPr>
-          <w:rFonts w:hint="eastAsia"/>
+          <w:rFonts w:hint="eastAsia" w:eastAsia="黑体"/>
           <w:b/>
           <w:bCs/>
         </w:rPr>
@@ -267,6 +299,7 @@
       </w:r>
       <w:r>
         <w:rPr>
+          <w:rFonts w:eastAsia="黑体"/>
           <w:b/>
           <w:bCs/>
         </w:rPr>
@@ -287,37 +320,46 @@
         </m:sSub>
       </m:oMath>
       <w:r>
+        <w:rPr>
+          <w:rFonts w:eastAsia="黑体"/>
+        </w:rPr>
         <w:t xml:space="preserve"> </w:t>
       </w:r>
       <w:r>
         <w:rPr>
-          <w:rFonts w:hint="eastAsia"/>
+          <w:rFonts w:hint="eastAsia" w:eastAsia="黑体"/>
         </w:rPr>
         <w:t xml:space="preserve">及</w:t>
       </w:r>
       <w:r>
+        <w:rPr>
+          <w:rFonts w:eastAsia="黑体"/>
+        </w:rPr>
         <w:t xml:space="preserve"> </w:t>
       </w:r>
       <w:r>
         <w:rPr>
-          <w:rFonts w:hint="eastAsia"/>
+          <w:rFonts w:hint="eastAsia" w:eastAsia="黑体"/>
           <w:b/>
           <w:bCs/>
         </w:rPr>
         <w:t xml:space="preserve">谷底检测/开关控制芯片</w:t>
       </w:r>
       <w:r>
+        <w:rPr>
+          <w:rFonts w:eastAsia="黑体"/>
+        </w:rPr>
         <w:t xml:space="preserve"> </w:t>
       </w:r>
       <w:r>
         <w:rPr>
-          <w:rFonts w:hint="eastAsia"/>
+          <w:rFonts w:hint="eastAsia" w:eastAsia="黑体"/>
         </w:rPr>
         <w:t xml:space="preserve">组成。电路关键节点：</w:t>
       </w:r>
       <w:r>
         <w:rPr>
-          <w:rFonts w:hint="eastAsia"/>
+          <w:rFonts w:hint="eastAsia" w:eastAsia="黑体"/>
           <w:b/>
           <w:bCs/>
         </w:rPr>
@@ -325,6 +367,7 @@
       </w:r>
       <w:r>
         <w:rPr>
+          <w:rFonts w:eastAsia="黑体"/>
           <w:b/>
           <w:bCs/>
         </w:rPr>
@@ -332,7 +375,7 @@
       </w:r>
       <w:r>
         <w:rPr>
-          <w:rFonts w:hint="eastAsia"/>
+          <w:rFonts w:hint="eastAsia" w:eastAsia="黑体"/>
           <w:b/>
           <w:bCs/>
         </w:rPr>
@@ -340,6 +383,7 @@
       </w:r>
       <w:r>
         <w:rPr>
+          <w:rFonts w:eastAsia="黑体"/>
           <w:b/>
           <w:bCs/>
         </w:rPr>
@@ -370,7 +414,7 @@
       </m:oMath>
       <w:r>
         <w:rPr>
-          <w:rFonts w:hint="eastAsia"/>
+          <w:rFonts w:hint="eastAsia" w:eastAsia="黑体"/>
         </w:rPr>
         <w:t xml:space="preserve">（</w:t>
       </w:r>
@@ -392,17 +436,20 @@
         </m:sSub>
       </m:oMath>
       <w:r>
+        <w:rPr>
+          <w:rFonts w:eastAsia="黑体"/>
+        </w:rPr>
         <w:t xml:space="preserve"> </w:t>
       </w:r>
       <w:r>
         <w:rPr>
-          <w:rFonts w:hint="eastAsia"/>
+          <w:rFonts w:hint="eastAsia" w:eastAsia="黑体"/>
         </w:rPr>
         <w:t xml:space="preserve">一端、变压器初级同名端相连）；</w:t>
       </w:r>
       <w:r>
         <w:rPr>
-          <w:rFonts w:hint="eastAsia"/>
+          <w:rFonts w:hint="eastAsia" w:eastAsia="黑体"/>
           <w:b/>
           <w:bCs/>
         </w:rPr>
@@ -410,6 +457,7 @@
       </w:r>
       <w:r>
         <w:rPr>
+          <w:rFonts w:eastAsia="黑体"/>
           <w:b/>
           <w:bCs/>
         </w:rPr>
@@ -417,7 +465,7 @@
       </w:r>
       <w:r>
         <w:rPr>
-          <w:rFonts w:hint="eastAsia"/>
+          <w:rFonts w:hint="eastAsia" w:eastAsia="黑体"/>
           <w:b/>
           <w:bCs/>
         </w:rPr>
@@ -425,6 +473,7 @@
       </w:r>
       <w:r>
         <w:rPr>
+          <w:rFonts w:eastAsia="黑体"/>
           <w:b/>
           <w:bCs/>
         </w:rPr>
@@ -432,7 +481,7 @@
       </w:r>
       <w:r>
         <w:rPr>
-          <w:rFonts w:hint="eastAsia"/>
+          <w:rFonts w:hint="eastAsia" w:eastAsia="黑体"/>
           <w:b/>
           <w:bCs/>
         </w:rPr>
@@ -440,7 +489,7 @@
       </w:r>
       <w:r>
         <w:rPr>
-          <w:rFonts w:hint="eastAsia"/>
+          <w:rFonts w:hint="eastAsia" w:eastAsia="黑体"/>
         </w:rPr>
         <w:t xml:space="preserve">（变压器初级另一端、</w:t>
       </w:r>
@@ -450,11 +499,14 @@
         </m:r>
       </m:oMath>
       <w:r>
+        <w:rPr>
+          <w:rFonts w:eastAsia="黑体"/>
+        </w:rPr>
         <w:t xml:space="preserve"> </w:t>
       </w:r>
       <w:r>
         <w:rPr>
-          <w:rFonts w:hint="eastAsia"/>
+          <w:rFonts w:hint="eastAsia" w:eastAsia="黑体"/>
         </w:rPr>
         <w:t xml:space="preserve">漏极、</w:t>
       </w:r>
@@ -479,17 +531,20 @@
         </m:sSub>
       </m:oMath>
       <w:r>
+        <w:rPr>
+          <w:rFonts w:eastAsia="黑体"/>
+        </w:rPr>
         <w:t xml:space="preserve"> </w:t>
       </w:r>
       <w:r>
         <w:rPr>
-          <w:rFonts w:hint="eastAsia"/>
+          <w:rFonts w:hint="eastAsia" w:eastAsia="黑体"/>
         </w:rPr>
         <w:t xml:space="preserve">上端相连）；</w:t>
       </w:r>
       <w:r>
         <w:rPr>
-          <w:rFonts w:hint="eastAsia"/>
+          <w:rFonts w:hint="eastAsia" w:eastAsia="黑体"/>
           <w:b/>
           <w:bCs/>
         </w:rPr>
@@ -497,6 +552,7 @@
       </w:r>
       <w:r>
         <w:rPr>
+          <w:rFonts w:eastAsia="黑体"/>
           <w:b/>
           <w:bCs/>
         </w:rPr>
@@ -504,7 +560,7 @@
       </w:r>
       <w:r>
         <w:rPr>
-          <w:rFonts w:hint="eastAsia"/>
+          <w:rFonts w:hint="eastAsia" w:eastAsia="黑体"/>
           <w:b/>
           <w:bCs/>
         </w:rPr>
@@ -512,6 +568,7 @@
       </w:r>
       <w:r>
         <w:rPr>
+          <w:rFonts w:eastAsia="黑体"/>
           <w:b/>
           <w:bCs/>
         </w:rPr>
@@ -519,7 +576,7 @@
       </w:r>
       <w:r>
         <w:rPr>
-          <w:rFonts w:hint="eastAsia"/>
+          <w:rFonts w:hint="eastAsia" w:eastAsia="黑体"/>
         </w:rPr>
         <w:t xml:space="preserve">（</w:t>
       </w:r>
@@ -529,11 +586,14 @@
         </m:r>
       </m:oMath>
       <w:r>
+        <w:rPr>
+          <w:rFonts w:eastAsia="黑体"/>
+        </w:rPr>
         <w:t xml:space="preserve"> </w:t>
       </w:r>
       <w:r>
         <w:rPr>
-          <w:rFonts w:hint="eastAsia"/>
+          <w:rFonts w:hint="eastAsia" w:eastAsia="黑体"/>
         </w:rPr>
         <w:t xml:space="preserve">源极、</w:t>
       </w:r>
@@ -555,11 +615,14 @@
         </m:sSub>
       </m:oMath>
       <w:r>
+        <w:rPr>
+          <w:rFonts w:eastAsia="黑体"/>
+        </w:rPr>
         <w:t xml:space="preserve"> </w:t>
       </w:r>
       <w:r>
         <w:rPr>
-          <w:rFonts w:hint="eastAsia"/>
+          <w:rFonts w:hint="eastAsia" w:eastAsia="黑体"/>
         </w:rPr>
         <w:t xml:space="preserve">另一端、</w:t>
       </w:r>
@@ -584,17 +647,20 @@
         </m:sSub>
       </m:oMath>
       <w:r>
+        <w:rPr>
+          <w:rFonts w:eastAsia="黑体"/>
+        </w:rPr>
         <w:t xml:space="preserve"> </w:t>
       </w:r>
       <w:r>
         <w:rPr>
-          <w:rFonts w:hint="eastAsia"/>
+          <w:rFonts w:hint="eastAsia" w:eastAsia="黑体"/>
         </w:rPr>
         <w:t xml:space="preserve">下端相连）；</w:t>
       </w:r>
       <w:r>
         <w:rPr>
-          <w:rFonts w:hint="eastAsia"/>
+          <w:rFonts w:hint="eastAsia" w:eastAsia="黑体"/>
           <w:b/>
           <w:bCs/>
         </w:rPr>
@@ -602,6 +668,7 @@
       </w:r>
       <w:r>
         <w:rPr>
+          <w:rFonts w:eastAsia="黑体"/>
           <w:b/>
           <w:bCs/>
         </w:rPr>
@@ -609,7 +676,7 @@
       </w:r>
       <w:r>
         <w:rPr>
-          <w:rFonts w:hint="eastAsia"/>
+          <w:rFonts w:hint="eastAsia" w:eastAsia="黑体"/>
           <w:b/>
           <w:bCs/>
         </w:rPr>
@@ -617,6 +684,7 @@
       </w:r>
       <w:r>
         <w:rPr>
+          <w:rFonts w:eastAsia="黑体"/>
           <w:b/>
           <w:bCs/>
         </w:rPr>
@@ -644,7 +712,7 @@
       </m:oMath>
       <w:r>
         <w:rPr>
-          <w:rFonts w:hint="eastAsia"/>
+          <w:rFonts w:hint="eastAsia" w:eastAsia="黑体"/>
         </w:rPr>
         <w:t xml:space="preserve">（</w:t>
       </w:r>
@@ -663,11 +731,14 @@
         </m:sSub>
       </m:oMath>
       <w:r>
+        <w:rPr>
+          <w:rFonts w:eastAsia="黑体"/>
+        </w:rPr>
         <w:t xml:space="preserve"> </w:t>
       </w:r>
       <w:r>
         <w:rPr>
-          <w:rFonts w:hint="eastAsia"/>
+          <w:rFonts w:hint="eastAsia" w:eastAsia="黑体"/>
         </w:rPr>
         <w:t xml:space="preserve">阴极、</w:t>
       </w:r>
@@ -686,17 +757,20 @@
         </m:sSub>
       </m:oMath>
       <w:r>
+        <w:rPr>
+          <w:rFonts w:eastAsia="黑体"/>
+        </w:rPr>
         <w:t xml:space="preserve"> </w:t>
       </w:r>
       <w:r>
         <w:rPr>
-          <w:rFonts w:hint="eastAsia"/>
+          <w:rFonts w:hint="eastAsia" w:eastAsia="黑体"/>
         </w:rPr>
         <w:t xml:space="preserve">上端相连）；</w:t>
       </w:r>
       <w:r>
         <w:rPr>
-          <w:rFonts w:hint="eastAsia"/>
+          <w:rFonts w:hint="eastAsia" w:eastAsia="黑体"/>
           <w:b/>
           <w:bCs/>
         </w:rPr>
@@ -704,6 +778,7 @@
       </w:r>
       <w:r>
         <w:rPr>
+          <w:rFonts w:eastAsia="黑体"/>
           <w:b/>
           <w:bCs/>
         </w:rPr>
@@ -711,7 +786,7 @@
       </w:r>
       <w:r>
         <w:rPr>
-          <w:rFonts w:hint="eastAsia"/>
+          <w:rFonts w:hint="eastAsia" w:eastAsia="黑体"/>
           <w:b/>
           <w:bCs/>
         </w:rPr>
@@ -719,6 +794,7 @@
       </w:r>
       <w:r>
         <w:rPr>
+          <w:rFonts w:eastAsia="黑体"/>
           <w:b/>
           <w:bCs/>
         </w:rPr>
@@ -752,7 +828,7 @@
       </m:oMath>
       <w:r>
         <w:rPr>
-          <w:rFonts w:hint="eastAsia"/>
+          <w:rFonts w:hint="eastAsia" w:eastAsia="黑体"/>
         </w:rPr>
         <w:t xml:space="preserve">（变压器次级同名端、</w:t>
       </w:r>
@@ -771,11 +847,14 @@
         </m:sSub>
       </m:oMath>
       <w:r>
+        <w:rPr>
+          <w:rFonts w:eastAsia="黑体"/>
+        </w:rPr>
         <w:t xml:space="preserve"> </w:t>
       </w:r>
       <w:r>
         <w:rPr>
-          <w:rFonts w:hint="eastAsia"/>
+          <w:rFonts w:hint="eastAsia" w:eastAsia="黑体"/>
         </w:rPr>
         <w:t xml:space="preserve">下端相连）；辅助绕组两端接控制芯片的谷底检测（ZCD）脚。</w:t>
       </w:r>
@@ -784,7 +863,7 @@
       <w:pPr/>
       <w:r>
         <w:rPr>
-          <w:rFonts w:hint="eastAsia"/>
+          <w:rFonts w:hint="eastAsia" w:eastAsia="黑体"/>
         </w:rPr>
         <w:t xml:space="preserve">各元件管脚连接：</w:t>
       </w:r>
@@ -794,20 +873,26 @@
         </m:r>
       </m:oMath>
       <w:r>
+        <w:rPr>
+          <w:rFonts w:eastAsia="黑体"/>
+        </w:rPr>
         <w:t xml:space="preserve"> </w:t>
       </w:r>
       <w:r>
         <w:rPr>
-          <w:rFonts w:hint="eastAsia"/>
+          <w:rFonts w:hint="eastAsia" w:eastAsia="黑体"/>
         </w:rPr>
         <w:t xml:space="preserve">漏极接开关节点</w:t>
       </w:r>
       <w:r>
+        <w:rPr>
+          <w:rFonts w:eastAsia="黑体"/>
+        </w:rPr>
         <w:t xml:space="preserve"> </w:t>
       </w:r>
       <w:r>
         <w:rPr>
-          <w:rFonts w:hint="eastAsia"/>
+          <w:rFonts w:hint="eastAsia" w:eastAsia="黑体"/>
         </w:rPr>
         <w:t xml:space="preserve">A、源极接地、栅极接驱动（</w:t>
       </w:r>
@@ -832,17 +917,20 @@
         </m:sSub>
       </m:oMath>
       <w:r>
+        <w:rPr>
+          <w:rFonts w:eastAsia="黑体"/>
+        </w:rPr>
         <w:t xml:space="preserve"> </w:t>
       </w:r>
       <w:r>
         <w:rPr>
-          <w:rFonts w:hint="eastAsia"/>
+          <w:rFonts w:hint="eastAsia" w:eastAsia="黑体"/>
         </w:rPr>
         <w:t xml:space="preserve">为其漏源寄生电容）；</w:t>
       </w:r>
       <w:r>
         <w:rPr>
-          <w:rFonts w:hint="eastAsia"/>
+          <w:rFonts w:hint="eastAsia" w:eastAsia="黑体"/>
           <w:b/>
           <w:bCs/>
         </w:rPr>
@@ -850,6 +938,7 @@
       </w:r>
       <w:r>
         <w:rPr>
+          <w:rFonts w:eastAsia="黑体"/>
           <w:b/>
           <w:bCs/>
         </w:rPr>
@@ -861,15 +950,21 @@
         </m:r>
       </m:oMath>
       <w:r>
+        <w:rPr>
+          <w:rFonts w:eastAsia="黑体"/>
+        </w:rPr>
         <w:t xml:space="preserve"> </w:t>
       </w:r>
       <w:r>
         <w:rPr>
-          <w:rFonts w:hint="eastAsia"/>
+          <w:rFonts w:hint="eastAsia" w:eastAsia="黑体"/>
         </w:rPr>
         <w:t xml:space="preserve">初级同名端接</w:t>
       </w:r>
       <w:r>
+        <w:rPr>
+          <w:rFonts w:eastAsia="黑体"/>
+        </w:rPr>
         <w:t xml:space="preserve"> </w:t>
       </w:r>
       <m:oMath>
@@ -897,20 +992,26 @@
       </m:oMath>
       <w:r>
         <w:rPr>
-          <w:rFonts w:hint="eastAsia"/>
+          <w:rFonts w:hint="eastAsia" w:eastAsia="黑体"/>
         </w:rPr>
         <w:t xml:space="preserve">、初级另一端接开关节点</w:t>
       </w:r>
       <w:r>
+        <w:rPr>
+          <w:rFonts w:eastAsia="黑体"/>
+        </w:rPr>
         <w:t xml:space="preserve"> </w:t>
       </w:r>
       <w:r>
         <w:rPr>
-          <w:rFonts w:hint="eastAsia"/>
+          <w:rFonts w:hint="eastAsia" w:eastAsia="黑体"/>
         </w:rPr>
         <w:t xml:space="preserve">A，次级非同名端接</w:t>
       </w:r>
       <w:r>
+        <w:rPr>
+          <w:rFonts w:eastAsia="黑体"/>
+        </w:rPr>
         <w:t xml:space="preserve"> </w:t>
       </w:r>
       <m:oMath>
@@ -928,15 +1029,21 @@
         </m:sSub>
       </m:oMath>
       <w:r>
+        <w:rPr>
+          <w:rFonts w:eastAsia="黑体"/>
+        </w:rPr>
         <w:t xml:space="preserve"> </w:t>
       </w:r>
       <w:r>
         <w:rPr>
-          <w:rFonts w:hint="eastAsia"/>
+          <w:rFonts w:hint="eastAsia" w:eastAsia="黑体"/>
         </w:rPr>
         <w:t xml:space="preserve">阳极、同名端接副边地</w:t>
       </w:r>
       <w:r>
+        <w:rPr>
+          <w:rFonts w:eastAsia="黑体"/>
+        </w:rPr>
         <w:t xml:space="preserve"> </w:t>
       </w:r>
       <m:oMath>
@@ -967,7 +1074,7 @@
       </m:oMath>
       <w:r>
         <w:rPr>
-          <w:rFonts w:hint="eastAsia"/>
+          <w:rFonts w:hint="eastAsia" w:eastAsia="黑体"/>
         </w:rPr>
         <w:t xml:space="preserve">，辅助绕组两端接控制芯片谷底检测脚；</w:t>
       </w:r>
@@ -986,15 +1093,21 @@
         </m:sSub>
       </m:oMath>
       <w:r>
+        <w:rPr>
+          <w:rFonts w:eastAsia="黑体"/>
+        </w:rPr>
         <w:t xml:space="preserve"> </w:t>
       </w:r>
       <w:r>
         <w:rPr>
-          <w:rFonts w:hint="eastAsia"/>
+          <w:rFonts w:hint="eastAsia" w:eastAsia="黑体"/>
         </w:rPr>
         <w:t xml:space="preserve">等效串联于初级回路（在</w:t>
       </w:r>
       <w:r>
+        <w:rPr>
+          <w:rFonts w:eastAsia="黑体"/>
+        </w:rPr>
         <w:t xml:space="preserve"> </w:t>
       </w:r>
       <m:oMath>
@@ -1021,20 +1134,26 @@
         </m:sSub>
       </m:oMath>
       <w:r>
+        <w:rPr>
+          <w:rFonts w:eastAsia="黑体"/>
+        </w:rPr>
         <w:t xml:space="preserve"> </w:t>
       </w:r>
       <w:r>
         <w:rPr>
-          <w:rFonts w:hint="eastAsia"/>
+          <w:rFonts w:hint="eastAsia" w:eastAsia="黑体"/>
         </w:rPr>
         <w:t xml:space="preserve">与开关节点</w:t>
       </w:r>
       <w:r>
+        <w:rPr>
+          <w:rFonts w:eastAsia="黑体"/>
+        </w:rPr>
         <w:t xml:space="preserve"> A </w:t>
       </w:r>
       <w:r>
         <w:rPr>
-          <w:rFonts w:hint="eastAsia"/>
+          <w:rFonts w:hint="eastAsia" w:eastAsia="黑体"/>
         </w:rPr>
         <w:t xml:space="preserve">之间）；</w:t>
       </w:r>
@@ -1056,15 +1175,21 @@
         </m:sSub>
       </m:oMath>
       <w:r>
+        <w:rPr>
+          <w:rFonts w:eastAsia="黑体"/>
+        </w:rPr>
         <w:t xml:space="preserve"> </w:t>
       </w:r>
       <w:r>
         <w:rPr>
-          <w:rFonts w:hint="eastAsia"/>
+          <w:rFonts w:hint="eastAsia" w:eastAsia="黑体"/>
         </w:rPr>
         <w:t xml:space="preserve">一端接</w:t>
       </w:r>
       <w:r>
+        <w:rPr>
+          <w:rFonts w:eastAsia="黑体"/>
+        </w:rPr>
         <w:t xml:space="preserve"> </w:t>
       </w:r>
       <m:oMath>
@@ -1092,7 +1217,7 @@
       </m:oMath>
       <w:r>
         <w:rPr>
-          <w:rFonts w:hint="eastAsia"/>
+          <w:rFonts w:hint="eastAsia" w:eastAsia="黑体"/>
         </w:rPr>
         <w:t xml:space="preserve">、另一端接地；</w:t>
       </w:r>
@@ -1111,15 +1236,21 @@
         </m:sSub>
       </m:oMath>
       <w:r>
+        <w:rPr>
+          <w:rFonts w:eastAsia="黑体"/>
+        </w:rPr>
         <w:t xml:space="preserve"> </w:t>
       </w:r>
       <w:r>
         <w:rPr>
-          <w:rFonts w:hint="eastAsia"/>
+          <w:rFonts w:hint="eastAsia" w:eastAsia="黑体"/>
         </w:rPr>
         <w:t xml:space="preserve">阳极接次级非同名端、阴极接输出正端</w:t>
       </w:r>
       <w:r>
+        <w:rPr>
+          <w:rFonts w:eastAsia="黑体"/>
+        </w:rPr>
         <w:t xml:space="preserve"> </w:t>
       </w:r>
       <m:oMath>
@@ -1144,7 +1275,7 @@
       </m:oMath>
       <w:r>
         <w:rPr>
-          <w:rFonts w:hint="eastAsia"/>
+          <w:rFonts w:hint="eastAsia" w:eastAsia="黑体"/>
         </w:rPr>
         <w:t xml:space="preserve">；</w:t>
       </w:r>
@@ -1163,15 +1294,21 @@
         </m:sSub>
       </m:oMath>
       <w:r>
+        <w:rPr>
+          <w:rFonts w:eastAsia="黑体"/>
+        </w:rPr>
         <w:t xml:space="preserve"> </w:t>
       </w:r>
       <w:r>
         <w:rPr>
-          <w:rFonts w:hint="eastAsia"/>
+          <w:rFonts w:hint="eastAsia" w:eastAsia="黑体"/>
         </w:rPr>
         <w:t xml:space="preserve">上端接</w:t>
       </w:r>
       <w:r>
+        <w:rPr>
+          <w:rFonts w:eastAsia="黑体"/>
+        </w:rPr>
         <w:t xml:space="preserve"> </w:t>
       </w:r>
       <m:oMath>
@@ -1196,11 +1333,14 @@
       </m:oMath>
       <w:r>
         <w:rPr>
-          <w:rFonts w:hint="eastAsia"/>
+          <w:rFonts w:hint="eastAsia" w:eastAsia="黑体"/>
         </w:rPr>
         <w:t xml:space="preserve">、下端接副边地；负载跨接</w:t>
       </w:r>
       <w:r>
+        <w:rPr>
+          <w:rFonts w:eastAsia="黑体"/>
+        </w:rPr>
         <w:t xml:space="preserve"> </w:t>
       </w:r>
       <m:oMath>
@@ -1224,15 +1364,21 @@
         </m:sSub>
       </m:oMath>
       <w:r>
+        <w:rPr>
+          <w:rFonts w:eastAsia="黑体"/>
+        </w:rPr>
         <w:t xml:space="preserve"> </w:t>
       </w:r>
       <w:r>
         <w:rPr>
-          <w:rFonts w:hint="eastAsia"/>
+          <w:rFonts w:hint="eastAsia" w:eastAsia="黑体"/>
         </w:rPr>
         <w:t xml:space="preserve">与</w:t>
       </w:r>
       <w:r>
+        <w:rPr>
+          <w:rFonts w:eastAsia="黑体"/>
+        </w:rPr>
         <w:t xml:space="preserve"> </w:t>
       </w:r>
       <m:oMath>
@@ -1262,6 +1408,9 @@
         </m:sSub>
       </m:oMath>
       <w:r>
+        <w:rPr>
+          <w:rFonts w:eastAsia="黑体"/>
+        </w:rPr>
         <w:t xml:space="preserve">。</w:t>
       </w:r>
     </w:p>
@@ -1269,11 +1418,14 @@
       <w:pPr/>
       <w:r>
         <w:rPr>
-          <w:rFonts w:hint="eastAsia"/>
+          <w:rFonts w:hint="eastAsia" w:eastAsia="黑体"/>
         </w:rPr>
         <w:t xml:space="preserve">由此构成开关关断后先由漏感与</w:t>
       </w:r>
       <w:r>
+        <w:rPr>
+          <w:rFonts w:eastAsia="黑体"/>
+        </w:rPr>
         <w:t xml:space="preserve"> </w:t>
       </w:r>
       <m:oMath>
@@ -1297,15 +1449,21 @@
         </m:sSub>
       </m:oMath>
       <w:r>
+        <w:rPr>
+          <w:rFonts w:eastAsia="黑体"/>
+        </w:rPr>
         <w:t xml:space="preserve"> </w:t>
       </w:r>
       <w:r>
         <w:rPr>
-          <w:rFonts w:hint="eastAsia"/>
+          <w:rFonts w:hint="eastAsia" w:eastAsia="黑体"/>
         </w:rPr>
         <w:t xml:space="preserve">形成尖峰振荡、去磁后由</w:t>
       </w:r>
       <w:r>
+        <w:rPr>
+          <w:rFonts w:eastAsia="黑体"/>
+        </w:rPr>
         <w:t xml:space="preserve"> </w:t>
       </w:r>
       <m:oMath>
@@ -1323,15 +1481,21 @@
         </m:sSub>
       </m:oMath>
       <w:r>
+        <w:rPr>
+          <w:rFonts w:eastAsia="黑体"/>
+        </w:rPr>
         <w:t xml:space="preserve"> </w:t>
       </w:r>
       <w:r>
         <w:rPr>
-          <w:rFonts w:hint="eastAsia"/>
+          <w:rFonts w:hint="eastAsia" w:eastAsia="黑体"/>
         </w:rPr>
         <w:t xml:space="preserve">与</w:t>
       </w:r>
       <w:r>
+        <w:rPr>
+          <w:rFonts w:eastAsia="黑体"/>
+        </w:rPr>
         <w:t xml:space="preserve"> </w:t>
       </w:r>
       <m:oMath>
@@ -1355,29 +1519,38 @@
         </m:sSub>
       </m:oMath>
       <w:r>
+        <w:rPr>
+          <w:rFonts w:eastAsia="黑体"/>
+        </w:rPr>
         <w:t xml:space="preserve"> </w:t>
       </w:r>
       <w:r>
         <w:rPr>
-          <w:rFonts w:hint="eastAsia"/>
+          <w:rFonts w:hint="eastAsia" w:eastAsia="黑体"/>
         </w:rPr>
         <w:t xml:space="preserve">谐振、并借辅助绕组检测谷底在最低谷开通主开关的准谐振（QR）反激组态，降低开通损耗与</w:t>
       </w:r>
       <w:r>
+        <w:rPr>
+          <w:rFonts w:eastAsia="黑体"/>
+        </w:rPr>
         <w:t xml:space="preserve"> </w:t>
       </w:r>
       <w:r>
         <w:rPr>
-          <w:rFonts w:hint="eastAsia"/>
+          <w:rFonts w:hint="eastAsia" w:eastAsia="黑体"/>
         </w:rPr>
         <w:t xml:space="preserve">EMI，常用于中小功率</w:t>
       </w:r>
       <w:r>
+        <w:rPr>
+          <w:rFonts w:eastAsia="黑体"/>
+        </w:rPr>
         <w:t xml:space="preserve"> AC-DC </w:t>
       </w:r>
       <w:r>
         <w:rPr>
-          <w:rFonts w:hint="eastAsia"/>
+          <w:rFonts w:hint="eastAsia" w:eastAsia="黑体"/>
         </w:rPr>
         <w:t xml:space="preserve">电源。</w:t>
       </w:r>
@@ -1390,7 +1563,7 @@
       </w:pPr>
       <w:r>
         <w:rPr>
-          <w:rFonts w:hint="eastAsia"/>
+          <w:rFonts w:hint="eastAsia" w:eastAsia="黑体"/>
         </w:rPr>
         <w:t xml:space="preserve">工作原理</w:t>
       </w:r>
@@ -1401,20 +1574,26 @@
       </w:pPr>
       <w:r>
         <w:rPr>
-          <w:rFonts w:hint="eastAsia"/>
+          <w:rFonts w:hint="eastAsia" w:eastAsia="黑体"/>
         </w:rPr>
         <w:t xml:space="preserve">主开关关断后，变压器漏感与开关寄生电容发生</w:t>
       </w:r>
       <w:r>
+        <w:rPr>
+          <w:rFonts w:eastAsia="黑体"/>
+        </w:rPr>
         <w:t xml:space="preserve"> LC </w:t>
       </w:r>
       <w:r>
         <w:rPr>
-          <w:rFonts w:hint="eastAsia"/>
+          <w:rFonts w:hint="eastAsia" w:eastAsia="黑体"/>
         </w:rPr>
         <w:t xml:space="preserve">阻尼振荡，漏源电压在</w:t>
       </w:r>
       <w:r>
+        <w:rPr>
+          <w:rFonts w:eastAsia="黑体"/>
+        </w:rPr>
         <w:t xml:space="preserve"> </w:t>
       </w:r>
       <m:oMath>
@@ -1456,38 +1635,50 @@
         </m:sSub>
       </m:oMath>
       <w:r>
+        <w:rPr>
+          <w:rFonts w:eastAsia="黑体"/>
+        </w:rPr>
         <w:t xml:space="preserve"> </w:t>
       </w:r>
       <w:r>
         <w:rPr>
-          <w:rFonts w:hint="eastAsia"/>
+          <w:rFonts w:hint="eastAsia" w:eastAsia="黑体"/>
         </w:rPr>
         <w:t xml:space="preserve">附近上下振荡并逐渐衰减。QR</w:t>
       </w:r>
       <w:r>
+        <w:rPr>
+          <w:rFonts w:eastAsia="黑体"/>
+        </w:rPr>
         <w:t xml:space="preserve"> </w:t>
       </w:r>
       <w:r>
         <w:rPr>
-          <w:rFonts w:hint="eastAsia"/>
+          <w:rFonts w:hint="eastAsia" w:eastAsia="黑体"/>
         </w:rPr>
         <w:t xml:space="preserve">控制芯片在振荡电压到达第一个（或第</w:t>
       </w:r>
       <w:r>
+        <w:rPr>
+          <w:rFonts w:eastAsia="黑体"/>
+        </w:rPr>
         <w:t xml:space="preserve"> n </w:t>
       </w:r>
       <w:r>
         <w:rPr>
-          <w:rFonts w:hint="eastAsia"/>
+          <w:rFonts w:hint="eastAsia" w:eastAsia="黑体"/>
         </w:rPr>
         <w:t xml:space="preserve">个）谷底时开通主开关，此时开关电压接近最低、开通损耗与</w:t>
       </w:r>
       <w:r>
+        <w:rPr>
+          <w:rFonts w:eastAsia="黑体"/>
+        </w:rPr>
         <w:t xml:space="preserve"> di/dt </w:t>
       </w:r>
       <w:r>
         <w:rPr>
-          <w:rFonts w:hint="eastAsia"/>
+          <w:rFonts w:hint="eastAsia" w:eastAsia="黑体"/>
         </w:rPr>
         <w:t xml:space="preserve">尖峰最小；谷底个数随负载变化，从而等效改变开关频率。</w:t>
       </w:r>
@@ -1500,7 +1691,7 @@
       </w:pPr>
       <w:r>
         <w:rPr>
-          <w:rFonts w:hint="eastAsia"/>
+          <w:rFonts w:hint="eastAsia" w:eastAsia="黑体"/>
         </w:rPr>
         <w:t xml:space="preserve">关键计算公式</w:t>
       </w:r>
@@ -1515,7 +1706,7 @@
       </w:pPr>
       <w:r>
         <w:rPr>
-          <w:rFonts w:hint="eastAsia"/>
+          <w:rFonts w:hint="eastAsia" w:eastAsia="黑体"/>
         </w:rPr>
         <w:t xml:space="preserve">谐振（谷底）频率：</w:t>
       </w:r>
@@ -1629,11 +1820,14 @@
       </w:pPr>
       <w:r>
         <w:rPr>
-          <w:rFonts w:hint="eastAsia"/>
+          <w:rFonts w:hint="eastAsia" w:eastAsia="黑体"/>
         </w:rPr>
         <w:t xml:space="preserve">去磁结束后，由原边励磁电感</w:t>
       </w:r>
       <w:r>
+        <w:rPr>
+          <w:rFonts w:eastAsia="黑体"/>
+        </w:rPr>
         <w:t xml:space="preserve"> </w:t>
       </w:r>
       <m:oMath>
@@ -1651,15 +1845,21 @@
         </m:sSub>
       </m:oMath>
       <w:r>
+        <w:rPr>
+          <w:rFonts w:eastAsia="黑体"/>
+        </w:rPr>
         <w:t xml:space="preserve"> </w:t>
       </w:r>
       <w:r>
         <w:rPr>
-          <w:rFonts w:hint="eastAsia"/>
+          <w:rFonts w:hint="eastAsia" w:eastAsia="黑体"/>
         </w:rPr>
         <w:t xml:space="preserve">与</w:t>
       </w:r>
       <w:r>
+        <w:rPr>
+          <w:rFonts w:eastAsia="黑体"/>
+        </w:rPr>
         <w:t xml:space="preserve"> </w:t>
       </w:r>
       <m:oMath>
@@ -1683,11 +1883,14 @@
         </m:sSub>
       </m:oMath>
       <w:r>
+        <w:rPr>
+          <w:rFonts w:eastAsia="黑体"/>
+        </w:rPr>
         <w:t xml:space="preserve"> </w:t>
       </w:r>
       <w:r>
         <w:rPr>
-          <w:rFonts w:hint="eastAsia"/>
+          <w:rFonts w:hint="eastAsia" w:eastAsia="黑体"/>
         </w:rPr>
         <w:t xml:space="preserve">谐振形成谷底振荡。</w:t>
       </w:r>
@@ -1701,7 +1904,7 @@
       </w:pPr>
       <w:r>
         <w:rPr>
-          <w:rFonts w:hint="eastAsia"/>
+          <w:rFonts w:hint="eastAsia" w:eastAsia="黑体"/>
         </w:rPr>
         <w:t xml:space="preserve">谷底开通时开关电压（理想）：</w:t>
       </w:r>
@@ -1851,7 +2054,7 @@
       </w:pPr>
       <w:r>
         <w:rPr>
-          <w:rFonts w:hint="eastAsia"/>
+          <w:rFonts w:hint="eastAsia" w:eastAsia="黑体"/>
         </w:rPr>
         <w:t xml:space="preserve">副边消磁时间（DCM）：</w:t>
       </w:r>
@@ -1992,7 +2195,7 @@
       </w:pPr>
       <w:r>
         <w:rPr>
-          <w:rFonts w:hint="eastAsia"/>
+          <w:rFonts w:hint="eastAsia" w:eastAsia="黑体"/>
         </w:rPr>
         <w:t xml:space="preserve">反射电压：</w:t>
       </w:r>
@@ -2178,7 +2381,7 @@
       </w:pPr>
       <w:r>
         <w:rPr>
-          <w:rFonts w:hint="eastAsia"/>
+          <w:rFonts w:hint="eastAsia" w:eastAsia="黑体"/>
         </w:rPr>
         <w:t xml:space="preserve">开关频率（随谷底数变化）：</w:t>
       </w:r>
@@ -2347,7 +2550,7 @@
             </w:pPr>
             <w:r>
               <w:rPr>
-                <w:rFonts w:hint="eastAsia"/>
+                <w:rFonts w:hint="eastAsia" w:eastAsia="黑体"/>
               </w:rPr>
               <w:t xml:space="preserve">符号</w:t>
             </w:r>
@@ -2361,7 +2564,7 @@
             </w:pPr>
             <w:r>
               <w:rPr>
-                <w:rFonts w:hint="eastAsia"/>
+                <w:rFonts w:hint="eastAsia" w:eastAsia="黑体"/>
               </w:rPr>
               <w:t xml:space="preserve">含义</w:t>
             </w:r>
@@ -2375,7 +2578,7 @@
             </w:pPr>
             <w:r>
               <w:rPr>
-                <w:rFonts w:hint="eastAsia"/>
+                <w:rFonts w:hint="eastAsia" w:eastAsia="黑体"/>
               </w:rPr>
               <w:t xml:space="preserve">单位</w:t>
             </w:r>
@@ -2404,6 +2607,9 @@
               </m:sSub>
             </m:oMath>
             <w:r>
+              <w:rPr>
+                <w:rFonts w:eastAsia="黑体"/>
+              </w:rPr>
               <w:t xml:space="preserve">​</w:t>
             </w:r>
           </w:p>
@@ -2416,7 +2622,7 @@
             </w:pPr>
             <w:r>
               <w:rPr>
-                <w:rFonts w:hint="eastAsia"/>
+                <w:rFonts w:hint="eastAsia" w:eastAsia="黑体"/>
               </w:rPr>
               <w:t xml:space="preserve">变压器漏感</w:t>
             </w:r>
@@ -2429,6 +2635,9 @@
               <w:pStyle w:val="Compact"/>
             </w:pPr>
             <w:r>
+              <w:rPr>
+                <w:rFonts w:eastAsia="黑体"/>
+              </w:rPr>
               <w:t xml:space="preserve">H</w:t>
             </w:r>
           </w:p>
@@ -2462,6 +2671,9 @@
               </m:sSub>
             </m:oMath>
             <w:r>
+              <w:rPr>
+                <w:rFonts w:eastAsia="黑体"/>
+              </w:rPr>
               <w:t xml:space="preserve">​</w:t>
             </w:r>
           </w:p>
@@ -2474,7 +2686,7 @@
             </w:pPr>
             <w:r>
               <w:rPr>
-                <w:rFonts w:hint="eastAsia"/>
+                <w:rFonts w:hint="eastAsia" w:eastAsia="黑体"/>
               </w:rPr>
               <w:t xml:space="preserve">开关漏源寄生电容</w:t>
             </w:r>
@@ -2487,6 +2699,9 @@
               <w:pStyle w:val="Compact"/>
             </w:pPr>
             <w:r>
+              <w:rPr>
+                <w:rFonts w:eastAsia="黑体"/>
+              </w:rPr>
               <w:t xml:space="preserve">F</w:t>
             </w:r>
           </w:p>
@@ -2517,6 +2732,9 @@
               </m:sSub>
             </m:oMath>
             <w:r>
+              <w:rPr>
+                <w:rFonts w:eastAsia="黑体"/>
+              </w:rPr>
               <w:t xml:space="preserve">​</w:t>
             </w:r>
           </w:p>
@@ -2529,7 +2747,7 @@
             </w:pPr>
             <w:r>
               <w:rPr>
-                <w:rFonts w:hint="eastAsia"/>
+                <w:rFonts w:hint="eastAsia" w:eastAsia="黑体"/>
               </w:rPr>
               <w:t xml:space="preserve">输入电压</w:t>
             </w:r>
@@ -2542,6 +2760,9 @@
               <w:pStyle w:val="Compact"/>
             </w:pPr>
             <w:r>
+              <w:rPr>
+                <w:rFonts w:eastAsia="黑体"/>
+              </w:rPr>
               <w:t xml:space="preserve">V</w:t>
             </w:r>
           </w:p>
@@ -2572,6 +2793,9 @@
               </m:sSub>
             </m:oMath>
             <w:r>
+              <w:rPr>
+                <w:rFonts w:eastAsia="黑体"/>
+              </w:rPr>
               <w:t xml:space="preserve">​</w:t>
             </w:r>
           </w:p>
@@ -2584,7 +2808,7 @@
             </w:pPr>
             <w:r>
               <w:rPr>
-                <w:rFonts w:hint="eastAsia"/>
+                <w:rFonts w:hint="eastAsia" w:eastAsia="黑体"/>
               </w:rPr>
               <w:t xml:space="preserve">反射电压</w:t>
             </w:r>
@@ -2597,6 +2821,9 @@
               <w:pStyle w:val="Compact"/>
             </w:pPr>
             <w:r>
+              <w:rPr>
+                <w:rFonts w:eastAsia="黑体"/>
+              </w:rPr>
               <w:t xml:space="preserve">V</w:t>
             </w:r>
           </w:p>
@@ -2615,6 +2842,9 @@
               </m:r>
             </m:oMath>
             <w:r>
+              <w:rPr>
+                <w:rFonts w:eastAsia="黑体"/>
+              </w:rPr>
               <w:t xml:space="preserve">​</w:t>
             </w:r>
           </w:p>
@@ -2627,7 +2857,7 @@
             </w:pPr>
             <w:r>
               <w:rPr>
-                <w:rFonts w:hint="eastAsia"/>
+                <w:rFonts w:hint="eastAsia" w:eastAsia="黑体"/>
               </w:rPr>
               <w:t xml:space="preserve">原副边匝比（</w:t>
             </w:r>
@@ -2665,7 +2895,7 @@
             </m:oMath>
             <w:r>
               <w:rPr>
-                <w:rFonts w:hint="eastAsia"/>
+                <w:rFonts w:hint="eastAsia" w:eastAsia="黑体"/>
               </w:rPr>
               <w:t xml:space="preserve">）</w:t>
             </w:r>
@@ -2678,6 +2908,9 @@
               <w:pStyle w:val="Compact"/>
             </w:pPr>
             <w:r>
+              <w:rPr>
+                <w:rFonts w:eastAsia="黑体"/>
+              </w:rPr>
               <w:t xml:space="preserve">—</w:t>
             </w:r>
           </w:p>
@@ -2705,6 +2938,9 @@
               </m:sSub>
             </m:oMath>
             <w:r>
+              <w:rPr>
+                <w:rFonts w:eastAsia="黑体"/>
+              </w:rPr>
               <w:t xml:space="preserve">​</w:t>
             </w:r>
           </w:p>
@@ -2717,7 +2953,7 @@
             </w:pPr>
             <w:r>
               <w:rPr>
-                <w:rFonts w:hint="eastAsia"/>
+                <w:rFonts w:hint="eastAsia" w:eastAsia="黑体"/>
               </w:rPr>
               <w:t xml:space="preserve">副边二极管压降</w:t>
             </w:r>
@@ -2730,6 +2966,9 @@
               <w:pStyle w:val="Compact"/>
             </w:pPr>
             <w:r>
+              <w:rPr>
+                <w:rFonts w:eastAsia="黑体"/>
+              </w:rPr>
               <w:t xml:space="preserve">V</w:t>
             </w:r>
           </w:p>
@@ -2757,6 +2996,9 @@
               </m:sSub>
             </m:oMath>
             <w:r>
+              <w:rPr>
+                <w:rFonts w:eastAsia="黑体"/>
+              </w:rPr>
               <w:t xml:space="preserve">​</w:t>
             </w:r>
           </w:p>
@@ -2769,7 +3011,7 @@
             </w:pPr>
             <w:r>
               <w:rPr>
-                <w:rFonts w:hint="eastAsia"/>
+                <w:rFonts w:hint="eastAsia" w:eastAsia="黑体"/>
               </w:rPr>
               <w:t xml:space="preserve">原边峰值电流</w:t>
             </w:r>
@@ -2782,6 +3024,9 @@
               <w:pStyle w:val="Compact"/>
             </w:pPr>
             <w:r>
+              <w:rPr>
+                <w:rFonts w:eastAsia="黑体"/>
+              </w:rPr>
               <w:t xml:space="preserve">A</w:t>
             </w:r>
           </w:p>
@@ -2809,6 +3054,9 @@
               </m:sSub>
             </m:oMath>
             <w:r>
+              <w:rPr>
+                <w:rFonts w:eastAsia="黑体"/>
+              </w:rPr>
               <w:t xml:space="preserve">​</w:t>
             </w:r>
           </w:p>
@@ -2821,7 +3069,7 @@
             </w:pPr>
             <w:r>
               <w:rPr>
-                <w:rFonts w:hint="eastAsia"/>
+                <w:rFonts w:hint="eastAsia" w:eastAsia="黑体"/>
               </w:rPr>
               <w:t xml:space="preserve">原边电感量</w:t>
             </w:r>
@@ -2834,6 +3082,9 @@
               <w:pStyle w:val="Compact"/>
             </w:pPr>
             <w:r>
+              <w:rPr>
+                <w:rFonts w:eastAsia="黑体"/>
+              </w:rPr>
               <w:t xml:space="preserve">H</w:t>
             </w:r>
           </w:p>
@@ -2848,7 +3099,7 @@
       </w:pPr>
       <w:r>
         <w:rPr>
-          <w:rFonts w:hint="eastAsia"/>
+          <w:rFonts w:hint="eastAsia" w:eastAsia="黑体"/>
         </w:rPr>
         <w:t xml:space="preserve">元件调整影响</w:t>
       </w:r>
@@ -2880,6 +3131,7 @@
       </m:oMath>
       <w:r>
         <w:rPr>
+          <w:rFonts w:eastAsia="黑体"/>
           <w:b/>
           <w:bCs/>
         </w:rPr>
@@ -2887,21 +3139,27 @@
       </w:r>
       <w:r>
         <w:rPr>
-          <w:rFonts w:hint="eastAsia"/>
+          <w:rFonts w:hint="eastAsia" w:eastAsia="黑体"/>
           <w:b/>
           <w:bCs/>
         </w:rPr>
         <w:t xml:space="preserve">增大（匝比提高）</w:t>
       </w:r>
       <w:r>
+        <w:rPr>
+          <w:rFonts w:eastAsia="黑体"/>
+        </w:rPr>
         <w:t xml:space="preserve"> </w:t>
       </w:r>
       <w:r>
+        <w:rPr>
+          <w:rFonts w:eastAsia="黑体"/>
+        </w:rPr>
         <w:t xml:space="preserve">→ </w:t>
       </w:r>
       <w:r>
         <w:rPr>
-          <w:rFonts w:hint="eastAsia"/>
+          <w:rFonts w:hint="eastAsia" w:eastAsia="黑体"/>
         </w:rPr>
         <w:t xml:space="preserve">谷底电压更低、开关损耗更小，但开关管耐压需求提高。</w:t>
       </w:r>
@@ -2916,7 +3174,7 @@
       </w:pPr>
       <w:r>
         <w:rPr>
-          <w:rFonts w:hint="eastAsia"/>
+          <w:rFonts w:hint="eastAsia" w:eastAsia="黑体"/>
           <w:b/>
           <w:bCs/>
         </w:rPr>
@@ -2924,6 +3182,7 @@
       </w:r>
       <w:r>
         <w:rPr>
+          <w:rFonts w:eastAsia="黑体"/>
           <w:b/>
           <w:bCs/>
         </w:rPr>
@@ -2945,6 +3204,7 @@
       </m:oMath>
       <w:r>
         <w:rPr>
+          <w:rFonts w:eastAsia="黑体"/>
           <w:b/>
           <w:bCs/>
         </w:rPr>
@@ -2952,7 +3212,7 @@
       </w:r>
       <w:r>
         <w:rPr>
-          <w:rFonts w:hint="eastAsia"/>
+          <w:rFonts w:hint="eastAsia" w:eastAsia="黑体"/>
           <w:b/>
           <w:bCs/>
         </w:rPr>
@@ -2960,6 +3220,7 @@
       </w:r>
       <w:r>
         <w:rPr>
+          <w:rFonts w:eastAsia="黑体"/>
           <w:b/>
           <w:bCs/>
         </w:rPr>
@@ -2987,6 +3248,7 @@
       </m:oMath>
       <w:r>
         <w:rPr>
+          <w:rFonts w:eastAsia="黑体"/>
           <w:b/>
           <w:bCs/>
         </w:rPr>
@@ -2994,21 +3256,27 @@
       </w:r>
       <w:r>
         <w:rPr>
-          <w:rFonts w:hint="eastAsia"/>
+          <w:rFonts w:hint="eastAsia" w:eastAsia="黑体"/>
           <w:b/>
           <w:bCs/>
         </w:rPr>
         <w:t xml:space="preserve">增大</w:t>
       </w:r>
       <w:r>
+        <w:rPr>
+          <w:rFonts w:eastAsia="黑体"/>
+        </w:rPr>
         <w:t xml:space="preserve"> </w:t>
       </w:r>
       <w:r>
+        <w:rPr>
+          <w:rFonts w:eastAsia="黑体"/>
+        </w:rPr>
         <w:t xml:space="preserve">→ </w:t>
       </w:r>
       <w:r>
         <w:rPr>
-          <w:rFonts w:hint="eastAsia"/>
+          <w:rFonts w:hint="eastAsia" w:eastAsia="黑体"/>
         </w:rPr>
         <w:t xml:space="preserve">谷底频率降低，开关频率上限受限。</w:t>
       </w:r>
@@ -3023,21 +3291,27 @@
       </w:pPr>
       <w:r>
         <w:rPr>
-          <w:rFonts w:hint="eastAsia"/>
+          <w:rFonts w:hint="eastAsia" w:eastAsia="黑体"/>
           <w:b/>
           <w:bCs/>
         </w:rPr>
         <w:t xml:space="preserve">负载变轻</w:t>
       </w:r>
       <w:r>
+        <w:rPr>
+          <w:rFonts w:eastAsia="黑体"/>
+        </w:rPr>
         <w:t xml:space="preserve"> </w:t>
       </w:r>
       <w:r>
+        <w:rPr>
+          <w:rFonts w:eastAsia="黑体"/>
+        </w:rPr>
         <w:t xml:space="preserve">→ </w:t>
       </w:r>
       <w:r>
         <w:rPr>
-          <w:rFonts w:hint="eastAsia"/>
+          <w:rFonts w:hint="eastAsia" w:eastAsia="黑体"/>
         </w:rPr>
         <w:t xml:space="preserve">谷底数增多，等效开关频率下降，轻载效率高、输出纹波增大。</w:t>
       </w:r>
@@ -3052,7 +3326,7 @@
       </w:pPr>
       <w:r>
         <w:rPr>
-          <w:rFonts w:hint="eastAsia"/>
+          <w:rFonts w:hint="eastAsia" w:eastAsia="黑体"/>
           <w:b/>
           <w:bCs/>
         </w:rPr>
@@ -3060,6 +3334,7 @@
       </w:r>
       <w:r>
         <w:rPr>
+          <w:rFonts w:eastAsia="黑体"/>
           <w:b/>
           <w:bCs/>
         </w:rPr>
@@ -3081,6 +3356,7 @@
       </m:oMath>
       <w:r>
         <w:rPr>
+          <w:rFonts w:eastAsia="黑体"/>
           <w:b/>
           <w:bCs/>
         </w:rPr>
@@ -3088,21 +3364,27 @@
       </w:r>
       <w:r>
         <w:rPr>
-          <w:rFonts w:hint="eastAsia"/>
+          <w:rFonts w:hint="eastAsia" w:eastAsia="黑体"/>
           <w:b/>
           <w:bCs/>
         </w:rPr>
         <w:t xml:space="preserve">减小</w:t>
       </w:r>
       <w:r>
+        <w:rPr>
+          <w:rFonts w:eastAsia="黑体"/>
+        </w:rPr>
         <w:t xml:space="preserve"> </w:t>
       </w:r>
       <w:r>
+        <w:rPr>
+          <w:rFonts w:eastAsia="黑体"/>
+        </w:rPr>
         <w:t xml:space="preserve">→ </w:t>
       </w:r>
       <w:r>
         <w:rPr>
-          <w:rFonts w:hint="eastAsia"/>
+          <w:rFonts w:hint="eastAsia" w:eastAsia="黑体"/>
         </w:rPr>
         <w:t xml:space="preserve">峰值电流增大，副边消磁时间变化，工作频率范围改变。</w:t>
       </w:r>
@@ -3115,7 +3397,7 @@
       </w:pPr>
       <w:r>
         <w:rPr>
-          <w:rFonts w:hint="eastAsia"/>
+          <w:rFonts w:hint="eastAsia" w:eastAsia="黑体"/>
         </w:rPr>
         <w:t xml:space="preserve">典型参数示例</w:t>
       </w:r>
@@ -3130,11 +3412,14 @@
       </w:pPr>
       <w:r>
         <w:rPr>
-          <w:rFonts w:hint="eastAsia"/>
+          <w:rFonts w:hint="eastAsia" w:eastAsia="黑体"/>
         </w:rPr>
         <w:t xml:space="preserve">取</w:t>
       </w:r>
       <w:r>
+        <w:rPr>
+          <w:rFonts w:eastAsia="黑体"/>
+        </w:rPr>
         <w:t xml:space="preserve"> </w:t>
       </w:r>
       <m:oMath>
@@ -3174,6 +3459,9 @@
         </m:r>
       </m:oMath>
       <w:r>
+        <w:rPr>
+          <w:rFonts w:eastAsia="黑体"/>
+        </w:rPr>
         <w:t xml:space="preserve">、</w:t>
       </w:r>
       <m:oMath>
@@ -3217,7 +3505,7 @@
       </m:oMath>
       <w:r>
         <w:rPr>
-          <w:rFonts w:hint="eastAsia"/>
+          <w:rFonts w:hint="eastAsia" w:eastAsia="黑体"/>
         </w:rPr>
         <w:t xml:space="preserve">：</w:t>
       </w:r>
@@ -3362,6 +3650,9 @@
         </m:r>
       </m:oMath>
       <w:r>
+        <w:rPr>
+          <w:rFonts w:eastAsia="黑体"/>
+        </w:rPr>
         <w:t xml:space="preserve">。</w:t>
       </w:r>
     </w:p>
@@ -3375,11 +3666,14 @@
       </w:pPr>
       <w:r>
         <w:rPr>
-          <w:rFonts w:hint="eastAsia"/>
+          <w:rFonts w:hint="eastAsia" w:eastAsia="黑体"/>
         </w:rPr>
         <w:t xml:space="preserve">取</w:t>
       </w:r>
       <w:r>
+        <w:rPr>
+          <w:rFonts w:eastAsia="黑体"/>
+        </w:rPr>
         <w:t xml:space="preserve"> </w:t>
       </w:r>
       <m:oMath>
@@ -3419,6 +3713,9 @@
         </m:r>
       </m:oMath>
       <w:r>
+        <w:rPr>
+          <w:rFonts w:eastAsia="黑体"/>
+        </w:rPr>
         <w:t xml:space="preserve">、</w:t>
       </w:r>
       <m:oMath>
@@ -3459,11 +3756,14 @@
       </m:oMath>
       <w:r>
         <w:rPr>
-          <w:rFonts w:hint="eastAsia"/>
+          <w:rFonts w:hint="eastAsia" w:eastAsia="黑体"/>
         </w:rPr>
         <w:t xml:space="preserve">：谷底开通电压</w:t>
       </w:r>
       <w:r>
+        <w:rPr>
+          <w:rFonts w:eastAsia="黑体"/>
+        </w:rPr>
         <w:t xml:space="preserve"> </w:t>
       </w:r>
       <m:oMath>
@@ -3551,6 +3851,9 @@
         </m:r>
       </m:oMath>
       <w:r>
+        <w:rPr>
+          <w:rFonts w:eastAsia="黑体"/>
+        </w:rPr>
         <w:t xml:space="preserve">。</w:t>
       </w:r>
     </w:p>
@@ -3562,7 +3865,7 @@
       </w:pPr>
       <w:r>
         <w:rPr>
-          <w:rFonts w:hint="eastAsia"/>
+          <w:rFonts w:hint="eastAsia" w:eastAsia="黑体"/>
         </w:rPr>
         <w:t xml:space="preserve">常见器件型号</w:t>
       </w:r>
@@ -3577,7 +3880,7 @@
       </w:pPr>
       <w:r>
         <w:rPr>
-          <w:rFonts w:hint="eastAsia"/>
+          <w:rFonts w:hint="eastAsia" w:eastAsia="黑体"/>
         </w:rPr>
         <w:t xml:space="preserve">准谐振反激控制芯片：NCP1207、UCC28600、FAN6300、SG6848。</w:t>
       </w:r>
@@ -3592,7 +3895,7 @@
       </w:pPr>
       <w:r>
         <w:rPr>
-          <w:rFonts w:hint="eastAsia"/>
+          <w:rFonts w:hint="eastAsia" w:eastAsia="黑体"/>
         </w:rPr>
         <w:t xml:space="preserve">功率开关管：STP10NK60Z、IPA60R280P7S。</w:t>
       </w:r>
@@ -3607,16 +3910,19 @@
       </w:pPr>
       <w:r>
         <w:rPr>
-          <w:rFonts w:hint="eastAsia"/>
+          <w:rFonts w:hint="eastAsia" w:eastAsia="黑体"/>
         </w:rPr>
         <w:t xml:space="preserve">输出整流二极管：SS34、MBR10100（或同步整流</w:t>
       </w:r>
       <w:r>
+        <w:rPr>
+          <w:rFonts w:eastAsia="黑体"/>
+        </w:rPr>
         <w:t xml:space="preserve"> </w:t>
       </w:r>
       <w:r>
         <w:rPr>
-          <w:rFonts w:hint="eastAsia"/>
+          <w:rFonts w:hint="eastAsia" w:eastAsia="黑体"/>
         </w:rPr>
         <w:t xml:space="preserve">MOSFET）。</w:t>
       </w:r>
@@ -3629,7 +3935,7 @@
       </w:pPr>
       <w:r>
         <w:rPr>
-          <w:rFonts w:hint="eastAsia"/>
+          <w:rFonts w:hint="eastAsia" w:eastAsia="黑体"/>
         </w:rPr>
         <w:t xml:space="preserve">注意事项</w:t>
       </w:r>
@@ -3644,7 +3950,7 @@
       </w:pPr>
       <w:r>
         <w:rPr>
-          <w:rFonts w:hint="eastAsia"/>
+          <w:rFonts w:hint="eastAsia" w:eastAsia="黑体"/>
         </w:rPr>
         <w:t xml:space="preserve">需通过辅助绕组检测谷底，辅助绕组匝比与分压电阻要精确配置。</w:t>
       </w:r>
@@ -3659,7 +3965,7 @@
       </w:pPr>
       <w:r>
         <w:rPr>
-          <w:rFonts w:hint="eastAsia"/>
+          <w:rFonts w:hint="eastAsia" w:eastAsia="黑体"/>
         </w:rPr>
         <w:t xml:space="preserve">谷底检测需设置消隐时间，防止首个振荡尖峰误触发。</w:t>
       </w:r>
@@ -3674,16 +3980,19 @@
       </w:pPr>
       <w:r>
         <w:rPr>
-          <w:rFonts w:hint="eastAsia"/>
+          <w:rFonts w:hint="eastAsia" w:eastAsia="黑体"/>
         </w:rPr>
         <w:t xml:space="preserve">轻载时频率很低，变压器与</w:t>
       </w:r>
       <w:r>
+        <w:rPr>
+          <w:rFonts w:eastAsia="黑体"/>
+        </w:rPr>
         <w:t xml:space="preserve"> EMI </w:t>
       </w:r>
       <w:r>
         <w:rPr>
-          <w:rFonts w:hint="eastAsia"/>
+          <w:rFonts w:hint="eastAsia" w:eastAsia="黑体"/>
         </w:rPr>
         <w:t xml:space="preserve">滤波器需按最低频率设计。</w:t>
       </w:r>
@@ -3698,16 +4007,19 @@
       </w:pPr>
       <w:r>
         <w:rPr>
-          <w:rFonts w:hint="eastAsia"/>
+          <w:rFonts w:hint="eastAsia" w:eastAsia="黑体"/>
         </w:rPr>
         <w:t xml:space="preserve">谷底开通并非严格</w:t>
       </w:r>
       <w:r>
+        <w:rPr>
+          <w:rFonts w:eastAsia="黑体"/>
+        </w:rPr>
         <w:t xml:space="preserve"> </w:t>
       </w:r>
       <w:r>
         <w:rPr>
-          <w:rFonts w:hint="eastAsia"/>
+          <w:rFonts w:hint="eastAsia" w:eastAsia="黑体"/>
         </w:rPr>
         <w:t xml:space="preserve">ZVS，只是降低开通损耗，仍存在一定开关损耗。</w:t>
       </w:r>
@@ -3720,7 +4032,7 @@
       </w:pPr>
       <w:r>
         <w:rPr>
-          <w:rFonts w:hint="eastAsia"/>
+          <w:rFonts w:hint="eastAsia" w:eastAsia="黑体"/>
         </w:rPr>
         <w:t xml:space="preserve">参考资料</w:t>
       </w:r>
@@ -3734,15 +4046,21 @@
         </w:numPr>
       </w:pPr>
       <w:r>
+        <w:rPr>
+          <w:rFonts w:eastAsia="黑体"/>
+        </w:rPr>
         <w:t xml:space="preserve">Wikipedia: Flyback </w:t>
       </w:r>
       <w:r>
         <w:rPr>
-          <w:rFonts w:hint="eastAsia"/>
+          <w:rFonts w:hint="eastAsia" w:eastAsia="黑体"/>
         </w:rPr>
         <w:t xml:space="preserve">converter；Quasi-resonant</w:t>
       </w:r>
       <w:r>
+        <w:rPr>
+          <w:rFonts w:eastAsia="黑体"/>
+        </w:rPr>
         <w:t xml:space="preserve"> converter。</w:t>
       </w:r>
     </w:p>
@@ -3755,6 +4073,9 @@
         </w:numPr>
       </w:pPr>
       <w:r>
+        <w:rPr>
+          <w:rFonts w:eastAsia="黑体"/>
+        </w:rPr>
         <w:t xml:space="preserve">onsemi AN-4147《Analysis and Design of a Quasi-Resonant Flyback》。</w:t>
       </w:r>
     </w:p>
@@ -3767,20 +4088,26 @@
         </w:numPr>
       </w:pPr>
       <w:r>
+        <w:rPr>
+          <w:rFonts w:eastAsia="黑体"/>
+        </w:rPr>
         <w:t xml:space="preserve">TI </w:t>
       </w:r>
       <w:r>
         <w:rPr>
-          <w:rFonts w:hint="eastAsia"/>
+          <w:rFonts w:hint="eastAsia" w:eastAsia="黑体"/>
         </w:rPr>
         <w:t xml:space="preserve">应用笔记</w:t>
       </w:r>
       <w:r>
+        <w:rPr>
+          <w:rFonts w:eastAsia="黑体"/>
+        </w:rPr>
         <w:t xml:space="preserve"> </w:t>
       </w:r>
       <w:r>
         <w:rPr>
-          <w:rFonts w:hint="eastAsia"/>
+          <w:rFonts w:hint="eastAsia" w:eastAsia="黑体"/>
         </w:rPr>
         <w:t xml:space="preserve">SLUA808（有源钳位/准谐振反激）。</w:t>
       </w:r>
@@ -3794,11 +4121,11 @@
       </w:pPr>
       <w:r>
         <w:rPr>
-          <w:rFonts w:ascii="Times New Roman" w:hAnsi="Times New Roman"/>
+          <w:rFonts w:ascii="Times New Roman" w:hAnsi="Times New Roman" w:eastAsia="黑体"/>
           <w:color w:val="555555"/>
           <w:sz w:val="21"/>
         </w:rPr>
-        <w:t>材料收集者：杜文杰</w:t>
+        <w:t>材料收集者：杜文杰，WX手机：19519196569，QQ:3478827729</w:t>
       </w:r>
     </w:p>
     <w:sectPr>
@@ -3818,7 +4145,7 @@
 </file>
 
 <file path=word/footer1.xml><?xml version="1.0" encoding="utf-8"?>
-<w:ftr xmlns:m="http://schemas.openxmlformats.org/officeDocument/2006/math" xmlns:mc="http://schemas.openxmlformats.org/markup-compatibility/2006" xmlns:mo="http://schemas.microsoft.com/office/mac/office/2008/main" xmlns:mv="urn:schemas-microsoft-com:mac:vml" xmlns:o="urn:schemas-microsoft-com:office:office" xmlns:r="http://schemas.openxmlformats.org/officeDocument/2006/relationships" xmlns:v="urn:schemas-microsoft-com:vml" xmlns:w10="urn:schemas-microsoft-com:office:word" xmlns:w14="http://schemas.microsoft.com/office/word/2010/wordml" xmlns:w="http://schemas.openxmlformats.org/wordprocessingml/2006/main" xmlns:wne="http://schemas.microsoft.com/office/word/2006/wordml" xmlns:wp14="http://schemas.microsoft.com/office/word/2010/wordprocessingDrawing" xmlns:wp="http://schemas.openxmlformats.org/drawingml/2006/wordprocessingDrawing" xmlns:wpc="http://schemas.microsoft.com/office/word/2010/wordprocessingCanvas" xmlns:wpg="http://schemas.microsoft.com/office/word/2010/wordprocessingGroup" xmlns:wpi="http://schemas.microsoft.com/office/word/2010/wordprocessingInk" xmlns:wps="http://schemas.microsoft.com/office/word/2010/wordprocessingShape" mc:Ignorable="w14 wp14">
+<w:ftr xmlns:mc="http://schemas.openxmlformats.org/markup-compatibility/2006" xmlns:w="http://schemas.openxmlformats.org/wordprocessingml/2006/main" xmlns:m="http://schemas.openxmlformats.org/officeDocument/2006/math" xmlns:mo="http://schemas.microsoft.com/office/mac/office/2008/main" xmlns:mv="urn:schemas-microsoft-com:mac:vml" xmlns:o="urn:schemas-microsoft-com:office:office" xmlns:r="http://schemas.openxmlformats.org/officeDocument/2006/relationships" xmlns:v="urn:schemas-microsoft-com:vml" xmlns:w10="urn:schemas-microsoft-com:office:word" xmlns:w14="http://schemas.microsoft.com/office/word/2010/wordml" xmlns:wne="http://schemas.microsoft.com/office/word/2006/wordml" xmlns:wp14="http://schemas.microsoft.com/office/word/2010/wordprocessingDrawing" xmlns:wp="http://schemas.openxmlformats.org/drawingml/2006/wordprocessingDrawing" xmlns:wpc="http://schemas.microsoft.com/office/word/2010/wordprocessingCanvas" xmlns:wpg="http://schemas.microsoft.com/office/word/2010/wordprocessingGroup" xmlns:wpi="http://schemas.microsoft.com/office/word/2010/wordprocessingInk" xmlns:wps="http://schemas.microsoft.com/office/word/2010/wordprocessingShape" mc:Ignorable="w14 wp14">
   <w:p>
     <w:pPr>
       <w:pStyle w:val="Footer"/>
@@ -3826,12 +4153,14 @@
     </w:pPr>
     <w:r>
       <w:rPr>
+        <w:rFonts w:eastAsia="黑体"/>
         <w:sz w:val="18"/>
       </w:rPr>
       <w:t xml:space="preserve">第 </w:t>
     </w:r>
     <w:r>
       <w:rPr>
+        <w:rFonts w:eastAsia="黑体"/>
         <w:sz w:val="18"/>
       </w:rPr>
       <w:fldChar w:fldCharType="begin"/>
@@ -3840,6 +4169,7 @@
     </w:r>
     <w:r>
       <w:rPr>
+        <w:rFonts w:eastAsia="黑体"/>
         <w:sz w:val="18"/>
       </w:rPr>
       <w:t xml:space="preserve"> 页</w:t>
@@ -3853,6 +4183,9 @@
   <w:footnote w:type="continuationSeparator" w:id="0">
     <w:p>
       <w:r>
+        <w:rPr>
+          <w:rFonts w:eastAsia="黑体"/>
+        </w:rPr>
         <w:continuationSeparator/>
       </w:r>
     </w:p>
@@ -3860,6 +4193,9 @@
   <w:footnote w:type="separator" w:id="-1">
     <w:p>
       <w:r>
+        <w:rPr>
+          <w:rFonts w:eastAsia="黑体"/>
+        </w:rPr>
         <w:separator/>
       </w:r>
     </w:p>
@@ -3868,7 +4204,7 @@
 </file>
 
 <file path=word/header1.xml><?xml version="1.0" encoding="utf-8"?>
-<w:hdr xmlns:m="http://schemas.openxmlformats.org/officeDocument/2006/math" xmlns:mc="http://schemas.openxmlformats.org/markup-compatibility/2006" xmlns:mo="http://schemas.microsoft.com/office/mac/office/2008/main" xmlns:mv="urn:schemas-microsoft-com:mac:vml" xmlns:o="urn:schemas-microsoft-com:office:office" xmlns:r="http://schemas.openxmlformats.org/officeDocument/2006/relationships" xmlns:v="urn:schemas-microsoft-com:vml" xmlns:w10="urn:schemas-microsoft-com:office:word" xmlns:w14="http://schemas.microsoft.com/office/word/2010/wordml" xmlns:w="http://schemas.openxmlformats.org/wordprocessingml/2006/main" xmlns:wne="http://schemas.microsoft.com/office/word/2006/wordml" xmlns:wp14="http://schemas.microsoft.com/office/word/2010/wordprocessingDrawing" xmlns:wp="http://schemas.openxmlformats.org/drawingml/2006/wordprocessingDrawing" xmlns:wpc="http://schemas.microsoft.com/office/word/2010/wordprocessingCanvas" xmlns:wpg="http://schemas.microsoft.com/office/word/2010/wordprocessingGroup" xmlns:wpi="http://schemas.microsoft.com/office/word/2010/wordprocessingInk" xmlns:wps="http://schemas.microsoft.com/office/word/2010/wordprocessingShape" mc:Ignorable="w14 wp14">
+<w:hdr xmlns:mc="http://schemas.openxmlformats.org/markup-compatibility/2006" xmlns:w="http://schemas.openxmlformats.org/wordprocessingml/2006/main" xmlns:m="http://schemas.openxmlformats.org/officeDocument/2006/math" xmlns:mo="http://schemas.microsoft.com/office/mac/office/2008/main" xmlns:mv="urn:schemas-microsoft-com:mac:vml" xmlns:o="urn:schemas-microsoft-com:office:office" xmlns:r="http://schemas.openxmlformats.org/officeDocument/2006/relationships" xmlns:v="urn:schemas-microsoft-com:vml" xmlns:w10="urn:schemas-microsoft-com:office:word" xmlns:w14="http://schemas.microsoft.com/office/word/2010/wordml" xmlns:wne="http://schemas.microsoft.com/office/word/2006/wordml" xmlns:wp14="http://schemas.microsoft.com/office/word/2010/wordprocessingDrawing" xmlns:wp="http://schemas.openxmlformats.org/drawingml/2006/wordprocessingDrawing" xmlns:wpc="http://schemas.microsoft.com/office/word/2010/wordprocessingCanvas" xmlns:wpg="http://schemas.microsoft.com/office/word/2010/wordprocessingGroup" xmlns:wpi="http://schemas.microsoft.com/office/word/2010/wordprocessingInk" xmlns:wps="http://schemas.microsoft.com/office/word/2010/wordprocessingShape" mc:Ignorable="w14 wp14">
   <w:p>
     <w:pPr>
       <w:pStyle w:val="Header"/>
@@ -3876,7 +4212,7 @@
     </w:pPr>
     <w:r>
       <w:rPr>
-        <w:rFonts w:ascii="Times New Roman" w:hAnsi="Times New Roman"/>
+        <w:rFonts w:ascii="Times New Roman" w:hAnsi="Times New Roman" w:eastAsia="黑体"/>
         <w:sz w:val="18"/>
         <w:rFonts w:eastAsia="黑体"/>
         <w:rFonts w:eastAsia="黑体"/>
@@ -3888,7 +4224,7 @@
 </file>
 
 <file path=word/numbering.xml><?xml version="1.0" encoding="utf-8"?>
-<w:numbering xmlns:m="http://schemas.openxmlformats.org/officeDocument/2006/math" xmlns:mc="http://schemas.openxmlformats.org/markup-compatibility/2006" xmlns:mo="http://schemas.microsoft.com/office/mac/office/2008/main" xmlns:mv="urn:schemas-microsoft-com:mac:vml" xmlns:o="urn:schemas-microsoft-com:office:office" xmlns:r="http://schemas.openxmlformats.org/officeDocument/2006/relationships" xmlns:v="urn:schemas-microsoft-com:vml" xmlns:w="http://schemas.openxmlformats.org/wordprocessingml/2006/main" xmlns:w10="urn:schemas-microsoft-com:office:word" xmlns:w14="http://schemas.microsoft.com/office/word/2010/wordml" xmlns:wne="http://schemas.microsoft.com/office/word/2006/wordml" xmlns:wp="http://schemas.openxmlformats.org/drawingml/2006/wordprocessingDrawing" xmlns:wp14="http://schemas.microsoft.com/office/word/2010/wordprocessingDrawing" xmlns:wpc="http://schemas.microsoft.com/office/word/2010/wordprocessingCanvas" xmlns:wpg="http://schemas.microsoft.com/office/word/2010/wordprocessingGroup" xmlns:wpi="http://schemas.microsoft.com/office/word/2010/wordprocessingInk" xmlns:wps="http://schemas.microsoft.com/office/word/2010/wordprocessingShape" mc:Ignorable="w14 wp14">
+<w:numbering xmlns:mc="http://schemas.openxmlformats.org/markup-compatibility/2006" xmlns:w="http://schemas.openxmlformats.org/wordprocessingml/2006/main" xmlns:m="http://schemas.openxmlformats.org/officeDocument/2006/math" xmlns:mo="http://schemas.microsoft.com/office/mac/office/2008/main" xmlns:mv="urn:schemas-microsoft-com:mac:vml" xmlns:o="urn:schemas-microsoft-com:office:office" xmlns:r="http://schemas.openxmlformats.org/officeDocument/2006/relationships" xmlns:v="urn:schemas-microsoft-com:vml" xmlns:w10="urn:schemas-microsoft-com:office:word" xmlns:w14="http://schemas.microsoft.com/office/word/2010/wordml" xmlns:wne="http://schemas.microsoft.com/office/word/2006/wordml" xmlns:wp="http://schemas.openxmlformats.org/drawingml/2006/wordprocessingDrawing" xmlns:wp14="http://schemas.microsoft.com/office/word/2010/wordprocessingDrawing" xmlns:wpc="http://schemas.microsoft.com/office/word/2010/wordprocessingCanvas" xmlns:wpg="http://schemas.microsoft.com/office/word/2010/wordprocessingGroup" xmlns:wpi="http://schemas.microsoft.com/office/word/2010/wordprocessingInk" xmlns:wps="http://schemas.microsoft.com/office/word/2010/wordprocessingShape" mc:Ignorable="w14 wp14">
   <w:abstractNum w:abstractNumId="0">
     <w:nsid w:val="FFFFFF7C"/>
     <w:multiLevelType w:val="singleLevel"/>
@@ -3975,7 +4311,7 @@
         <w:ind w:hanging="360" w:left="1440"/>
       </w:pPr>
       <w:rPr>
-        <w:rFonts w:ascii="Symbol" w:hAnsi="Symbol" w:hint="default"/>
+        <w:rFonts w:ascii="Symbol" w:hAnsi="Symbol" w:hint="default" w:eastAsia="黑体"/>
       </w:rPr>
     </w:lvl>
   </w:abstractNum>
@@ -3996,7 +4332,7 @@
         <w:ind w:hanging="360" w:left="1080"/>
       </w:pPr>
       <w:rPr>
-        <w:rFonts w:ascii="Symbol" w:hAnsi="Symbol" w:hint="default"/>
+        <w:rFonts w:ascii="Symbol" w:hAnsi="Symbol" w:hint="default" w:eastAsia="黑体"/>
       </w:rPr>
     </w:lvl>
   </w:abstractNum>
@@ -4017,7 +4353,7 @@
         <w:ind w:hanging="360" w:left="720"/>
       </w:pPr>
       <w:rPr>
-        <w:rFonts w:ascii="Symbol" w:hAnsi="Symbol" w:hint="default"/>
+        <w:rFonts w:ascii="Symbol" w:hAnsi="Symbol" w:hint="default" w:eastAsia="黑体"/>
       </w:rPr>
     </w:lvl>
   </w:abstractNum>
@@ -4056,7 +4392,7 @@
         <w:ind w:hanging="360" w:left="360"/>
       </w:pPr>
       <w:rPr>
-        <w:rFonts w:ascii="Symbol" w:hAnsi="Symbol" w:hint="default"/>
+        <w:rFonts w:ascii="Symbol" w:hAnsi="Symbol" w:hint="default" w:eastAsia="黑体"/>
       </w:rPr>
     </w:lvl>
   </w:abstractNum>
@@ -4147,7 +4483,7 @@
         <w:ind w:left="720" w:hanging="360"/>
       </w:pPr>
       <w:rPr>
-        <w:rFonts w:ascii="Symbol" w:hAnsi="Symbol" w:cs="Symbol" w:hint="default"/>
+        <w:rFonts w:ascii="Symbol" w:hAnsi="Symbol" w:cs="Symbol" w:hint="default" w:eastAsia="黑体"/>
       </w:rPr>
     </w:lvl>
     <w:lvl w:ilvl="1">
@@ -4158,7 +4494,7 @@
         <w:ind w:left="1440" w:hanging="360"/>
       </w:pPr>
       <w:rPr>
-        <w:rFonts w:ascii="Courier New" w:hAnsi="Courier New" w:cs="Courier New" w:hint="default"/>
+        <w:rFonts w:ascii="Courier New" w:hAnsi="Courier New" w:cs="Courier New" w:hint="default" w:eastAsia="黑体"/>
       </w:rPr>
     </w:lvl>
     <w:lvl w:ilvl="2">
@@ -4169,7 +4505,7 @@
         <w:ind w:left="2160" w:hanging="360"/>
       </w:pPr>
       <w:rPr>
-        <w:rFonts w:ascii="Wingdings" w:hAnsi="Wingdings" w:cs="Wingdings" w:hint="default"/>
+        <w:rFonts w:ascii="Wingdings" w:hAnsi="Wingdings" w:cs="Wingdings" w:hint="default" w:eastAsia="黑体"/>
       </w:rPr>
     </w:lvl>
     <w:lvl w:ilvl="3">
@@ -4180,7 +4516,7 @@
         <w:ind w:left="2880" w:hanging="360"/>
       </w:pPr>
       <w:rPr>
-        <w:rFonts w:ascii="Symbol" w:hAnsi="Symbol" w:cs="Symbol" w:hint="default"/>
+        <w:rFonts w:ascii="Symbol" w:hAnsi="Symbol" w:cs="Symbol" w:hint="default" w:eastAsia="黑体"/>
       </w:rPr>
     </w:lvl>
     <w:lvl w:ilvl="4">
@@ -4191,7 +4527,7 @@
         <w:ind w:left="3600" w:hanging="360"/>
       </w:pPr>
       <w:rPr>
-        <w:rFonts w:ascii="Courier New" w:hAnsi="Courier New" w:cs="Courier New" w:hint="default"/>
+        <w:rFonts w:ascii="Courier New" w:hAnsi="Courier New" w:cs="Courier New" w:hint="default" w:eastAsia="黑体"/>
       </w:rPr>
     </w:lvl>
     <w:lvl w:ilvl="5">
@@ -4202,7 +4538,7 @@
         <w:ind w:left="4320" w:hanging="360"/>
       </w:pPr>
       <w:rPr>
-        <w:rFonts w:ascii="Wingdings" w:hAnsi="Wingdings" w:cs="Wingdings" w:hint="default"/>
+        <w:rFonts w:ascii="Wingdings" w:hAnsi="Wingdings" w:cs="Wingdings" w:hint="default" w:eastAsia="黑体"/>
       </w:rPr>
     </w:lvl>
     <w:lvl w:ilvl="6">
@@ -4213,7 +4549,7 @@
         <w:ind w:left="5040" w:hanging="360"/>
       </w:pPr>
       <w:rPr>
-        <w:rFonts w:ascii="Symbol" w:hAnsi="Symbol" w:cs="Symbol" w:hint="default"/>
+        <w:rFonts w:ascii="Symbol" w:hAnsi="Symbol" w:cs="Symbol" w:hint="default" w:eastAsia="黑体"/>
       </w:rPr>
     </w:lvl>
     <w:lvl w:ilvl="7">
@@ -4224,7 +4560,7 @@
         <w:ind w:left="5760" w:hanging="360"/>
       </w:pPr>
       <w:rPr>
-        <w:rFonts w:ascii="Courier New" w:hAnsi="Courier New" w:cs="Courier New" w:hint="default"/>
+        <w:rFonts w:ascii="Courier New" w:hAnsi="Courier New" w:cs="Courier New" w:hint="default" w:eastAsia="黑体"/>
       </w:rPr>
     </w:lvl>
     <w:lvl w:ilvl="8">
@@ -4235,7 +4571,7 @@
         <w:ind w:left="6480" w:hanging="360"/>
       </w:pPr>
       <w:rPr>
-        <w:rFonts w:ascii="Wingdings" w:hAnsi="Wingdings" w:cs="Wingdings" w:hint="default"/>
+        <w:rFonts w:ascii="Wingdings" w:hAnsi="Wingdings" w:cs="Wingdings" w:hint="default" w:eastAsia="黑体"/>
       </w:rPr>
     </w:lvl>
   </w:abstractNum>
@@ -4294,11 +4630,11 @@
 </file>
 
 <file path=word/styles.xml><?xml version="1.0" encoding="utf-8"?>
-<w:styles xmlns:mc="http://schemas.openxmlformats.org/markup-compatibility/2006" xmlns:r="http://schemas.openxmlformats.org/officeDocument/2006/relationships" xmlns:w="http://schemas.openxmlformats.org/wordprocessingml/2006/main" xmlns:w14="http://schemas.microsoft.com/office/word/2010/wordml" mc:Ignorable="w14">
+<w:styles xmlns:mc="http://schemas.openxmlformats.org/markup-compatibility/2006" xmlns:w="http://schemas.openxmlformats.org/wordprocessingml/2006/main" xmlns:r="http://schemas.openxmlformats.org/officeDocument/2006/relationships" xmlns:w14="http://schemas.microsoft.com/office/word/2010/wordml" mc:Ignorable="w14">
   <w:docDefaults>
     <w:rPrDefault>
       <w:rPr>
-        <w:rFonts w:asciiTheme="minorHAnsi" w:cstheme="minorBidi" w:eastAsiaTheme="minorEastAsia" w:hAnsiTheme="minorHAnsi"/>
+        <w:rFonts w:asciiTheme="minorHAnsi" w:cstheme="minorBidi" w:hAnsiTheme="minorHAnsi" w:eastAsia="黑体"/>
         <w:sz w:val="22"/>
         <w:szCs w:val="22"/>
         <w:lang w:bidi="ar-SA" w:eastAsia="en-US" w:val="en-US"/>
@@ -4520,7 +4856,7 @@
       <w:outlineLvl w:val="0"/>
     </w:pPr>
     <w:rPr>
-      <w:rFonts w:ascii="Times New Roman" w:asciiTheme="majorHAnsi" w:cstheme="majorBidi" w:eastAsia="黑体" w:eastAsiaTheme="majorEastAsia" w:hAnsi="Times New Roman" w:hAnsiTheme="majorHAnsi"/>
+      <w:rFonts w:ascii="Times New Roman" w:asciiTheme="majorHAnsi" w:cstheme="majorBidi" w:eastAsia="黑体" w:hAnsi="Times New Roman" w:hAnsiTheme="majorHAnsi"/>
       <w:b/>
       <w:bCs/>
       <w:color w:val="1F3864"/>
@@ -4544,7 +4880,7 @@
       <w:outlineLvl w:val="1"/>
     </w:pPr>
     <w:rPr>
-      <w:rFonts w:ascii="Times New Roman" w:asciiTheme="majorHAnsi" w:cstheme="majorBidi" w:eastAsia="黑体" w:eastAsiaTheme="majorEastAsia" w:hAnsi="Times New Roman" w:hAnsiTheme="majorHAnsi"/>
+      <w:rFonts w:ascii="Times New Roman" w:asciiTheme="majorHAnsi" w:cstheme="majorBidi" w:eastAsia="黑体" w:hAnsi="Times New Roman" w:hAnsiTheme="majorHAnsi"/>
       <w:b/>
       <w:bCs/>
       <w:color w:val="2E4E7E"/>
@@ -4568,7 +4904,7 @@
       <w:outlineLvl w:val="2"/>
     </w:pPr>
     <w:rPr>
-      <w:rFonts w:ascii="Times New Roman" w:asciiTheme="majorHAnsi" w:cstheme="majorBidi" w:eastAsia="黑体" w:eastAsiaTheme="majorEastAsia" w:hAnsi="Times New Roman" w:hAnsiTheme="majorHAnsi"/>
+      <w:rFonts w:ascii="Times New Roman" w:asciiTheme="majorHAnsi" w:cstheme="majorBidi" w:eastAsia="黑体" w:hAnsi="Times New Roman" w:hAnsiTheme="majorHAnsi"/>
       <w:b/>
       <w:bCs/>
       <w:color w:val="2E4E7E"/>
@@ -4592,7 +4928,7 @@
       <w:outlineLvl w:val="3"/>
     </w:pPr>
     <w:rPr>
-      <w:rFonts w:ascii="Times New Roman" w:asciiTheme="majorHAnsi" w:cstheme="majorBidi" w:eastAsia="黑体" w:eastAsiaTheme="majorEastAsia" w:hAnsi="Times New Roman" w:hAnsiTheme="majorHAnsi"/>
+      <w:rFonts w:ascii="Times New Roman" w:asciiTheme="majorHAnsi" w:cstheme="majorBidi" w:eastAsia="黑体" w:hAnsi="Times New Roman" w:hAnsiTheme="majorHAnsi"/>
       <w:b/>
       <w:bCs/>
       <w:i/>
@@ -4618,7 +4954,7 @@
       <w:outlineLvl w:val="4"/>
     </w:pPr>
     <w:rPr>
-      <w:rFonts w:ascii="Times New Roman" w:asciiTheme="majorHAnsi" w:cstheme="majorBidi" w:eastAsia="黑体" w:eastAsiaTheme="majorEastAsia" w:hAnsi="Times New Roman" w:hAnsiTheme="majorHAnsi"/>
+      <w:rFonts w:ascii="Times New Roman" w:asciiTheme="majorHAnsi" w:cstheme="majorBidi" w:eastAsia="黑体" w:hAnsi="Times New Roman" w:hAnsiTheme="majorHAnsi"/>
       <w:b/>
       <w:color w:val="333333"/>
       <w:sz w:val="22"/>
@@ -4641,7 +4977,7 @@
       <w:outlineLvl w:val="5"/>
     </w:pPr>
     <w:rPr>
-      <w:rFonts w:asciiTheme="majorHAnsi" w:cstheme="majorBidi" w:eastAsiaTheme="majorEastAsia" w:hAnsiTheme="majorHAnsi"/>
+      <w:rFonts w:asciiTheme="majorHAnsi" w:cstheme="majorBidi" w:hAnsiTheme="majorHAnsi" w:eastAsia="黑体"/>
       <w:i/>
       <w:iCs/>
       <w:color w:themeColor="accent1" w:themeShade="7F" w:val="243F60"/>
@@ -4664,7 +5000,7 @@
       <w:outlineLvl w:val="6"/>
     </w:pPr>
     <w:rPr>
-      <w:rFonts w:asciiTheme="majorHAnsi" w:cstheme="majorBidi" w:eastAsiaTheme="majorEastAsia" w:hAnsiTheme="majorHAnsi"/>
+      <w:rFonts w:asciiTheme="majorHAnsi" w:cstheme="majorBidi" w:hAnsiTheme="majorHAnsi" w:eastAsia="黑体"/>
       <w:i/>
       <w:iCs/>
       <w:color w:themeColor="text1" w:themeTint="BF" w:val="404040"/>
@@ -4687,7 +5023,7 @@
       <w:outlineLvl w:val="7"/>
     </w:pPr>
     <w:rPr>
-      <w:rFonts w:asciiTheme="majorHAnsi" w:cstheme="majorBidi" w:eastAsiaTheme="majorEastAsia" w:hAnsiTheme="majorHAnsi"/>
+      <w:rFonts w:asciiTheme="majorHAnsi" w:cstheme="majorBidi" w:hAnsiTheme="majorHAnsi" w:eastAsia="黑体"/>
       <w:color w:themeColor="accent1" w:val="4F81BD"/>
       <w:sz w:val="20"/>
       <w:szCs w:val="20"/>
@@ -4710,7 +5046,7 @@
       <w:outlineLvl w:val="8"/>
     </w:pPr>
     <w:rPr>
-      <w:rFonts w:asciiTheme="majorHAnsi" w:cstheme="majorBidi" w:eastAsiaTheme="majorEastAsia" w:hAnsiTheme="majorHAnsi"/>
+      <w:rFonts w:asciiTheme="majorHAnsi" w:cstheme="majorBidi" w:hAnsiTheme="majorHAnsi" w:eastAsia="黑体"/>
       <w:i/>
       <w:iCs/>
       <w:color w:themeColor="text1" w:themeTint="BF" w:val="404040"/>
@@ -4761,7 +5097,7 @@
     <w:uiPriority w:val="9"/>
     <w:rsid w:val="00FC693F"/>
     <w:rPr>
-      <w:rFonts w:asciiTheme="majorHAnsi" w:cstheme="majorBidi" w:eastAsiaTheme="majorEastAsia" w:hAnsiTheme="majorHAnsi"/>
+      <w:rFonts w:asciiTheme="majorHAnsi" w:cstheme="majorBidi" w:hAnsiTheme="majorHAnsi" w:eastAsia="黑体"/>
       <w:b/>
       <w:bCs/>
       <w:color w:themeColor="accent1" w:themeShade="BF" w:val="365F91"/>
@@ -4776,7 +5112,7 @@
     <w:uiPriority w:val="9"/>
     <w:rsid w:val="00FC693F"/>
     <w:rPr>
-      <w:rFonts w:asciiTheme="majorHAnsi" w:cstheme="majorBidi" w:eastAsiaTheme="majorEastAsia" w:hAnsiTheme="majorHAnsi"/>
+      <w:rFonts w:asciiTheme="majorHAnsi" w:cstheme="majorBidi" w:hAnsiTheme="majorHAnsi" w:eastAsia="黑体"/>
       <w:b/>
       <w:bCs/>
       <w:color w:themeColor="accent1" w:val="4F81BD"/>
@@ -4791,7 +5127,7 @@
     <w:uiPriority w:val="9"/>
     <w:rsid w:val="00FC693F"/>
     <w:rPr>
-      <w:rFonts w:asciiTheme="majorHAnsi" w:cstheme="majorBidi" w:eastAsiaTheme="majorEastAsia" w:hAnsiTheme="majorHAnsi"/>
+      <w:rFonts w:asciiTheme="majorHAnsi" w:cstheme="majorBidi" w:hAnsiTheme="majorHAnsi" w:eastAsia="黑体"/>
       <w:b/>
       <w:bCs/>
       <w:color w:themeColor="accent1" w:val="4F81BD"/>
@@ -4814,7 +5150,7 @@
       <w:contextualSpacing/>
     </w:pPr>
     <w:rPr>
-      <w:rFonts w:ascii="Times New Roman" w:asciiTheme="majorHAnsi" w:cstheme="majorBidi" w:eastAsia="黑体" w:eastAsiaTheme="majorEastAsia" w:hAnsi="Times New Roman" w:hAnsiTheme="majorHAnsi"/>
+      <w:rFonts w:ascii="Times New Roman" w:asciiTheme="majorHAnsi" w:cstheme="majorBidi" w:eastAsia="黑体" w:hAnsi="Times New Roman" w:hAnsiTheme="majorHAnsi"/>
       <w:b/>
       <w:color w:val="1F3864"/>
       <w:spacing w:val="5"/>
@@ -4830,7 +5166,7 @@
     <w:uiPriority w:val="10"/>
     <w:rsid w:val="00FC693F"/>
     <w:rPr>
-      <w:rFonts w:asciiTheme="majorHAnsi" w:cstheme="majorBidi" w:eastAsiaTheme="majorEastAsia" w:hAnsiTheme="majorHAnsi"/>
+      <w:rFonts w:asciiTheme="majorHAnsi" w:cstheme="majorBidi" w:hAnsiTheme="majorHAnsi" w:eastAsia="黑体"/>
       <w:color w:themeColor="text2" w:themeShade="BF" w:val="17365D"/>
       <w:spacing w:val="5"/>
       <w:kern w:val="28"/>
@@ -4852,7 +5188,7 @@
       </w:numPr>
     </w:pPr>
     <w:rPr>
-      <w:rFonts w:asciiTheme="majorHAnsi" w:cstheme="majorBidi" w:eastAsiaTheme="majorEastAsia" w:hAnsiTheme="majorHAnsi"/>
+      <w:rFonts w:asciiTheme="majorHAnsi" w:cstheme="majorBidi" w:hAnsiTheme="majorHAnsi" w:eastAsia="黑体"/>
       <w:i/>
       <w:iCs/>
       <w:color w:themeColor="accent1" w:val="4F81BD"/>
@@ -4868,7 +5204,7 @@
     <w:uiPriority w:val="11"/>
     <w:rsid w:val="00FC693F"/>
     <w:rPr>
-      <w:rFonts w:asciiTheme="majorHAnsi" w:cstheme="majorBidi" w:eastAsiaTheme="majorEastAsia" w:hAnsiTheme="majorHAnsi"/>
+      <w:rFonts w:asciiTheme="majorHAnsi" w:cstheme="majorBidi" w:hAnsiTheme="majorHAnsi" w:eastAsia="黑体"/>
       <w:i/>
       <w:iCs/>
       <w:color w:themeColor="accent1" w:val="4F81BD"/>
@@ -4935,6 +5271,7 @@
       <w:spacing w:after="120"/>
     </w:pPr>
     <w:rPr>
+      <w:rFonts w:eastAsia="黑体"/>
       <w:sz w:val="16"/>
       <w:szCs w:val="16"/>
     </w:rPr>
@@ -4946,6 +5283,7 @@
     <w:uiPriority w:val="99"/>
     <w:rsid w:val="00AA1D8D"/>
     <w:rPr>
+      <w:rFonts w:eastAsia="黑体"/>
       <w:sz w:val="16"/>
       <w:szCs w:val="16"/>
     </w:rPr>
@@ -5115,7 +5453,7 @@
       </w:tabs>
     </w:pPr>
     <w:rPr>
-      <w:rFonts w:ascii="Courier" w:hAnsi="Courier"/>
+      <w:rFonts w:ascii="Courier" w:hAnsi="Courier" w:eastAsia="黑体"/>
       <w:sz w:val="20"/>
       <w:szCs w:val="20"/>
     </w:rPr>
@@ -5127,7 +5465,7 @@
     <w:uiPriority w:val="99"/>
     <w:rsid w:val="0029639D"/>
     <w:rPr>
-      <w:rFonts w:ascii="Courier" w:hAnsi="Courier"/>
+      <w:rFonts w:ascii="Courier" w:hAnsi="Courier" w:eastAsia="黑体"/>
       <w:sz w:val="20"/>
       <w:szCs w:val="20"/>
     </w:rPr>
@@ -5163,6 +5501,7 @@
     <w:uiPriority w:val="29"/>
     <w:rsid w:val="00FC693F"/>
     <w:rPr>
+      <w:rFonts w:eastAsia="黑体"/>
       <w:i/>
       <w:iCs/>
       <w:color w:themeColor="text1" w:val="000000"/>
@@ -5176,7 +5515,7 @@
     <w:semiHidden/>
     <w:rsid w:val="00FC693F"/>
     <w:rPr>
-      <w:rFonts w:asciiTheme="majorHAnsi" w:cstheme="majorBidi" w:eastAsiaTheme="majorEastAsia" w:hAnsiTheme="majorHAnsi"/>
+      <w:rFonts w:asciiTheme="majorHAnsi" w:cstheme="majorBidi" w:hAnsiTheme="majorHAnsi" w:eastAsia="黑体"/>
       <w:b/>
       <w:bCs/>
       <w:i/>
@@ -5192,7 +5531,7 @@
     <w:semiHidden/>
     <w:rsid w:val="00FC693F"/>
     <w:rPr>
-      <w:rFonts w:asciiTheme="majorHAnsi" w:cstheme="majorBidi" w:eastAsiaTheme="majorEastAsia" w:hAnsiTheme="majorHAnsi"/>
+      <w:rFonts w:asciiTheme="majorHAnsi" w:cstheme="majorBidi" w:hAnsiTheme="majorHAnsi" w:eastAsia="黑体"/>
       <w:color w:themeColor="accent1" w:themeShade="7F" w:val="243F60"/>
     </w:rPr>
   </w:style>
@@ -5204,7 +5543,7 @@
     <w:semiHidden/>
     <w:rsid w:val="00FC693F"/>
     <w:rPr>
-      <w:rFonts w:asciiTheme="majorHAnsi" w:cstheme="majorBidi" w:eastAsiaTheme="majorEastAsia" w:hAnsiTheme="majorHAnsi"/>
+      <w:rFonts w:asciiTheme="majorHAnsi" w:cstheme="majorBidi" w:hAnsiTheme="majorHAnsi" w:eastAsia="黑体"/>
       <w:i/>
       <w:iCs/>
       <w:color w:themeColor="accent1" w:themeShade="7F" w:val="243F60"/>
@@ -5218,7 +5557,7 @@
     <w:semiHidden/>
     <w:rsid w:val="00FC693F"/>
     <w:rPr>
-      <w:rFonts w:asciiTheme="majorHAnsi" w:cstheme="majorBidi" w:eastAsiaTheme="majorEastAsia" w:hAnsiTheme="majorHAnsi"/>
+      <w:rFonts w:asciiTheme="majorHAnsi" w:cstheme="majorBidi" w:hAnsiTheme="majorHAnsi" w:eastAsia="黑体"/>
       <w:i/>
       <w:iCs/>
       <w:color w:themeColor="text1" w:themeTint="BF" w:val="404040"/>
@@ -5232,7 +5571,7 @@
     <w:semiHidden/>
     <w:rsid w:val="00FC693F"/>
     <w:rPr>
-      <w:rFonts w:asciiTheme="majorHAnsi" w:cstheme="majorBidi" w:eastAsiaTheme="majorEastAsia" w:hAnsiTheme="majorHAnsi"/>
+      <w:rFonts w:asciiTheme="majorHAnsi" w:cstheme="majorBidi" w:hAnsiTheme="majorHAnsi" w:eastAsia="黑体"/>
       <w:color w:themeColor="accent1" w:val="4F81BD"/>
       <w:sz w:val="20"/>
       <w:szCs w:val="20"/>
@@ -5246,7 +5585,7 @@
     <w:semiHidden/>
     <w:rsid w:val="00FC693F"/>
     <w:rPr>
-      <w:rFonts w:asciiTheme="majorHAnsi" w:cstheme="majorBidi" w:eastAsiaTheme="majorEastAsia" w:hAnsiTheme="majorHAnsi"/>
+      <w:rFonts w:asciiTheme="majorHAnsi" w:cstheme="majorBidi" w:hAnsiTheme="majorHAnsi" w:eastAsia="黑体"/>
       <w:i/>
       <w:iCs/>
       <w:color w:themeColor="text1" w:themeTint="BF" w:val="404040"/>
@@ -5267,6 +5606,7 @@
       <w:spacing w:line="240" w:lineRule="auto"/>
     </w:pPr>
     <w:rPr>
+      <w:rFonts w:eastAsia="黑体"/>
       <w:b/>
       <w:bCs/>
       <w:color w:themeColor="accent1" w:val="4F81BD"/>
@@ -5281,6 +5621,7 @@
     <w:qFormat/>
     <w:rsid w:val="00FC693F"/>
     <w:rPr>
+      <w:rFonts w:eastAsia="黑体"/>
       <w:b/>
       <w:bCs/>
     </w:rPr>
@@ -5292,6 +5633,7 @@
     <w:qFormat/>
     <w:rsid w:val="00FC693F"/>
     <w:rPr>
+      <w:rFonts w:eastAsia="黑体"/>
       <w:i/>
       <w:iCs/>
     </w:rPr>
@@ -5312,6 +5654,7 @@
       <w:ind w:left="936" w:right="936"/>
     </w:pPr>
     <w:rPr>
+      <w:rFonts w:eastAsia="黑体"/>
       <w:b/>
       <w:bCs/>
       <w:i/>
@@ -5326,6 +5669,7 @@
     <w:uiPriority w:val="30"/>
     <w:rsid w:val="00FC693F"/>
     <w:rPr>
+      <w:rFonts w:eastAsia="黑体"/>
       <w:b/>
       <w:bCs/>
       <w:i/>
@@ -5340,6 +5684,7 @@
     <w:qFormat/>
     <w:rsid w:val="00FC693F"/>
     <w:rPr>
+      <w:rFonts w:eastAsia="黑体"/>
       <w:i/>
       <w:iCs/>
       <w:color w:themeColor="text1" w:themeTint="7F" w:val="808080"/>
@@ -5352,6 +5697,7 @@
     <w:qFormat/>
     <w:rsid w:val="00FC693F"/>
     <w:rPr>
+      <w:rFonts w:eastAsia="黑体"/>
       <w:b/>
       <w:bCs/>
       <w:i/>
@@ -5366,6 +5712,7 @@
     <w:qFormat/>
     <w:rsid w:val="00FC693F"/>
     <w:rPr>
+      <w:rFonts w:eastAsia="黑体"/>
       <w:smallCaps/>
       <w:color w:themeColor="accent2" w:val="C0504D"/>
       <w:u w:val="single"/>
@@ -5378,6 +5725,7 @@
     <w:qFormat/>
     <w:rsid w:val="00FC693F"/>
     <w:rPr>
+      <w:rFonts w:eastAsia="黑体"/>
       <w:b/>
       <w:bCs/>
       <w:smallCaps/>
@@ -5393,6 +5741,7 @@
     <w:qFormat/>
     <w:rsid w:val="00FC693F"/>
     <w:rPr>
+      <w:rFonts w:eastAsia="黑体"/>
       <w:b/>
       <w:bCs/>
       <w:smallCaps/>
@@ -5447,6 +5796,7 @@
       <w:spacing w:after="0" w:line="240" w:lineRule="auto"/>
     </w:pPr>
     <w:rPr>
+      <w:rFonts w:eastAsia="黑体"/>
       <w:color w:themeColor="text1" w:themeShade="BF" w:val="000000"/>
     </w:rPr>
     <w:tblPr>
@@ -5469,6 +5819,7 @@
         <w:spacing w:after="0" w:before="0" w:line="240" w:lineRule="auto"/>
       </w:pPr>
       <w:rPr>
+        <w:rFonts w:eastAsia="黑体"/>
         <w:b/>
         <w:bCs/>
       </w:rPr>
@@ -5489,6 +5840,7 @@
         <w:spacing w:after="0" w:before="0" w:line="240" w:lineRule="auto"/>
       </w:pPr>
       <w:rPr>
+        <w:rFonts w:eastAsia="黑体"/>
         <w:b/>
         <w:bCs/>
       </w:rPr>
@@ -5506,12 +5858,14 @@
     </w:tblStylePr>
     <w:tblStylePr w:type="firstCol">
       <w:rPr>
+        <w:rFonts w:eastAsia="黑体"/>
         <w:b/>
         <w:bCs/>
       </w:rPr>
     </w:tblStylePr>
     <w:tblStylePr w:type="lastCol">
       <w:rPr>
+        <w:rFonts w:eastAsia="黑体"/>
         <w:b/>
         <w:bCs/>
       </w:rPr>
@@ -5550,6 +5904,7 @@
       <w:spacing w:after="0" w:line="240" w:lineRule="auto"/>
     </w:pPr>
     <w:rPr>
+      <w:rFonts w:eastAsia="黑体"/>
       <w:color w:themeColor="accent1" w:themeShade="BF" w:val="365F91"/>
     </w:rPr>
     <w:tblPr>
@@ -5572,6 +5927,7 @@
         <w:spacing w:after="0" w:before="0" w:line="240" w:lineRule="auto"/>
       </w:pPr>
       <w:rPr>
+        <w:rFonts w:eastAsia="黑体"/>
         <w:b/>
         <w:bCs/>
       </w:rPr>
@@ -5592,6 +5948,7 @@
         <w:spacing w:after="0" w:before="0" w:line="240" w:lineRule="auto"/>
       </w:pPr>
       <w:rPr>
+        <w:rFonts w:eastAsia="黑体"/>
         <w:b/>
         <w:bCs/>
       </w:rPr>
@@ -5609,12 +5966,14 @@
     </w:tblStylePr>
     <w:tblStylePr w:type="firstCol">
       <w:rPr>
+        <w:rFonts w:eastAsia="黑体"/>
         <w:b/>
         <w:bCs/>
       </w:rPr>
     </w:tblStylePr>
     <w:tblStylePr w:type="lastCol">
       <w:rPr>
+        <w:rFonts w:eastAsia="黑体"/>
         <w:b/>
         <w:bCs/>
       </w:rPr>
@@ -5653,6 +6012,7 @@
       <w:spacing w:after="0" w:line="240" w:lineRule="auto"/>
     </w:pPr>
     <w:rPr>
+      <w:rFonts w:eastAsia="黑体"/>
       <w:color w:themeColor="accent2" w:themeShade="BF" w:val="943634"/>
     </w:rPr>
     <w:tblPr>
@@ -5675,6 +6035,7 @@
         <w:spacing w:after="0" w:before="0" w:line="240" w:lineRule="auto"/>
       </w:pPr>
       <w:rPr>
+        <w:rFonts w:eastAsia="黑体"/>
         <w:b/>
         <w:bCs/>
       </w:rPr>
@@ -5695,6 +6056,7 @@
         <w:spacing w:after="0" w:before="0" w:line="240" w:lineRule="auto"/>
       </w:pPr>
       <w:rPr>
+        <w:rFonts w:eastAsia="黑体"/>
         <w:b/>
         <w:bCs/>
       </w:rPr>
@@ -5712,12 +6074,14 @@
     </w:tblStylePr>
     <w:tblStylePr w:type="firstCol">
       <w:rPr>
+        <w:rFonts w:eastAsia="黑体"/>
         <w:b/>
         <w:bCs/>
       </w:rPr>
     </w:tblStylePr>
     <w:tblStylePr w:type="lastCol">
       <w:rPr>
+        <w:rFonts w:eastAsia="黑体"/>
         <w:b/>
         <w:bCs/>
       </w:rPr>
@@ -5756,6 +6120,7 @@
       <w:spacing w:after="0" w:line="240" w:lineRule="auto"/>
     </w:pPr>
     <w:rPr>
+      <w:rFonts w:eastAsia="黑体"/>
       <w:color w:themeColor="accent3" w:themeShade="BF" w:val="76923C"/>
     </w:rPr>
     <w:tblPr>
@@ -5778,6 +6143,7 @@
         <w:spacing w:after="0" w:before="0" w:line="240" w:lineRule="auto"/>
       </w:pPr>
       <w:rPr>
+        <w:rFonts w:eastAsia="黑体"/>
         <w:b/>
         <w:bCs/>
       </w:rPr>
@@ -5798,6 +6164,7 @@
         <w:spacing w:after="0" w:before="0" w:line="240" w:lineRule="auto"/>
       </w:pPr>
       <w:rPr>
+        <w:rFonts w:eastAsia="黑体"/>
         <w:b/>
         <w:bCs/>
       </w:rPr>
@@ -5815,12 +6182,14 @@
     </w:tblStylePr>
     <w:tblStylePr w:type="firstCol">
       <w:rPr>
+        <w:rFonts w:eastAsia="黑体"/>
         <w:b/>
         <w:bCs/>
       </w:rPr>
     </w:tblStylePr>
     <w:tblStylePr w:type="lastCol">
       <w:rPr>
+        <w:rFonts w:eastAsia="黑体"/>
         <w:b/>
         <w:bCs/>
       </w:rPr>
@@ -5859,6 +6228,7 @@
       <w:spacing w:after="0" w:line="240" w:lineRule="auto"/>
     </w:pPr>
     <w:rPr>
+      <w:rFonts w:eastAsia="黑体"/>
       <w:color w:themeColor="accent4" w:themeShade="BF" w:val="5F497A"/>
     </w:rPr>
     <w:tblPr>
@@ -5881,6 +6251,7 @@
         <w:spacing w:after="0" w:before="0" w:line="240" w:lineRule="auto"/>
       </w:pPr>
       <w:rPr>
+        <w:rFonts w:eastAsia="黑体"/>
         <w:b/>
         <w:bCs/>
       </w:rPr>
@@ -5901,6 +6272,7 @@
         <w:spacing w:after="0" w:before="0" w:line="240" w:lineRule="auto"/>
       </w:pPr>
       <w:rPr>
+        <w:rFonts w:eastAsia="黑体"/>
         <w:b/>
         <w:bCs/>
       </w:rPr>
@@ -5918,12 +6290,14 @@
     </w:tblStylePr>
     <w:tblStylePr w:type="firstCol">
       <w:rPr>
+        <w:rFonts w:eastAsia="黑体"/>
         <w:b/>
         <w:bCs/>
       </w:rPr>
     </w:tblStylePr>
     <w:tblStylePr w:type="lastCol">
       <w:rPr>
+        <w:rFonts w:eastAsia="黑体"/>
         <w:b/>
         <w:bCs/>
       </w:rPr>
@@ -5962,6 +6336,7 @@
       <w:spacing w:after="0" w:line="240" w:lineRule="auto"/>
     </w:pPr>
     <w:rPr>
+      <w:rFonts w:eastAsia="黑体"/>
       <w:color w:themeColor="accent5" w:themeShade="BF" w:val="31849B"/>
     </w:rPr>
     <w:tblPr>
@@ -5984,6 +6359,7 @@
         <w:spacing w:after="0" w:before="0" w:line="240" w:lineRule="auto"/>
       </w:pPr>
       <w:rPr>
+        <w:rFonts w:eastAsia="黑体"/>
         <w:b/>
         <w:bCs/>
       </w:rPr>
@@ -6004,6 +6380,7 @@
         <w:spacing w:after="0" w:before="0" w:line="240" w:lineRule="auto"/>
       </w:pPr>
       <w:rPr>
+        <w:rFonts w:eastAsia="黑体"/>
         <w:b/>
         <w:bCs/>
       </w:rPr>
@@ -6021,12 +6398,14 @@
     </w:tblStylePr>
     <w:tblStylePr w:type="firstCol">
       <w:rPr>
+        <w:rFonts w:eastAsia="黑体"/>
         <w:b/>
         <w:bCs/>
       </w:rPr>
     </w:tblStylePr>
     <w:tblStylePr w:type="lastCol">
       <w:rPr>
+        <w:rFonts w:eastAsia="黑体"/>
         <w:b/>
         <w:bCs/>
       </w:rPr>
@@ -6065,6 +6444,7 @@
       <w:spacing w:after="0" w:line="240" w:lineRule="auto"/>
     </w:pPr>
     <w:rPr>
+      <w:rFonts w:eastAsia="黑体"/>
       <w:color w:themeColor="accent6" w:themeShade="BF" w:val="E36C0A"/>
     </w:rPr>
     <w:tblPr>
@@ -6087,6 +6467,7 @@
         <w:spacing w:after="0" w:before="0" w:line="240" w:lineRule="auto"/>
       </w:pPr>
       <w:rPr>
+        <w:rFonts w:eastAsia="黑体"/>
         <w:b/>
         <w:bCs/>
       </w:rPr>
@@ -6107,6 +6488,7 @@
         <w:spacing w:after="0" w:before="0" w:line="240" w:lineRule="auto"/>
       </w:pPr>
       <w:rPr>
+        <w:rFonts w:eastAsia="黑体"/>
         <w:b/>
         <w:bCs/>
       </w:rPr>
@@ -6124,12 +6506,14 @@
     </w:tblStylePr>
     <w:tblStylePr w:type="firstCol">
       <w:rPr>
+        <w:rFonts w:eastAsia="黑体"/>
         <w:b/>
         <w:bCs/>
       </w:rPr>
     </w:tblStylePr>
     <w:tblStylePr w:type="lastCol">
       <w:rPr>
+        <w:rFonts w:eastAsia="黑体"/>
         <w:b/>
         <w:bCs/>
       </w:rPr>
@@ -6189,6 +6573,7 @@
         <w:spacing w:after="0" w:before="0" w:line="240" w:lineRule="auto"/>
       </w:pPr>
       <w:rPr>
+        <w:rFonts w:eastAsia="黑体"/>
         <w:b/>
         <w:bCs/>
         <w:color w:themeColor="background1" w:val="FFFFFF"/>
@@ -6203,6 +6588,7 @@
         <w:spacing w:after="0" w:before="0" w:line="240" w:lineRule="auto"/>
       </w:pPr>
       <w:rPr>
+        <w:rFonts w:eastAsia="黑体"/>
         <w:b/>
         <w:bCs/>
       </w:rPr>
@@ -6218,12 +6604,14 @@
     </w:tblStylePr>
     <w:tblStylePr w:type="firstCol">
       <w:rPr>
+        <w:rFonts w:eastAsia="黑体"/>
         <w:b/>
         <w:bCs/>
       </w:rPr>
     </w:tblStylePr>
     <w:tblStylePr w:type="lastCol">
       <w:rPr>
+        <w:rFonts w:eastAsia="黑体"/>
         <w:b/>
         <w:bCs/>
       </w:rPr>
@@ -6281,6 +6669,7 @@
         <w:spacing w:after="0" w:before="0" w:line="240" w:lineRule="auto"/>
       </w:pPr>
       <w:rPr>
+        <w:rFonts w:eastAsia="黑体"/>
         <w:b/>
         <w:bCs/>
         <w:color w:themeColor="background1" w:val="FFFFFF"/>
@@ -6295,6 +6684,7 @@
         <w:spacing w:after="0" w:before="0" w:line="240" w:lineRule="auto"/>
       </w:pPr>
       <w:rPr>
+        <w:rFonts w:eastAsia="黑体"/>
         <w:b/>
         <w:bCs/>
       </w:rPr>
@@ -6310,12 +6700,14 @@
     </w:tblStylePr>
     <w:tblStylePr w:type="firstCol">
       <w:rPr>
+        <w:rFonts w:eastAsia="黑体"/>
         <w:b/>
         <w:bCs/>
       </w:rPr>
     </w:tblStylePr>
     <w:tblStylePr w:type="lastCol">
       <w:rPr>
+        <w:rFonts w:eastAsia="黑体"/>
         <w:b/>
         <w:bCs/>
       </w:rPr>
@@ -6373,6 +6765,7 @@
         <w:spacing w:after="0" w:before="0" w:line="240" w:lineRule="auto"/>
       </w:pPr>
       <w:rPr>
+        <w:rFonts w:eastAsia="黑体"/>
         <w:b/>
         <w:bCs/>
         <w:color w:themeColor="background1" w:val="FFFFFF"/>
@@ -6387,6 +6780,7 @@
         <w:spacing w:after="0" w:before="0" w:line="240" w:lineRule="auto"/>
       </w:pPr>
       <w:rPr>
+        <w:rFonts w:eastAsia="黑体"/>
         <w:b/>
         <w:bCs/>
       </w:rPr>
@@ -6402,12 +6796,14 @@
     </w:tblStylePr>
     <w:tblStylePr w:type="firstCol">
       <w:rPr>
+        <w:rFonts w:eastAsia="黑体"/>
         <w:b/>
         <w:bCs/>
       </w:rPr>
     </w:tblStylePr>
     <w:tblStylePr w:type="lastCol">
       <w:rPr>
+        <w:rFonts w:eastAsia="黑体"/>
         <w:b/>
         <w:bCs/>
       </w:rPr>
@@ -6465,6 +6861,7 @@
         <w:spacing w:after="0" w:before="0" w:line="240" w:lineRule="auto"/>
       </w:pPr>
       <w:rPr>
+        <w:rFonts w:eastAsia="黑体"/>
         <w:b/>
         <w:bCs/>
         <w:color w:themeColor="background1" w:val="FFFFFF"/>
@@ -6479,6 +6876,7 @@
         <w:spacing w:after="0" w:before="0" w:line="240" w:lineRule="auto"/>
       </w:pPr>
       <w:rPr>
+        <w:rFonts w:eastAsia="黑体"/>
         <w:b/>
         <w:bCs/>
       </w:rPr>
@@ -6494,12 +6892,14 @@
     </w:tblStylePr>
     <w:tblStylePr w:type="firstCol">
       <w:rPr>
+        <w:rFonts w:eastAsia="黑体"/>
         <w:b/>
         <w:bCs/>
       </w:rPr>
     </w:tblStylePr>
     <w:tblStylePr w:type="lastCol">
       <w:rPr>
+        <w:rFonts w:eastAsia="黑体"/>
         <w:b/>
         <w:bCs/>
       </w:rPr>
@@ -6557,6 +6957,7 @@
         <w:spacing w:after="0" w:before="0" w:line="240" w:lineRule="auto"/>
       </w:pPr>
       <w:rPr>
+        <w:rFonts w:eastAsia="黑体"/>
         <w:b/>
         <w:bCs/>
         <w:color w:themeColor="background1" w:val="FFFFFF"/>
@@ -6571,6 +6972,7 @@
         <w:spacing w:after="0" w:before="0" w:line="240" w:lineRule="auto"/>
       </w:pPr>
       <w:rPr>
+        <w:rFonts w:eastAsia="黑体"/>
         <w:b/>
         <w:bCs/>
       </w:rPr>
@@ -6586,12 +6988,14 @@
     </w:tblStylePr>
     <w:tblStylePr w:type="firstCol">
       <w:rPr>
+        <w:rFonts w:eastAsia="黑体"/>
         <w:b/>
         <w:bCs/>
       </w:rPr>
     </w:tblStylePr>
     <w:tblStylePr w:type="lastCol">
       <w:rPr>
+        <w:rFonts w:eastAsia="黑体"/>
         <w:b/>
         <w:bCs/>
       </w:rPr>
@@ -6649,6 +7053,7 @@
         <w:spacing w:after="0" w:before="0" w:line="240" w:lineRule="auto"/>
       </w:pPr>
       <w:rPr>
+        <w:rFonts w:eastAsia="黑体"/>
         <w:b/>
         <w:bCs/>
         <w:color w:themeColor="background1" w:val="FFFFFF"/>
@@ -6663,6 +7068,7 @@
         <w:spacing w:after="0" w:before="0" w:line="240" w:lineRule="auto"/>
       </w:pPr>
       <w:rPr>
+        <w:rFonts w:eastAsia="黑体"/>
         <w:b/>
         <w:bCs/>
       </w:rPr>
@@ -6678,12 +7084,14 @@
     </w:tblStylePr>
     <w:tblStylePr w:type="firstCol">
       <w:rPr>
+        <w:rFonts w:eastAsia="黑体"/>
         <w:b/>
         <w:bCs/>
       </w:rPr>
     </w:tblStylePr>
     <w:tblStylePr w:type="lastCol">
       <w:rPr>
+        <w:rFonts w:eastAsia="黑体"/>
         <w:b/>
         <w:bCs/>
       </w:rPr>
@@ -6741,6 +7149,7 @@
         <w:spacing w:after="0" w:before="0" w:line="240" w:lineRule="auto"/>
       </w:pPr>
       <w:rPr>
+        <w:rFonts w:eastAsia="黑体"/>
         <w:b/>
         <w:bCs/>
         <w:color w:themeColor="background1" w:val="FFFFFF"/>
@@ -6755,6 +7164,7 @@
         <w:spacing w:after="0" w:before="0" w:line="240" w:lineRule="auto"/>
       </w:pPr>
       <w:rPr>
+        <w:rFonts w:eastAsia="黑体"/>
         <w:b/>
         <w:bCs/>
       </w:rPr>
@@ -6770,12 +7180,14 @@
     </w:tblStylePr>
     <w:tblStylePr w:type="firstCol">
       <w:rPr>
+        <w:rFonts w:eastAsia="黑体"/>
         <w:b/>
         <w:bCs/>
       </w:rPr>
     </w:tblStylePr>
     <w:tblStylePr w:type="lastCol">
       <w:rPr>
+        <w:rFonts w:eastAsia="黑体"/>
         <w:b/>
         <w:bCs/>
       </w:rPr>
@@ -6835,7 +7247,7 @@
         <w:spacing w:after="0" w:before="0" w:line="240" w:lineRule="auto"/>
       </w:pPr>
       <w:rPr>
-        <w:rFonts w:asciiTheme="majorHAnsi" w:cstheme="majorBidi" w:eastAsiaTheme="majorEastAsia" w:hAnsiTheme="majorHAnsi"/>
+        <w:rFonts w:asciiTheme="majorHAnsi" w:cstheme="majorBidi" w:hAnsiTheme="majorHAnsi" w:eastAsia="黑体"/>
         <w:b/>
         <w:bCs/>
       </w:rPr>
@@ -6856,7 +7268,7 @@
         <w:spacing w:after="0" w:before="0" w:line="240" w:lineRule="auto"/>
       </w:pPr>
       <w:rPr>
-        <w:rFonts w:asciiTheme="majorHAnsi" w:cstheme="majorBidi" w:eastAsiaTheme="majorEastAsia" w:hAnsiTheme="majorHAnsi"/>
+        <w:rFonts w:asciiTheme="majorHAnsi" w:cstheme="majorBidi" w:hAnsiTheme="majorHAnsi" w:eastAsia="黑体"/>
         <w:b/>
         <w:bCs/>
       </w:rPr>
@@ -6874,14 +7286,14 @@
     </w:tblStylePr>
     <w:tblStylePr w:type="firstCol">
       <w:rPr>
-        <w:rFonts w:asciiTheme="majorHAnsi" w:cstheme="majorBidi" w:eastAsiaTheme="majorEastAsia" w:hAnsiTheme="majorHAnsi"/>
+        <w:rFonts w:asciiTheme="majorHAnsi" w:cstheme="majorBidi" w:hAnsiTheme="majorHAnsi" w:eastAsia="黑体"/>
         <w:b/>
         <w:bCs/>
       </w:rPr>
     </w:tblStylePr>
     <w:tblStylePr w:type="lastCol">
       <w:rPr>
-        <w:rFonts w:asciiTheme="majorHAnsi" w:cstheme="majorBidi" w:eastAsiaTheme="majorEastAsia" w:hAnsiTheme="majorHAnsi"/>
+        <w:rFonts w:asciiTheme="majorHAnsi" w:cstheme="majorBidi" w:hAnsiTheme="majorHAnsi" w:eastAsia="黑体"/>
         <w:b/>
         <w:bCs/>
       </w:rPr>
@@ -6965,7 +7377,7 @@
         <w:spacing w:after="0" w:before="0" w:line="240" w:lineRule="auto"/>
       </w:pPr>
       <w:rPr>
-        <w:rFonts w:asciiTheme="majorHAnsi" w:cstheme="majorBidi" w:eastAsiaTheme="majorEastAsia" w:hAnsiTheme="majorHAnsi"/>
+        <w:rFonts w:asciiTheme="majorHAnsi" w:cstheme="majorBidi" w:hAnsiTheme="majorHAnsi" w:eastAsia="黑体"/>
         <w:b/>
         <w:bCs/>
       </w:rPr>
@@ -6986,7 +7398,7 @@
         <w:spacing w:after="0" w:before="0" w:line="240" w:lineRule="auto"/>
       </w:pPr>
       <w:rPr>
-        <w:rFonts w:asciiTheme="majorHAnsi" w:cstheme="majorBidi" w:eastAsiaTheme="majorEastAsia" w:hAnsiTheme="majorHAnsi"/>
+        <w:rFonts w:asciiTheme="majorHAnsi" w:cstheme="majorBidi" w:hAnsiTheme="majorHAnsi" w:eastAsia="黑体"/>
         <w:b/>
         <w:bCs/>
       </w:rPr>
@@ -7004,14 +7416,14 @@
     </w:tblStylePr>
     <w:tblStylePr w:type="firstCol">
       <w:rPr>
-        <w:rFonts w:asciiTheme="majorHAnsi" w:cstheme="majorBidi" w:eastAsiaTheme="majorEastAsia" w:hAnsiTheme="majorHAnsi"/>
+        <w:rFonts w:asciiTheme="majorHAnsi" w:cstheme="majorBidi" w:hAnsiTheme="majorHAnsi" w:eastAsia="黑体"/>
         <w:b/>
         <w:bCs/>
       </w:rPr>
     </w:tblStylePr>
     <w:tblStylePr w:type="lastCol">
       <w:rPr>
-        <w:rFonts w:asciiTheme="majorHAnsi" w:cstheme="majorBidi" w:eastAsiaTheme="majorEastAsia" w:hAnsiTheme="majorHAnsi"/>
+        <w:rFonts w:asciiTheme="majorHAnsi" w:cstheme="majorBidi" w:hAnsiTheme="majorHAnsi" w:eastAsia="黑体"/>
         <w:b/>
         <w:bCs/>
       </w:rPr>
@@ -7095,7 +7507,7 @@
         <w:spacing w:after="0" w:before="0" w:line="240" w:lineRule="auto"/>
       </w:pPr>
       <w:rPr>
-        <w:rFonts w:asciiTheme="majorHAnsi" w:cstheme="majorBidi" w:eastAsiaTheme="majorEastAsia" w:hAnsiTheme="majorHAnsi"/>
+        <w:rFonts w:asciiTheme="majorHAnsi" w:cstheme="majorBidi" w:hAnsiTheme="majorHAnsi" w:eastAsia="黑体"/>
         <w:b/>
         <w:bCs/>
       </w:rPr>
@@ -7116,7 +7528,7 @@
         <w:spacing w:after="0" w:before="0" w:line="240" w:lineRule="auto"/>
       </w:pPr>
       <w:rPr>
-        <w:rFonts w:asciiTheme="majorHAnsi" w:cstheme="majorBidi" w:eastAsiaTheme="majorEastAsia" w:hAnsiTheme="majorHAnsi"/>
+        <w:rFonts w:asciiTheme="majorHAnsi" w:cstheme="majorBidi" w:hAnsiTheme="majorHAnsi" w:eastAsia="黑体"/>
         <w:b/>
         <w:bCs/>
       </w:rPr>
@@ -7134,14 +7546,14 @@
     </w:tblStylePr>
     <w:tblStylePr w:type="firstCol">
       <w:rPr>
-        <w:rFonts w:asciiTheme="majorHAnsi" w:cstheme="majorBidi" w:eastAsiaTheme="majorEastAsia" w:hAnsiTheme="majorHAnsi"/>
+        <w:rFonts w:asciiTheme="majorHAnsi" w:cstheme="majorBidi" w:hAnsiTheme="majorHAnsi" w:eastAsia="黑体"/>
         <w:b/>
         <w:bCs/>
       </w:rPr>
     </w:tblStylePr>
     <w:tblStylePr w:type="lastCol">
       <w:rPr>
-        <w:rFonts w:asciiTheme="majorHAnsi" w:cstheme="majorBidi" w:eastAsiaTheme="majorEastAsia" w:hAnsiTheme="majorHAnsi"/>
+        <w:rFonts w:asciiTheme="majorHAnsi" w:cstheme="majorBidi" w:hAnsiTheme="majorHAnsi" w:eastAsia="黑体"/>
         <w:b/>
         <w:bCs/>
       </w:rPr>
@@ -7225,7 +7637,7 @@
         <w:spacing w:after="0" w:before="0" w:line="240" w:lineRule="auto"/>
       </w:pPr>
       <w:rPr>
-        <w:rFonts w:asciiTheme="majorHAnsi" w:cstheme="majorBidi" w:eastAsiaTheme="majorEastAsia" w:hAnsiTheme="majorHAnsi"/>
+        <w:rFonts w:asciiTheme="majorHAnsi" w:cstheme="majorBidi" w:hAnsiTheme="majorHAnsi" w:eastAsia="黑体"/>
         <w:b/>
         <w:bCs/>
       </w:rPr>
@@ -7246,7 +7658,7 @@
         <w:spacing w:after="0" w:before="0" w:line="240" w:lineRule="auto"/>
       </w:pPr>
       <w:rPr>
-        <w:rFonts w:asciiTheme="majorHAnsi" w:cstheme="majorBidi" w:eastAsiaTheme="majorEastAsia" w:hAnsiTheme="majorHAnsi"/>
+        <w:rFonts w:asciiTheme="majorHAnsi" w:cstheme="majorBidi" w:hAnsiTheme="majorHAnsi" w:eastAsia="黑体"/>
         <w:b/>
         <w:bCs/>
       </w:rPr>
@@ -7264,14 +7676,14 @@
     </w:tblStylePr>
     <w:tblStylePr w:type="firstCol">
       <w:rPr>
-        <w:rFonts w:asciiTheme="majorHAnsi" w:cstheme="majorBidi" w:eastAsiaTheme="majorEastAsia" w:hAnsiTheme="majorHAnsi"/>
+        <w:rFonts w:asciiTheme="majorHAnsi" w:cstheme="majorBidi" w:hAnsiTheme="majorHAnsi" w:eastAsia="黑体"/>
         <w:b/>
         <w:bCs/>
       </w:rPr>
     </w:tblStylePr>
     <w:tblStylePr w:type="lastCol">
       <w:rPr>
-        <w:rFonts w:asciiTheme="majorHAnsi" w:cstheme="majorBidi" w:eastAsiaTheme="majorEastAsia" w:hAnsiTheme="majorHAnsi"/>
+        <w:rFonts w:asciiTheme="majorHAnsi" w:cstheme="majorBidi" w:hAnsiTheme="majorHAnsi" w:eastAsia="黑体"/>
         <w:b/>
         <w:bCs/>
       </w:rPr>
@@ -7355,7 +7767,7 @@
         <w:spacing w:after="0" w:before="0" w:line="240" w:lineRule="auto"/>
       </w:pPr>
       <w:rPr>
-        <w:rFonts w:asciiTheme="majorHAnsi" w:cstheme="majorBidi" w:eastAsiaTheme="majorEastAsia" w:hAnsiTheme="majorHAnsi"/>
+        <w:rFonts w:asciiTheme="majorHAnsi" w:cstheme="majorBidi" w:hAnsiTheme="majorHAnsi" w:eastAsia="黑体"/>
         <w:b/>
         <w:bCs/>
       </w:rPr>
@@ -7376,7 +7788,7 @@
         <w:spacing w:after="0" w:before="0" w:line="240" w:lineRule="auto"/>
       </w:pPr>
       <w:rPr>
-        <w:rFonts w:asciiTheme="majorHAnsi" w:cstheme="majorBidi" w:eastAsiaTheme="majorEastAsia" w:hAnsiTheme="majorHAnsi"/>
+        <w:rFonts w:asciiTheme="majorHAnsi" w:cstheme="majorBidi" w:hAnsiTheme="majorHAnsi" w:eastAsia="黑体"/>
         <w:b/>
         <w:bCs/>
       </w:rPr>
@@ -7394,14 +7806,14 @@
     </w:tblStylePr>
     <w:tblStylePr w:type="firstCol">
       <w:rPr>
-        <w:rFonts w:asciiTheme="majorHAnsi" w:cstheme="majorBidi" w:eastAsiaTheme="majorEastAsia" w:hAnsiTheme="majorHAnsi"/>
+        <w:rFonts w:asciiTheme="majorHAnsi" w:cstheme="majorBidi" w:hAnsiTheme="majorHAnsi" w:eastAsia="黑体"/>
         <w:b/>
         <w:bCs/>
       </w:rPr>
     </w:tblStylePr>
     <w:tblStylePr w:type="lastCol">
       <w:rPr>
-        <w:rFonts w:asciiTheme="majorHAnsi" w:cstheme="majorBidi" w:eastAsiaTheme="majorEastAsia" w:hAnsiTheme="majorHAnsi"/>
+        <w:rFonts w:asciiTheme="majorHAnsi" w:cstheme="majorBidi" w:hAnsiTheme="majorHAnsi" w:eastAsia="黑体"/>
         <w:b/>
         <w:bCs/>
       </w:rPr>
@@ -7485,7 +7897,7 @@
         <w:spacing w:after="0" w:before="0" w:line="240" w:lineRule="auto"/>
       </w:pPr>
       <w:rPr>
-        <w:rFonts w:asciiTheme="majorHAnsi" w:cstheme="majorBidi" w:eastAsiaTheme="majorEastAsia" w:hAnsiTheme="majorHAnsi"/>
+        <w:rFonts w:asciiTheme="majorHAnsi" w:cstheme="majorBidi" w:hAnsiTheme="majorHAnsi" w:eastAsia="黑体"/>
         <w:b/>
         <w:bCs/>
       </w:rPr>
@@ -7506,7 +7918,7 @@
         <w:spacing w:after="0" w:before="0" w:line="240" w:lineRule="auto"/>
       </w:pPr>
       <w:rPr>
-        <w:rFonts w:asciiTheme="majorHAnsi" w:cstheme="majorBidi" w:eastAsiaTheme="majorEastAsia" w:hAnsiTheme="majorHAnsi"/>
+        <w:rFonts w:asciiTheme="majorHAnsi" w:cstheme="majorBidi" w:hAnsiTheme="majorHAnsi" w:eastAsia="黑体"/>
         <w:b/>
         <w:bCs/>
       </w:rPr>
@@ -7524,14 +7936,14 @@
     </w:tblStylePr>
     <w:tblStylePr w:type="firstCol">
       <w:rPr>
-        <w:rFonts w:asciiTheme="majorHAnsi" w:cstheme="majorBidi" w:eastAsiaTheme="majorEastAsia" w:hAnsiTheme="majorHAnsi"/>
+        <w:rFonts w:asciiTheme="majorHAnsi" w:cstheme="majorBidi" w:hAnsiTheme="majorHAnsi" w:eastAsia="黑体"/>
         <w:b/>
         <w:bCs/>
       </w:rPr>
     </w:tblStylePr>
     <w:tblStylePr w:type="lastCol">
       <w:rPr>
-        <w:rFonts w:asciiTheme="majorHAnsi" w:cstheme="majorBidi" w:eastAsiaTheme="majorEastAsia" w:hAnsiTheme="majorHAnsi"/>
+        <w:rFonts w:asciiTheme="majorHAnsi" w:cstheme="majorBidi" w:hAnsiTheme="majorHAnsi" w:eastAsia="黑体"/>
         <w:b/>
         <w:bCs/>
       </w:rPr>
@@ -7615,7 +8027,7 @@
         <w:spacing w:after="0" w:before="0" w:line="240" w:lineRule="auto"/>
       </w:pPr>
       <w:rPr>
-        <w:rFonts w:asciiTheme="majorHAnsi" w:cstheme="majorBidi" w:eastAsiaTheme="majorEastAsia" w:hAnsiTheme="majorHAnsi"/>
+        <w:rFonts w:asciiTheme="majorHAnsi" w:cstheme="majorBidi" w:hAnsiTheme="majorHAnsi" w:eastAsia="黑体"/>
         <w:b/>
         <w:bCs/>
       </w:rPr>
@@ -7636,7 +8048,7 @@
         <w:spacing w:after="0" w:before="0" w:line="240" w:lineRule="auto"/>
       </w:pPr>
       <w:rPr>
-        <w:rFonts w:asciiTheme="majorHAnsi" w:cstheme="majorBidi" w:eastAsiaTheme="majorEastAsia" w:hAnsiTheme="majorHAnsi"/>
+        <w:rFonts w:asciiTheme="majorHAnsi" w:cstheme="majorBidi" w:hAnsiTheme="majorHAnsi" w:eastAsia="黑体"/>
         <w:b/>
         <w:bCs/>
       </w:rPr>
@@ -7654,14 +8066,14 @@
     </w:tblStylePr>
     <w:tblStylePr w:type="firstCol">
       <w:rPr>
-        <w:rFonts w:asciiTheme="majorHAnsi" w:cstheme="majorBidi" w:eastAsiaTheme="majorEastAsia" w:hAnsiTheme="majorHAnsi"/>
+        <w:rFonts w:asciiTheme="majorHAnsi" w:cstheme="majorBidi" w:hAnsiTheme="majorHAnsi" w:eastAsia="黑体"/>
         <w:b/>
         <w:bCs/>
       </w:rPr>
     </w:tblStylePr>
     <w:tblStylePr w:type="lastCol">
       <w:rPr>
-        <w:rFonts w:asciiTheme="majorHAnsi" w:cstheme="majorBidi" w:eastAsiaTheme="majorEastAsia" w:hAnsiTheme="majorHAnsi"/>
+        <w:rFonts w:asciiTheme="majorHAnsi" w:cstheme="majorBidi" w:hAnsiTheme="majorHAnsi" w:eastAsia="黑体"/>
         <w:b/>
         <w:bCs/>
       </w:rPr>
@@ -7744,6 +8156,7 @@
         <w:spacing w:after="0" w:before="0" w:line="240" w:lineRule="auto"/>
       </w:pPr>
       <w:rPr>
+        <w:rFonts w:eastAsia="黑体"/>
         <w:b/>
         <w:bCs/>
         <w:color w:themeColor="background1" w:val="FFFFFF"/>
@@ -7766,6 +8179,7 @@
         <w:spacing w:after="0" w:before="0" w:line="240" w:lineRule="auto"/>
       </w:pPr>
       <w:rPr>
+        <w:rFonts w:eastAsia="黑体"/>
         <w:b/>
         <w:bCs/>
       </w:rPr>
@@ -7783,12 +8197,14 @@
     </w:tblStylePr>
     <w:tblStylePr w:type="firstCol">
       <w:rPr>
+        <w:rFonts w:eastAsia="黑体"/>
         <w:b/>
         <w:bCs/>
       </w:rPr>
     </w:tblStylePr>
     <w:tblStylePr w:type="lastCol">
       <w:rPr>
+        <w:rFonts w:eastAsia="黑体"/>
         <w:b/>
         <w:bCs/>
       </w:rPr>
@@ -7850,6 +8266,7 @@
         <w:spacing w:after="0" w:before="0" w:line="240" w:lineRule="auto"/>
       </w:pPr>
       <w:rPr>
+        <w:rFonts w:eastAsia="黑体"/>
         <w:b/>
         <w:bCs/>
         <w:color w:themeColor="background1" w:val="FFFFFF"/>
@@ -7872,6 +8289,7 @@
         <w:spacing w:after="0" w:before="0" w:line="240" w:lineRule="auto"/>
       </w:pPr>
       <w:rPr>
+        <w:rFonts w:eastAsia="黑体"/>
         <w:b/>
         <w:bCs/>
       </w:rPr>
@@ -7889,12 +8307,14 @@
     </w:tblStylePr>
     <w:tblStylePr w:type="firstCol">
       <w:rPr>
+        <w:rFonts w:eastAsia="黑体"/>
         <w:b/>
         <w:bCs/>
       </w:rPr>
     </w:tblStylePr>
     <w:tblStylePr w:type="lastCol">
       <w:rPr>
+        <w:rFonts w:eastAsia="黑体"/>
         <w:b/>
         <w:bCs/>
       </w:rPr>
@@ -7956,6 +8376,7 @@
         <w:spacing w:after="0" w:before="0" w:line="240" w:lineRule="auto"/>
       </w:pPr>
       <w:rPr>
+        <w:rFonts w:eastAsia="黑体"/>
         <w:b/>
         <w:bCs/>
         <w:color w:themeColor="background1" w:val="FFFFFF"/>
@@ -7978,6 +8399,7 @@
         <w:spacing w:after="0" w:before="0" w:line="240" w:lineRule="auto"/>
       </w:pPr>
       <w:rPr>
+        <w:rFonts w:eastAsia="黑体"/>
         <w:b/>
         <w:bCs/>
       </w:rPr>
@@ -7995,12 +8417,14 @@
     </w:tblStylePr>
     <w:tblStylePr w:type="firstCol">
       <w:rPr>
+        <w:rFonts w:eastAsia="黑体"/>
         <w:b/>
         <w:bCs/>
       </w:rPr>
     </w:tblStylePr>
     <w:tblStylePr w:type="lastCol">
       <w:rPr>
+        <w:rFonts w:eastAsia="黑体"/>
         <w:b/>
         <w:bCs/>
       </w:rPr>
@@ -8062,6 +8486,7 @@
         <w:spacing w:after="0" w:before="0" w:line="240" w:lineRule="auto"/>
       </w:pPr>
       <w:rPr>
+        <w:rFonts w:eastAsia="黑体"/>
         <w:b/>
         <w:bCs/>
         <w:color w:themeColor="background1" w:val="FFFFFF"/>
@@ -8084,6 +8509,7 @@
         <w:spacing w:after="0" w:before="0" w:line="240" w:lineRule="auto"/>
       </w:pPr>
       <w:rPr>
+        <w:rFonts w:eastAsia="黑体"/>
         <w:b/>
         <w:bCs/>
       </w:rPr>
@@ -8101,12 +8527,14 @@
     </w:tblStylePr>
     <w:tblStylePr w:type="firstCol">
       <w:rPr>
+        <w:rFonts w:eastAsia="黑体"/>
         <w:b/>
         <w:bCs/>
       </w:rPr>
     </w:tblStylePr>
     <w:tblStylePr w:type="lastCol">
       <w:rPr>
+        <w:rFonts w:eastAsia="黑体"/>
         <w:b/>
         <w:bCs/>
       </w:rPr>
@@ -8168,6 +8596,7 @@
         <w:spacing w:after="0" w:before="0" w:line="240" w:lineRule="auto"/>
       </w:pPr>
       <w:rPr>
+        <w:rFonts w:eastAsia="黑体"/>
         <w:b/>
         <w:bCs/>
         <w:color w:themeColor="background1" w:val="FFFFFF"/>
@@ -8190,6 +8619,7 @@
         <w:spacing w:after="0" w:before="0" w:line="240" w:lineRule="auto"/>
       </w:pPr>
       <w:rPr>
+        <w:rFonts w:eastAsia="黑体"/>
         <w:b/>
         <w:bCs/>
       </w:rPr>
@@ -8207,12 +8637,14 @@
     </w:tblStylePr>
     <w:tblStylePr w:type="firstCol">
       <w:rPr>
+        <w:rFonts w:eastAsia="黑体"/>
         <w:b/>
         <w:bCs/>
       </w:rPr>
     </w:tblStylePr>
     <w:tblStylePr w:type="lastCol">
       <w:rPr>
+        <w:rFonts w:eastAsia="黑体"/>
         <w:b/>
         <w:bCs/>
       </w:rPr>
@@ -8274,6 +8706,7 @@
         <w:spacing w:after="0" w:before="0" w:line="240" w:lineRule="auto"/>
       </w:pPr>
       <w:rPr>
+        <w:rFonts w:eastAsia="黑体"/>
         <w:b/>
         <w:bCs/>
         <w:color w:themeColor="background1" w:val="FFFFFF"/>
@@ -8296,6 +8729,7 @@
         <w:spacing w:after="0" w:before="0" w:line="240" w:lineRule="auto"/>
       </w:pPr>
       <w:rPr>
+        <w:rFonts w:eastAsia="黑体"/>
         <w:b/>
         <w:bCs/>
       </w:rPr>
@@ -8313,12 +8747,14 @@
     </w:tblStylePr>
     <w:tblStylePr w:type="firstCol">
       <w:rPr>
+        <w:rFonts w:eastAsia="黑体"/>
         <w:b/>
         <w:bCs/>
       </w:rPr>
     </w:tblStylePr>
     <w:tblStylePr w:type="lastCol">
       <w:rPr>
+        <w:rFonts w:eastAsia="黑体"/>
         <w:b/>
         <w:bCs/>
       </w:rPr>
@@ -8380,6 +8816,7 @@
         <w:spacing w:after="0" w:before="0" w:line="240" w:lineRule="auto"/>
       </w:pPr>
       <w:rPr>
+        <w:rFonts w:eastAsia="黑体"/>
         <w:b/>
         <w:bCs/>
         <w:color w:themeColor="background1" w:val="FFFFFF"/>
@@ -8402,6 +8839,7 @@
         <w:spacing w:after="0" w:before="0" w:line="240" w:lineRule="auto"/>
       </w:pPr>
       <w:rPr>
+        <w:rFonts w:eastAsia="黑体"/>
         <w:b/>
         <w:bCs/>
       </w:rPr>
@@ -8419,12 +8857,14 @@
     </w:tblStylePr>
     <w:tblStylePr w:type="firstCol">
       <w:rPr>
+        <w:rFonts w:eastAsia="黑体"/>
         <w:b/>
         <w:bCs/>
       </w:rPr>
     </w:tblStylePr>
     <w:tblStylePr w:type="lastCol">
       <w:rPr>
+        <w:rFonts w:eastAsia="黑体"/>
         <w:b/>
         <w:bCs/>
       </w:rPr>
@@ -8483,6 +8923,7 @@
         <w:spacing w:after="0" w:before="0" w:line="240" w:lineRule="auto"/>
       </w:pPr>
       <w:rPr>
+        <w:rFonts w:eastAsia="黑体"/>
         <w:b/>
         <w:bCs/>
         <w:color w:themeColor="background1" w:val="FFFFFF"/>
@@ -8505,6 +8946,7 @@
         <w:spacing w:after="0" w:before="0" w:line="240" w:lineRule="auto"/>
       </w:pPr>
       <w:rPr>
+        <w:rFonts w:eastAsia="黑体"/>
         <w:color w:val="auto"/>
       </w:rPr>
       <w:tblPr/>
@@ -8522,6 +8964,7 @@
     </w:tblStylePr>
     <w:tblStylePr w:type="firstCol">
       <w:rPr>
+        <w:rFonts w:eastAsia="黑体"/>
         <w:b/>
         <w:bCs/>
         <w:color w:themeColor="background1" w:val="FFFFFF"/>
@@ -8541,6 +8984,7 @@
     </w:tblStylePr>
     <w:tblStylePr w:type="lastCol">
       <w:rPr>
+        <w:rFonts w:eastAsia="黑体"/>
         <w:b/>
         <w:bCs/>
         <w:color w:themeColor="background1" w:val="FFFFFF"/>
@@ -8589,6 +9033,7 @@
     </w:tblStylePr>
     <w:tblStylePr w:type="nwCell">
       <w:rPr>
+        <w:rFonts w:eastAsia="黑体"/>
         <w:color w:themeColor="background1" w:val="FFFFFF"/>
       </w:rPr>
       <w:tblPr/>
@@ -8632,6 +9077,7 @@
         <w:spacing w:after="0" w:before="0" w:line="240" w:lineRule="auto"/>
       </w:pPr>
       <w:rPr>
+        <w:rFonts w:eastAsia="黑体"/>
         <w:b/>
         <w:bCs/>
         <w:color w:themeColor="background1" w:val="FFFFFF"/>
@@ -8654,6 +9100,7 @@
         <w:spacing w:after="0" w:before="0" w:line="240" w:lineRule="auto"/>
       </w:pPr>
       <w:rPr>
+        <w:rFonts w:eastAsia="黑体"/>
         <w:color w:val="auto"/>
       </w:rPr>
       <w:tblPr/>
@@ -8671,6 +9118,7 @@
     </w:tblStylePr>
     <w:tblStylePr w:type="firstCol">
       <w:rPr>
+        <w:rFonts w:eastAsia="黑体"/>
         <w:b/>
         <w:bCs/>
         <w:color w:themeColor="background1" w:val="FFFFFF"/>
@@ -8690,6 +9138,7 @@
     </w:tblStylePr>
     <w:tblStylePr w:type="lastCol">
       <w:rPr>
+        <w:rFonts w:eastAsia="黑体"/>
         <w:b/>
         <w:bCs/>
         <w:color w:themeColor="background1" w:val="FFFFFF"/>
@@ -8738,6 +9187,7 @@
     </w:tblStylePr>
     <w:tblStylePr w:type="nwCell">
       <w:rPr>
+        <w:rFonts w:eastAsia="黑体"/>
         <w:color w:themeColor="background1" w:val="FFFFFF"/>
       </w:rPr>
       <w:tblPr/>
@@ -8781,6 +9231,7 @@
         <w:spacing w:after="0" w:before="0" w:line="240" w:lineRule="auto"/>
       </w:pPr>
       <w:rPr>
+        <w:rFonts w:eastAsia="黑体"/>
         <w:b/>
         <w:bCs/>
         <w:color w:themeColor="background1" w:val="FFFFFF"/>
@@ -8803,6 +9254,7 @@
         <w:spacing w:after="0" w:before="0" w:line="240" w:lineRule="auto"/>
       </w:pPr>
       <w:rPr>
+        <w:rFonts w:eastAsia="黑体"/>
         <w:color w:val="auto"/>
       </w:rPr>
       <w:tblPr/>
@@ -8820,6 +9272,7 @@
     </w:tblStylePr>
     <w:tblStylePr w:type="firstCol">
       <w:rPr>
+        <w:rFonts w:eastAsia="黑体"/>
         <w:b/>
         <w:bCs/>
         <w:color w:themeColor="background1" w:val="FFFFFF"/>
@@ -8839,6 +9292,7 @@
     </w:tblStylePr>
     <w:tblStylePr w:type="lastCol">
       <w:rPr>
+        <w:rFonts w:eastAsia="黑体"/>
         <w:b/>
         <w:bCs/>
         <w:color w:themeColor="background1" w:val="FFFFFF"/>
@@ -8887,6 +9341,7 @@
     </w:tblStylePr>
     <w:tblStylePr w:type="nwCell">
       <w:rPr>
+        <w:rFonts w:eastAsia="黑体"/>
         <w:color w:themeColor="background1" w:val="FFFFFF"/>
       </w:rPr>
       <w:tblPr/>
@@ -8930,6 +9385,7 @@
         <w:spacing w:after="0" w:before="0" w:line="240" w:lineRule="auto"/>
       </w:pPr>
       <w:rPr>
+        <w:rFonts w:eastAsia="黑体"/>
         <w:b/>
         <w:bCs/>
         <w:color w:themeColor="background1" w:val="FFFFFF"/>
@@ -8952,6 +9408,7 @@
         <w:spacing w:after="0" w:before="0" w:line="240" w:lineRule="auto"/>
       </w:pPr>
       <w:rPr>
+        <w:rFonts w:eastAsia="黑体"/>
         <w:color w:val="auto"/>
       </w:rPr>
       <w:tblPr/>
@@ -8969,6 +9426,7 @@
     </w:tblStylePr>
     <w:tblStylePr w:type="firstCol">
       <w:rPr>
+        <w:rFonts w:eastAsia="黑体"/>
         <w:b/>
         <w:bCs/>
         <w:color w:themeColor="background1" w:val="FFFFFF"/>
@@ -8988,6 +9446,7 @@
     </w:tblStylePr>
     <w:tblStylePr w:type="lastCol">
       <w:rPr>
+        <w:rFonts w:eastAsia="黑体"/>
         <w:b/>
         <w:bCs/>
         <w:color w:themeColor="background1" w:val="FFFFFF"/>
@@ -9036,6 +9495,7 @@
     </w:tblStylePr>
     <w:tblStylePr w:type="nwCell">
       <w:rPr>
+        <w:rFonts w:eastAsia="黑体"/>
         <w:color w:themeColor="background1" w:val="FFFFFF"/>
       </w:rPr>
       <w:tblPr/>
@@ -9079,6 +9539,7 @@
         <w:spacing w:after="0" w:before="0" w:line="240" w:lineRule="auto"/>
       </w:pPr>
       <w:rPr>
+        <w:rFonts w:eastAsia="黑体"/>
         <w:b/>
         <w:bCs/>
         <w:color w:themeColor="background1" w:val="FFFFFF"/>
@@ -9101,6 +9562,7 @@
         <w:spacing w:after="0" w:before="0" w:line="240" w:lineRule="auto"/>
       </w:pPr>
       <w:rPr>
+        <w:rFonts w:eastAsia="黑体"/>
         <w:color w:val="auto"/>
       </w:rPr>
       <w:tblPr/>
@@ -9118,6 +9580,7 @@
     </w:tblStylePr>
     <w:tblStylePr w:type="firstCol">
       <w:rPr>
+        <w:rFonts w:eastAsia="黑体"/>
         <w:b/>
         <w:bCs/>
         <w:color w:themeColor="background1" w:val="FFFFFF"/>
@@ -9137,6 +9600,7 @@
     </w:tblStylePr>
     <w:tblStylePr w:type="lastCol">
       <w:rPr>
+        <w:rFonts w:eastAsia="黑体"/>
         <w:b/>
         <w:bCs/>
         <w:color w:themeColor="background1" w:val="FFFFFF"/>
@@ -9185,6 +9649,7 @@
     </w:tblStylePr>
     <w:tblStylePr w:type="nwCell">
       <w:rPr>
+        <w:rFonts w:eastAsia="黑体"/>
         <w:color w:themeColor="background1" w:val="FFFFFF"/>
       </w:rPr>
       <w:tblPr/>
@@ -9228,6 +9693,7 @@
         <w:spacing w:after="0" w:before="0" w:line="240" w:lineRule="auto"/>
       </w:pPr>
       <w:rPr>
+        <w:rFonts w:eastAsia="黑体"/>
         <w:b/>
         <w:bCs/>
         <w:color w:themeColor="background1" w:val="FFFFFF"/>
@@ -9250,6 +9716,7 @@
         <w:spacing w:after="0" w:before="0" w:line="240" w:lineRule="auto"/>
       </w:pPr>
       <w:rPr>
+        <w:rFonts w:eastAsia="黑体"/>
         <w:color w:val="auto"/>
       </w:rPr>
       <w:tblPr/>
@@ -9267,6 +9734,7 @@
     </w:tblStylePr>
     <w:tblStylePr w:type="firstCol">
       <w:rPr>
+        <w:rFonts w:eastAsia="黑体"/>
         <w:b/>
         <w:bCs/>
         <w:color w:themeColor="background1" w:val="FFFFFF"/>
@@ -9286,6 +9754,7 @@
     </w:tblStylePr>
     <w:tblStylePr w:type="lastCol">
       <w:rPr>
+        <w:rFonts w:eastAsia="黑体"/>
         <w:b/>
         <w:bCs/>
         <w:color w:themeColor="background1" w:val="FFFFFF"/>
@@ -9334,6 +9803,7 @@
     </w:tblStylePr>
     <w:tblStylePr w:type="nwCell">
       <w:rPr>
+        <w:rFonts w:eastAsia="黑体"/>
         <w:color w:themeColor="background1" w:val="FFFFFF"/>
       </w:rPr>
       <w:tblPr/>
@@ -9377,6 +9847,7 @@
         <w:spacing w:after="0" w:before="0" w:line="240" w:lineRule="auto"/>
       </w:pPr>
       <w:rPr>
+        <w:rFonts w:eastAsia="黑体"/>
         <w:b/>
         <w:bCs/>
         <w:color w:themeColor="background1" w:val="FFFFFF"/>
@@ -9399,6 +9870,7 @@
         <w:spacing w:after="0" w:before="0" w:line="240" w:lineRule="auto"/>
       </w:pPr>
       <w:rPr>
+        <w:rFonts w:eastAsia="黑体"/>
         <w:color w:val="auto"/>
       </w:rPr>
       <w:tblPr/>
@@ -9416,6 +9888,7 @@
     </w:tblStylePr>
     <w:tblStylePr w:type="firstCol">
       <w:rPr>
+        <w:rFonts w:eastAsia="黑体"/>
         <w:b/>
         <w:bCs/>
         <w:color w:themeColor="background1" w:val="FFFFFF"/>
@@ -9435,6 +9908,7 @@
     </w:tblStylePr>
     <w:tblStylePr w:type="lastCol">
       <w:rPr>
+        <w:rFonts w:eastAsia="黑体"/>
         <w:b/>
         <w:bCs/>
         <w:color w:themeColor="background1" w:val="FFFFFF"/>
@@ -9483,6 +9957,7 @@
     </w:tblStylePr>
     <w:tblStylePr w:type="nwCell">
       <w:rPr>
+        <w:rFonts w:eastAsia="黑体"/>
         <w:color w:themeColor="background1" w:val="FFFFFF"/>
       </w:rPr>
       <w:tblPr/>
@@ -9507,6 +9982,7 @@
       <w:spacing w:after="0" w:line="240" w:lineRule="auto"/>
     </w:pPr>
     <w:rPr>
+      <w:rFonts w:eastAsia="黑体"/>
       <w:color w:themeColor="text1" w:val="000000"/>
     </w:rPr>
     <w:tblPr>
@@ -9526,7 +10002,7 @@
     </w:tblPr>
     <w:tblStylePr w:type="firstRow">
       <w:rPr>
-        <w:rFonts w:asciiTheme="majorHAnsi" w:cstheme="majorBidi" w:eastAsiaTheme="majorEastAsia" w:hAnsiTheme="majorHAnsi"/>
+        <w:rFonts w:asciiTheme="majorHAnsi" w:cstheme="majorBidi" w:hAnsiTheme="majorHAnsi" w:eastAsia="黑体"/>
       </w:rPr>
       <w:tblPr/>
       <w:tcPr>
@@ -9538,6 +10014,7 @@
     </w:tblStylePr>
     <w:tblStylePr w:type="lastRow">
       <w:rPr>
+        <w:rFonts w:eastAsia="黑体"/>
         <w:b/>
         <w:bCs/>
         <w:color w:themeColor="text2" w:val="1F497D"/>
@@ -9552,12 +10029,14 @@
     </w:tblStylePr>
     <w:tblStylePr w:type="firstCol">
       <w:rPr>
+        <w:rFonts w:eastAsia="黑体"/>
         <w:b/>
         <w:bCs/>
       </w:rPr>
     </w:tblStylePr>
     <w:tblStylePr w:type="lastCol">
       <w:rPr>
+        <w:rFonts w:eastAsia="黑体"/>
         <w:b/>
         <w:bCs/>
       </w:rPr>
@@ -9591,6 +10070,7 @@
       <w:spacing w:after="0" w:line="240" w:lineRule="auto"/>
     </w:pPr>
     <w:rPr>
+      <w:rFonts w:eastAsia="黑体"/>
       <w:color w:themeColor="text1" w:val="000000"/>
     </w:rPr>
     <w:tblPr>
@@ -9610,7 +10090,7 @@
     </w:tblPr>
     <w:tblStylePr w:type="firstRow">
       <w:rPr>
-        <w:rFonts w:asciiTheme="majorHAnsi" w:cstheme="majorBidi" w:eastAsiaTheme="majorEastAsia" w:hAnsiTheme="majorHAnsi"/>
+        <w:rFonts w:asciiTheme="majorHAnsi" w:cstheme="majorBidi" w:hAnsiTheme="majorHAnsi" w:eastAsia="黑体"/>
       </w:rPr>
       <w:tblPr/>
       <w:tcPr>
@@ -9622,6 +10102,7 @@
     </w:tblStylePr>
     <w:tblStylePr w:type="lastRow">
       <w:rPr>
+        <w:rFonts w:eastAsia="黑体"/>
         <w:b/>
         <w:bCs/>
         <w:color w:themeColor="text2" w:val="1F497D"/>
@@ -9636,12 +10117,14 @@
     </w:tblStylePr>
     <w:tblStylePr w:type="firstCol">
       <w:rPr>
+        <w:rFonts w:eastAsia="黑体"/>
         <w:b/>
         <w:bCs/>
       </w:rPr>
     </w:tblStylePr>
     <w:tblStylePr w:type="lastCol">
       <w:rPr>
+        <w:rFonts w:eastAsia="黑体"/>
         <w:b/>
         <w:bCs/>
       </w:rPr>
@@ -9675,6 +10158,7 @@
       <w:spacing w:after="0" w:line="240" w:lineRule="auto"/>
     </w:pPr>
     <w:rPr>
+      <w:rFonts w:eastAsia="黑体"/>
       <w:color w:themeColor="text1" w:val="000000"/>
     </w:rPr>
     <w:tblPr>
@@ -9694,7 +10178,7 @@
     </w:tblPr>
     <w:tblStylePr w:type="firstRow">
       <w:rPr>
-        <w:rFonts w:asciiTheme="majorHAnsi" w:cstheme="majorBidi" w:eastAsiaTheme="majorEastAsia" w:hAnsiTheme="majorHAnsi"/>
+        <w:rFonts w:asciiTheme="majorHAnsi" w:cstheme="majorBidi" w:hAnsiTheme="majorHAnsi" w:eastAsia="黑体"/>
       </w:rPr>
       <w:tblPr/>
       <w:tcPr>
@@ -9706,6 +10190,7 @@
     </w:tblStylePr>
     <w:tblStylePr w:type="lastRow">
       <w:rPr>
+        <w:rFonts w:eastAsia="黑体"/>
         <w:b/>
         <w:bCs/>
         <w:color w:themeColor="text2" w:val="1F497D"/>
@@ -9720,12 +10205,14 @@
     </w:tblStylePr>
     <w:tblStylePr w:type="firstCol">
       <w:rPr>
+        <w:rFonts w:eastAsia="黑体"/>
         <w:b/>
         <w:bCs/>
       </w:rPr>
     </w:tblStylePr>
     <w:tblStylePr w:type="lastCol">
       <w:rPr>
+        <w:rFonts w:eastAsia="黑体"/>
         <w:b/>
         <w:bCs/>
       </w:rPr>
@@ -9759,6 +10246,7 @@
       <w:spacing w:after="0" w:line="240" w:lineRule="auto"/>
     </w:pPr>
     <w:rPr>
+      <w:rFonts w:eastAsia="黑体"/>
       <w:color w:themeColor="text1" w:val="000000"/>
     </w:rPr>
     <w:tblPr>
@@ -9778,7 +10266,7 @@
     </w:tblPr>
     <w:tblStylePr w:type="firstRow">
       <w:rPr>
-        <w:rFonts w:asciiTheme="majorHAnsi" w:cstheme="majorBidi" w:eastAsiaTheme="majorEastAsia" w:hAnsiTheme="majorHAnsi"/>
+        <w:rFonts w:asciiTheme="majorHAnsi" w:cstheme="majorBidi" w:hAnsiTheme="majorHAnsi" w:eastAsia="黑体"/>
       </w:rPr>
       <w:tblPr/>
       <w:tcPr>
@@ -9790,6 +10278,7 @@
     </w:tblStylePr>
     <w:tblStylePr w:type="lastRow">
       <w:rPr>
+        <w:rFonts w:eastAsia="黑体"/>
         <w:b/>
         <w:bCs/>
         <w:color w:themeColor="text2" w:val="1F497D"/>
@@ -9804,12 +10293,14 @@
     </w:tblStylePr>
     <w:tblStylePr w:type="firstCol">
       <w:rPr>
+        <w:rFonts w:eastAsia="黑体"/>
         <w:b/>
         <w:bCs/>
       </w:rPr>
     </w:tblStylePr>
     <w:tblStylePr w:type="lastCol">
       <w:rPr>
+        <w:rFonts w:eastAsia="黑体"/>
         <w:b/>
         <w:bCs/>
       </w:rPr>
@@ -9843,6 +10334,7 @@
       <w:spacing w:after="0" w:line="240" w:lineRule="auto"/>
     </w:pPr>
     <w:rPr>
+      <w:rFonts w:eastAsia="黑体"/>
       <w:color w:themeColor="text1" w:val="000000"/>
     </w:rPr>
     <w:tblPr>
@@ -9862,7 +10354,7 @@
     </w:tblPr>
     <w:tblStylePr w:type="firstRow">
       <w:rPr>
-        <w:rFonts w:asciiTheme="majorHAnsi" w:cstheme="majorBidi" w:eastAsiaTheme="majorEastAsia" w:hAnsiTheme="majorHAnsi"/>
+        <w:rFonts w:asciiTheme="majorHAnsi" w:cstheme="majorBidi" w:hAnsiTheme="majorHAnsi" w:eastAsia="黑体"/>
       </w:rPr>
       <w:tblPr/>
       <w:tcPr>
@@ -9874,6 +10366,7 @@
     </w:tblStylePr>
     <w:tblStylePr w:type="lastRow">
       <w:rPr>
+        <w:rFonts w:eastAsia="黑体"/>
         <w:b/>
         <w:bCs/>
         <w:color w:themeColor="text2" w:val="1F497D"/>
@@ -9888,12 +10381,14 @@
     </w:tblStylePr>
     <w:tblStylePr w:type="firstCol">
       <w:rPr>
+        <w:rFonts w:eastAsia="黑体"/>
         <w:b/>
         <w:bCs/>
       </w:rPr>
     </w:tblStylePr>
     <w:tblStylePr w:type="lastCol">
       <w:rPr>
+        <w:rFonts w:eastAsia="黑体"/>
         <w:b/>
         <w:bCs/>
       </w:rPr>
@@ -9927,6 +10422,7 @@
       <w:spacing w:after="0" w:line="240" w:lineRule="auto"/>
     </w:pPr>
     <w:rPr>
+      <w:rFonts w:eastAsia="黑体"/>
       <w:color w:themeColor="text1" w:val="000000"/>
     </w:rPr>
     <w:tblPr>
@@ -9946,7 +10442,7 @@
     </w:tblPr>
     <w:tblStylePr w:type="firstRow">
       <w:rPr>
-        <w:rFonts w:asciiTheme="majorHAnsi" w:cstheme="majorBidi" w:eastAsiaTheme="majorEastAsia" w:hAnsiTheme="majorHAnsi"/>
+        <w:rFonts w:asciiTheme="majorHAnsi" w:cstheme="majorBidi" w:hAnsiTheme="majorHAnsi" w:eastAsia="黑体"/>
       </w:rPr>
       <w:tblPr/>
       <w:tcPr>
@@ -9958,6 +10454,7 @@
     </w:tblStylePr>
     <w:tblStylePr w:type="lastRow">
       <w:rPr>
+        <w:rFonts w:eastAsia="黑体"/>
         <w:b/>
         <w:bCs/>
         <w:color w:themeColor="text2" w:val="1F497D"/>
@@ -9972,12 +10469,14 @@
     </w:tblStylePr>
     <w:tblStylePr w:type="firstCol">
       <w:rPr>
+        <w:rFonts w:eastAsia="黑体"/>
         <w:b/>
         <w:bCs/>
       </w:rPr>
     </w:tblStylePr>
     <w:tblStylePr w:type="lastCol">
       <w:rPr>
+        <w:rFonts w:eastAsia="黑体"/>
         <w:b/>
         <w:bCs/>
       </w:rPr>
@@ -10011,6 +10510,7 @@
       <w:spacing w:after="0" w:line="240" w:lineRule="auto"/>
     </w:pPr>
     <w:rPr>
+      <w:rFonts w:eastAsia="黑体"/>
       <w:color w:themeColor="text1" w:val="000000"/>
     </w:rPr>
     <w:tblPr>
@@ -10030,7 +10530,7 @@
     </w:tblPr>
     <w:tblStylePr w:type="firstRow">
       <w:rPr>
-        <w:rFonts w:asciiTheme="majorHAnsi" w:cstheme="majorBidi" w:eastAsiaTheme="majorEastAsia" w:hAnsiTheme="majorHAnsi"/>
+        <w:rFonts w:asciiTheme="majorHAnsi" w:cstheme="majorBidi" w:hAnsiTheme="majorHAnsi" w:eastAsia="黑体"/>
       </w:rPr>
       <w:tblPr/>
       <w:tcPr>
@@ -10042,6 +10542,7 @@
     </w:tblStylePr>
     <w:tblStylePr w:type="lastRow">
       <w:rPr>
+        <w:rFonts w:eastAsia="黑体"/>
         <w:b/>
         <w:bCs/>
         <w:color w:themeColor="text2" w:val="1F497D"/>
@@ -10056,12 +10557,14 @@
     </w:tblStylePr>
     <w:tblStylePr w:type="firstCol">
       <w:rPr>
+        <w:rFonts w:eastAsia="黑体"/>
         <w:b/>
         <w:bCs/>
       </w:rPr>
     </w:tblStylePr>
     <w:tblStylePr w:type="lastCol">
       <w:rPr>
+        <w:rFonts w:eastAsia="黑体"/>
         <w:b/>
         <w:bCs/>
       </w:rPr>
@@ -10095,7 +10598,7 @@
       <w:spacing w:after="0" w:line="240" w:lineRule="auto"/>
     </w:pPr>
     <w:rPr>
-      <w:rFonts w:asciiTheme="majorHAnsi" w:cstheme="majorBidi" w:eastAsiaTheme="majorEastAsia" w:hAnsiTheme="majorHAnsi"/>
+      <w:rFonts w:asciiTheme="majorHAnsi" w:cstheme="majorBidi" w:hAnsiTheme="majorHAnsi" w:eastAsia="黑体"/>
       <w:color w:themeColor="text1" w:val="000000"/>
     </w:rPr>
     <w:tblPr>
@@ -10117,6 +10620,7 @@
     </w:tblPr>
     <w:tblStylePr w:type="firstRow">
       <w:rPr>
+        <w:rFonts w:eastAsia="黑体"/>
         <w:sz w:val="24"/>
         <w:szCs w:val="24"/>
       </w:rPr>
@@ -10223,7 +10727,7 @@
       <w:spacing w:after="0" w:line="240" w:lineRule="auto"/>
     </w:pPr>
     <w:rPr>
-      <w:rFonts w:asciiTheme="majorHAnsi" w:cstheme="majorBidi" w:eastAsiaTheme="majorEastAsia" w:hAnsiTheme="majorHAnsi"/>
+      <w:rFonts w:asciiTheme="majorHAnsi" w:cstheme="majorBidi" w:hAnsiTheme="majorHAnsi" w:eastAsia="黑体"/>
       <w:color w:themeColor="text1" w:val="000000"/>
     </w:rPr>
     <w:tblPr>
@@ -10245,6 +10749,7 @@
     </w:tblPr>
     <w:tblStylePr w:type="firstRow">
       <w:rPr>
+        <w:rFonts w:eastAsia="黑体"/>
         <w:sz w:val="24"/>
         <w:szCs w:val="24"/>
       </w:rPr>
@@ -10351,7 +10856,7 @@
       <w:spacing w:after="0" w:line="240" w:lineRule="auto"/>
     </w:pPr>
     <w:rPr>
-      <w:rFonts w:asciiTheme="majorHAnsi" w:cstheme="majorBidi" w:eastAsiaTheme="majorEastAsia" w:hAnsiTheme="majorHAnsi"/>
+      <w:rFonts w:asciiTheme="majorHAnsi" w:cstheme="majorBidi" w:hAnsiTheme="majorHAnsi" w:eastAsia="黑体"/>
       <w:color w:themeColor="text1" w:val="000000"/>
     </w:rPr>
     <w:tblPr>
@@ -10373,6 +10878,7 @@
     </w:tblPr>
     <w:tblStylePr w:type="firstRow">
       <w:rPr>
+        <w:rFonts w:eastAsia="黑体"/>
         <w:sz w:val="24"/>
         <w:szCs w:val="24"/>
       </w:rPr>
@@ -10479,7 +10985,7 @@
       <w:spacing w:after="0" w:line="240" w:lineRule="auto"/>
     </w:pPr>
     <w:rPr>
-      <w:rFonts w:asciiTheme="majorHAnsi" w:cstheme="majorBidi" w:eastAsiaTheme="majorEastAsia" w:hAnsiTheme="majorHAnsi"/>
+      <w:rFonts w:asciiTheme="majorHAnsi" w:cstheme="majorBidi" w:hAnsiTheme="majorHAnsi" w:eastAsia="黑体"/>
       <w:color w:themeColor="text1" w:val="000000"/>
     </w:rPr>
     <w:tblPr>
@@ -10501,6 +11007,7 @@
     </w:tblPr>
     <w:tblStylePr w:type="firstRow">
       <w:rPr>
+        <w:rFonts w:eastAsia="黑体"/>
         <w:sz w:val="24"/>
         <w:szCs w:val="24"/>
       </w:rPr>
@@ -10607,7 +11114,7 @@
       <w:spacing w:after="0" w:line="240" w:lineRule="auto"/>
     </w:pPr>
     <w:rPr>
-      <w:rFonts w:asciiTheme="majorHAnsi" w:cstheme="majorBidi" w:eastAsiaTheme="majorEastAsia" w:hAnsiTheme="majorHAnsi"/>
+      <w:rFonts w:asciiTheme="majorHAnsi" w:cstheme="majorBidi" w:hAnsiTheme="majorHAnsi" w:eastAsia="黑体"/>
       <w:color w:themeColor="text1" w:val="000000"/>
     </w:rPr>
     <w:tblPr>
@@ -10629,6 +11136,7 @@
     </w:tblPr>
     <w:tblStylePr w:type="firstRow">
       <w:rPr>
+        <w:rFonts w:eastAsia="黑体"/>
         <w:sz w:val="24"/>
         <w:szCs w:val="24"/>
       </w:rPr>
@@ -10735,7 +11243,7 @@
       <w:spacing w:after="0" w:line="240" w:lineRule="auto"/>
     </w:pPr>
     <w:rPr>
-      <w:rFonts w:asciiTheme="majorHAnsi" w:cstheme="majorBidi" w:eastAsiaTheme="majorEastAsia" w:hAnsiTheme="majorHAnsi"/>
+      <w:rFonts w:asciiTheme="majorHAnsi" w:cstheme="majorBidi" w:hAnsiTheme="majorHAnsi" w:eastAsia="黑体"/>
       <w:color w:themeColor="text1" w:val="000000"/>
     </w:rPr>
     <w:tblPr>
@@ -10757,6 +11265,7 @@
     </w:tblPr>
     <w:tblStylePr w:type="firstRow">
       <w:rPr>
+        <w:rFonts w:eastAsia="黑体"/>
         <w:sz w:val="24"/>
         <w:szCs w:val="24"/>
       </w:rPr>
@@ -10863,7 +11372,7 @@
       <w:spacing w:after="0" w:line="240" w:lineRule="auto"/>
     </w:pPr>
     <w:rPr>
-      <w:rFonts w:asciiTheme="majorHAnsi" w:cstheme="majorBidi" w:eastAsiaTheme="majorEastAsia" w:hAnsiTheme="majorHAnsi"/>
+      <w:rFonts w:asciiTheme="majorHAnsi" w:cstheme="majorBidi" w:hAnsiTheme="majorHAnsi" w:eastAsia="黑体"/>
       <w:color w:themeColor="text1" w:val="000000"/>
     </w:rPr>
     <w:tblPr>
@@ -10885,6 +11394,7 @@
     </w:tblPr>
     <w:tblStylePr w:type="firstRow">
       <w:rPr>
+        <w:rFonts w:eastAsia="黑体"/>
         <w:sz w:val="24"/>
         <w:szCs w:val="24"/>
       </w:rPr>
@@ -11014,12 +11524,14 @@
     </w:tcPr>
     <w:tblStylePr w:type="firstRow">
       <w:rPr>
+        <w:rFonts w:eastAsia="黑体"/>
         <w:b/>
         <w:bCs/>
       </w:rPr>
     </w:tblStylePr>
     <w:tblStylePr w:type="lastRow">
       <w:rPr>
+        <w:rFonts w:eastAsia="黑体"/>
         <w:b/>
         <w:bCs/>
       </w:rPr>
@@ -11032,12 +11544,14 @@
     </w:tblStylePr>
     <w:tblStylePr w:type="firstCol">
       <w:rPr>
+        <w:rFonts w:eastAsia="黑体"/>
         <w:b/>
         <w:bCs/>
       </w:rPr>
     </w:tblStylePr>
     <w:tblStylePr w:type="lastCol">
       <w:rPr>
+        <w:rFonts w:eastAsia="黑体"/>
         <w:b/>
         <w:bCs/>
       </w:rPr>
@@ -11087,12 +11601,14 @@
     </w:tcPr>
     <w:tblStylePr w:type="firstRow">
       <w:rPr>
+        <w:rFonts w:eastAsia="黑体"/>
         <w:b/>
         <w:bCs/>
       </w:rPr>
     </w:tblStylePr>
     <w:tblStylePr w:type="lastRow">
       <w:rPr>
+        <w:rFonts w:eastAsia="黑体"/>
         <w:b/>
         <w:bCs/>
       </w:rPr>
@@ -11105,12 +11621,14 @@
     </w:tblStylePr>
     <w:tblStylePr w:type="firstCol">
       <w:rPr>
+        <w:rFonts w:eastAsia="黑体"/>
         <w:b/>
         <w:bCs/>
       </w:rPr>
     </w:tblStylePr>
     <w:tblStylePr w:type="lastCol">
       <w:rPr>
+        <w:rFonts w:eastAsia="黑体"/>
         <w:b/>
         <w:bCs/>
       </w:rPr>
@@ -11160,12 +11678,14 @@
     </w:tcPr>
     <w:tblStylePr w:type="firstRow">
       <w:rPr>
+        <w:rFonts w:eastAsia="黑体"/>
         <w:b/>
         <w:bCs/>
       </w:rPr>
     </w:tblStylePr>
     <w:tblStylePr w:type="lastRow">
       <w:rPr>
+        <w:rFonts w:eastAsia="黑体"/>
         <w:b/>
         <w:bCs/>
       </w:rPr>
@@ -11178,12 +11698,14 @@
     </w:tblStylePr>
     <w:tblStylePr w:type="firstCol">
       <w:rPr>
+        <w:rFonts w:eastAsia="黑体"/>
         <w:b/>
         <w:bCs/>
       </w:rPr>
     </w:tblStylePr>
     <w:tblStylePr w:type="lastCol">
       <w:rPr>
+        <w:rFonts w:eastAsia="黑体"/>
         <w:b/>
         <w:bCs/>
       </w:rPr>
@@ -11233,12 +11755,14 @@
     </w:tcPr>
     <w:tblStylePr w:type="firstRow">
       <w:rPr>
+        <w:rFonts w:eastAsia="黑体"/>
         <w:b/>
         <w:bCs/>
       </w:rPr>
     </w:tblStylePr>
     <w:tblStylePr w:type="lastRow">
       <w:rPr>
+        <w:rFonts w:eastAsia="黑体"/>
         <w:b/>
         <w:bCs/>
       </w:rPr>
@@ -11251,12 +11775,14 @@
     </w:tblStylePr>
     <w:tblStylePr w:type="firstCol">
       <w:rPr>
+        <w:rFonts w:eastAsia="黑体"/>
         <w:b/>
         <w:bCs/>
       </w:rPr>
     </w:tblStylePr>
     <w:tblStylePr w:type="lastCol">
       <w:rPr>
+        <w:rFonts w:eastAsia="黑体"/>
         <w:b/>
         <w:bCs/>
       </w:rPr>
@@ -11306,12 +11832,14 @@
     </w:tcPr>
     <w:tblStylePr w:type="firstRow">
       <w:rPr>
+        <w:rFonts w:eastAsia="黑体"/>
         <w:b/>
         <w:bCs/>
       </w:rPr>
     </w:tblStylePr>
     <w:tblStylePr w:type="lastRow">
       <w:rPr>
+        <w:rFonts w:eastAsia="黑体"/>
         <w:b/>
         <w:bCs/>
       </w:rPr>
@@ -11324,12 +11852,14 @@
     </w:tblStylePr>
     <w:tblStylePr w:type="firstCol">
       <w:rPr>
+        <w:rFonts w:eastAsia="黑体"/>
         <w:b/>
         <w:bCs/>
       </w:rPr>
     </w:tblStylePr>
     <w:tblStylePr w:type="lastCol">
       <w:rPr>
+        <w:rFonts w:eastAsia="黑体"/>
         <w:b/>
         <w:bCs/>
       </w:rPr>
@@ -11379,12 +11909,14 @@
     </w:tcPr>
     <w:tblStylePr w:type="firstRow">
       <w:rPr>
+        <w:rFonts w:eastAsia="黑体"/>
         <w:b/>
         <w:bCs/>
       </w:rPr>
     </w:tblStylePr>
     <w:tblStylePr w:type="lastRow">
       <w:rPr>
+        <w:rFonts w:eastAsia="黑体"/>
         <w:b/>
         <w:bCs/>
       </w:rPr>
@@ -11397,12 +11929,14 @@
     </w:tblStylePr>
     <w:tblStylePr w:type="firstCol">
       <w:rPr>
+        <w:rFonts w:eastAsia="黑体"/>
         <w:b/>
         <w:bCs/>
       </w:rPr>
     </w:tblStylePr>
     <w:tblStylePr w:type="lastCol">
       <w:rPr>
+        <w:rFonts w:eastAsia="黑体"/>
         <w:b/>
         <w:bCs/>
       </w:rPr>
@@ -11452,12 +11986,14 @@
     </w:tcPr>
     <w:tblStylePr w:type="firstRow">
       <w:rPr>
+        <w:rFonts w:eastAsia="黑体"/>
         <w:b/>
         <w:bCs/>
       </w:rPr>
     </w:tblStylePr>
     <w:tblStylePr w:type="lastRow">
       <w:rPr>
+        <w:rFonts w:eastAsia="黑体"/>
         <w:b/>
         <w:bCs/>
       </w:rPr>
@@ -11470,12 +12006,14 @@
     </w:tblStylePr>
     <w:tblStylePr w:type="firstCol">
       <w:rPr>
+        <w:rFonts w:eastAsia="黑体"/>
         <w:b/>
         <w:bCs/>
       </w:rPr>
     </w:tblStylePr>
     <w:tblStylePr w:type="lastCol">
       <w:rPr>
+        <w:rFonts w:eastAsia="黑体"/>
         <w:b/>
         <w:bCs/>
       </w:rPr>
@@ -11502,7 +12040,7 @@
       <w:spacing w:after="0" w:line="240" w:lineRule="auto"/>
     </w:pPr>
     <w:rPr>
-      <w:rFonts w:asciiTheme="majorHAnsi" w:cstheme="majorBidi" w:eastAsiaTheme="majorEastAsia" w:hAnsiTheme="majorHAnsi"/>
+      <w:rFonts w:asciiTheme="majorHAnsi" w:cstheme="majorBidi" w:hAnsiTheme="majorHAnsi" w:eastAsia="黑体"/>
       <w:color w:themeColor="text1" w:val="000000"/>
     </w:rPr>
     <w:tblPr>
@@ -11529,6 +12067,7 @@
     </w:tcPr>
     <w:tblStylePr w:type="firstRow">
       <w:rPr>
+        <w:rFonts w:eastAsia="黑体"/>
         <w:b/>
         <w:bCs/>
         <w:color w:themeColor="text1" w:val="000000"/>
@@ -11540,6 +12079,7 @@
     </w:tblStylePr>
     <w:tblStylePr w:type="lastRow">
       <w:rPr>
+        <w:rFonts w:eastAsia="黑体"/>
         <w:b/>
         <w:bCs/>
         <w:color w:themeColor="text1" w:val="000000"/>
@@ -11559,6 +12099,7 @@
     </w:tblStylePr>
     <w:tblStylePr w:type="firstCol">
       <w:rPr>
+        <w:rFonts w:eastAsia="黑体"/>
         <w:b/>
         <w:bCs/>
         <w:color w:themeColor="text1" w:val="000000"/>
@@ -11578,6 +12119,7 @@
     </w:tblStylePr>
     <w:tblStylePr w:type="lastCol">
       <w:rPr>
+        <w:rFonts w:eastAsia="黑体"/>
         <w:b w:val="0"/>
         <w:bCs w:val="0"/>
         <w:color w:themeColor="text1" w:val="000000"/>
@@ -11627,7 +12169,7 @@
       <w:spacing w:after="0" w:line="240" w:lineRule="auto"/>
     </w:pPr>
     <w:rPr>
-      <w:rFonts w:asciiTheme="majorHAnsi" w:cstheme="majorBidi" w:eastAsiaTheme="majorEastAsia" w:hAnsiTheme="majorHAnsi"/>
+      <w:rFonts w:asciiTheme="majorHAnsi" w:cstheme="majorBidi" w:hAnsiTheme="majorHAnsi" w:eastAsia="黑体"/>
       <w:color w:themeColor="text1" w:val="000000"/>
     </w:rPr>
     <w:tblPr>
@@ -11654,6 +12196,7 @@
     </w:tcPr>
     <w:tblStylePr w:type="firstRow">
       <w:rPr>
+        <w:rFonts w:eastAsia="黑体"/>
         <w:b/>
         <w:bCs/>
         <w:color w:themeColor="text1" w:val="000000"/>
@@ -11665,6 +12208,7 @@
     </w:tblStylePr>
     <w:tblStylePr w:type="lastRow">
       <w:rPr>
+        <w:rFonts w:eastAsia="黑体"/>
         <w:b/>
         <w:bCs/>
         <w:color w:themeColor="text1" w:val="000000"/>
@@ -11684,6 +12228,7 @@
     </w:tblStylePr>
     <w:tblStylePr w:type="firstCol">
       <w:rPr>
+        <w:rFonts w:eastAsia="黑体"/>
         <w:b/>
         <w:bCs/>
         <w:color w:themeColor="text1" w:val="000000"/>
@@ -11703,6 +12248,7 @@
     </w:tblStylePr>
     <w:tblStylePr w:type="lastCol">
       <w:rPr>
+        <w:rFonts w:eastAsia="黑体"/>
         <w:b w:val="0"/>
         <w:bCs w:val="0"/>
         <w:color w:themeColor="text1" w:val="000000"/>
@@ -11752,7 +12298,7 @@
       <w:spacing w:after="0" w:line="240" w:lineRule="auto"/>
     </w:pPr>
     <w:rPr>
-      <w:rFonts w:asciiTheme="majorHAnsi" w:cstheme="majorBidi" w:eastAsiaTheme="majorEastAsia" w:hAnsiTheme="majorHAnsi"/>
+      <w:rFonts w:asciiTheme="majorHAnsi" w:cstheme="majorBidi" w:hAnsiTheme="majorHAnsi" w:eastAsia="黑体"/>
       <w:color w:themeColor="text1" w:val="000000"/>
     </w:rPr>
     <w:tblPr>
@@ -11779,6 +12325,7 @@
     </w:tcPr>
     <w:tblStylePr w:type="firstRow">
       <w:rPr>
+        <w:rFonts w:eastAsia="黑体"/>
         <w:b/>
         <w:bCs/>
         <w:color w:themeColor="text1" w:val="000000"/>
@@ -11790,6 +12337,7 @@
     </w:tblStylePr>
     <w:tblStylePr w:type="lastRow">
       <w:rPr>
+        <w:rFonts w:eastAsia="黑体"/>
         <w:b/>
         <w:bCs/>
         <w:color w:themeColor="text1" w:val="000000"/>
@@ -11809,6 +12357,7 @@
     </w:tblStylePr>
     <w:tblStylePr w:type="firstCol">
       <w:rPr>
+        <w:rFonts w:eastAsia="黑体"/>
         <w:b/>
         <w:bCs/>
         <w:color w:themeColor="text1" w:val="000000"/>
@@ -11828,6 +12377,7 @@
     </w:tblStylePr>
     <w:tblStylePr w:type="lastCol">
       <w:rPr>
+        <w:rFonts w:eastAsia="黑体"/>
         <w:b w:val="0"/>
         <w:bCs w:val="0"/>
         <w:color w:themeColor="text1" w:val="000000"/>
@@ -11877,7 +12427,7 @@
       <w:spacing w:after="0" w:line="240" w:lineRule="auto"/>
     </w:pPr>
     <w:rPr>
-      <w:rFonts w:asciiTheme="majorHAnsi" w:cstheme="majorBidi" w:eastAsiaTheme="majorEastAsia" w:hAnsiTheme="majorHAnsi"/>
+      <w:rFonts w:asciiTheme="majorHAnsi" w:cstheme="majorBidi" w:hAnsiTheme="majorHAnsi" w:eastAsia="黑体"/>
       <w:color w:themeColor="text1" w:val="000000"/>
     </w:rPr>
     <w:tblPr>
@@ -11904,6 +12454,7 @@
     </w:tcPr>
     <w:tblStylePr w:type="firstRow">
       <w:rPr>
+        <w:rFonts w:eastAsia="黑体"/>
         <w:b/>
         <w:bCs/>
         <w:color w:themeColor="text1" w:val="000000"/>
@@ -11915,6 +12466,7 @@
     </w:tblStylePr>
     <w:tblStylePr w:type="lastRow">
       <w:rPr>
+        <w:rFonts w:eastAsia="黑体"/>
         <w:b/>
         <w:bCs/>
         <w:color w:themeColor="text1" w:val="000000"/>
@@ -11934,6 +12486,7 @@
     </w:tblStylePr>
     <w:tblStylePr w:type="firstCol">
       <w:rPr>
+        <w:rFonts w:eastAsia="黑体"/>
         <w:b/>
         <w:bCs/>
         <w:color w:themeColor="text1" w:val="000000"/>
@@ -11953,6 +12506,7 @@
     </w:tblStylePr>
     <w:tblStylePr w:type="lastCol">
       <w:rPr>
+        <w:rFonts w:eastAsia="黑体"/>
         <w:b w:val="0"/>
         <w:bCs w:val="0"/>
         <w:color w:themeColor="text1" w:val="000000"/>
@@ -12002,7 +12556,7 @@
       <w:spacing w:after="0" w:line="240" w:lineRule="auto"/>
     </w:pPr>
     <w:rPr>
-      <w:rFonts w:asciiTheme="majorHAnsi" w:cstheme="majorBidi" w:eastAsiaTheme="majorEastAsia" w:hAnsiTheme="majorHAnsi"/>
+      <w:rFonts w:asciiTheme="majorHAnsi" w:cstheme="majorBidi" w:hAnsiTheme="majorHAnsi" w:eastAsia="黑体"/>
       <w:color w:themeColor="text1" w:val="000000"/>
     </w:rPr>
     <w:tblPr>
@@ -12029,6 +12583,7 @@
     </w:tcPr>
     <w:tblStylePr w:type="firstRow">
       <w:rPr>
+        <w:rFonts w:eastAsia="黑体"/>
         <w:b/>
         <w:bCs/>
         <w:color w:themeColor="text1" w:val="000000"/>
@@ -12040,6 +12595,7 @@
     </w:tblStylePr>
     <w:tblStylePr w:type="lastRow">
       <w:rPr>
+        <w:rFonts w:eastAsia="黑体"/>
         <w:b/>
         <w:bCs/>
         <w:color w:themeColor="text1" w:val="000000"/>
@@ -12059,6 +12615,7 @@
     </w:tblStylePr>
     <w:tblStylePr w:type="firstCol">
       <w:rPr>
+        <w:rFonts w:eastAsia="黑体"/>
         <w:b/>
         <w:bCs/>
         <w:color w:themeColor="text1" w:val="000000"/>
@@ -12078,6 +12635,7 @@
     </w:tblStylePr>
     <w:tblStylePr w:type="lastCol">
       <w:rPr>
+        <w:rFonts w:eastAsia="黑体"/>
         <w:b w:val="0"/>
         <w:bCs w:val="0"/>
         <w:color w:themeColor="text1" w:val="000000"/>
@@ -12127,7 +12685,7 @@
       <w:spacing w:after="0" w:line="240" w:lineRule="auto"/>
     </w:pPr>
     <w:rPr>
-      <w:rFonts w:asciiTheme="majorHAnsi" w:cstheme="majorBidi" w:eastAsiaTheme="majorEastAsia" w:hAnsiTheme="majorHAnsi"/>
+      <w:rFonts w:asciiTheme="majorHAnsi" w:cstheme="majorBidi" w:hAnsiTheme="majorHAnsi" w:eastAsia="黑体"/>
       <w:color w:themeColor="text1" w:val="000000"/>
     </w:rPr>
     <w:tblPr>
@@ -12154,6 +12712,7 @@
     </w:tcPr>
     <w:tblStylePr w:type="firstRow">
       <w:rPr>
+        <w:rFonts w:eastAsia="黑体"/>
         <w:b/>
         <w:bCs/>
         <w:color w:themeColor="text1" w:val="000000"/>
@@ -12165,6 +12724,7 @@
     </w:tblStylePr>
     <w:tblStylePr w:type="lastRow">
       <w:rPr>
+        <w:rFonts w:eastAsia="黑体"/>
         <w:b/>
         <w:bCs/>
         <w:color w:themeColor="text1" w:val="000000"/>
@@ -12184,6 +12744,7 @@
     </w:tblStylePr>
     <w:tblStylePr w:type="firstCol">
       <w:rPr>
+        <w:rFonts w:eastAsia="黑体"/>
         <w:b/>
         <w:bCs/>
         <w:color w:themeColor="text1" w:val="000000"/>
@@ -12203,6 +12764,7 @@
     </w:tblStylePr>
     <w:tblStylePr w:type="lastCol">
       <w:rPr>
+        <w:rFonts w:eastAsia="黑体"/>
         <w:b w:val="0"/>
         <w:bCs w:val="0"/>
         <w:color w:themeColor="text1" w:val="000000"/>
@@ -12252,7 +12814,7 @@
       <w:spacing w:after="0" w:line="240" w:lineRule="auto"/>
     </w:pPr>
     <w:rPr>
-      <w:rFonts w:asciiTheme="majorHAnsi" w:cstheme="majorBidi" w:eastAsiaTheme="majorEastAsia" w:hAnsiTheme="majorHAnsi"/>
+      <w:rFonts w:asciiTheme="majorHAnsi" w:cstheme="majorBidi" w:hAnsiTheme="majorHAnsi" w:eastAsia="黑体"/>
       <w:color w:themeColor="text1" w:val="000000"/>
     </w:rPr>
     <w:tblPr>
@@ -12279,6 +12841,7 @@
     </w:tcPr>
     <w:tblStylePr w:type="firstRow">
       <w:rPr>
+        <w:rFonts w:eastAsia="黑体"/>
         <w:b/>
         <w:bCs/>
         <w:color w:themeColor="text1" w:val="000000"/>
@@ -12290,6 +12853,7 @@
     </w:tblStylePr>
     <w:tblStylePr w:type="lastRow">
       <w:rPr>
+        <w:rFonts w:eastAsia="黑体"/>
         <w:b/>
         <w:bCs/>
         <w:color w:themeColor="text1" w:val="000000"/>
@@ -12309,6 +12873,7 @@
     </w:tblStylePr>
     <w:tblStylePr w:type="firstCol">
       <w:rPr>
+        <w:rFonts w:eastAsia="黑体"/>
         <w:b/>
         <w:bCs/>
         <w:color w:themeColor="text1" w:val="000000"/>
@@ -12328,6 +12893,7 @@
     </w:tblStylePr>
     <w:tblStylePr w:type="lastCol">
       <w:rPr>
+        <w:rFonts w:eastAsia="黑体"/>
         <w:b w:val="0"/>
         <w:bCs w:val="0"/>
         <w:color w:themeColor="text1" w:val="000000"/>
@@ -12400,6 +12966,7 @@
     </w:tcPr>
     <w:tblStylePr w:type="firstRow">
       <w:rPr>
+        <w:rFonts w:eastAsia="黑体"/>
         <w:b/>
         <w:bCs/>
         <w:i w:val="0"/>
@@ -12421,6 +12988,7 @@
     </w:tblStylePr>
     <w:tblStylePr w:type="lastRow">
       <w:rPr>
+        <w:rFonts w:eastAsia="黑体"/>
         <w:b/>
         <w:bCs/>
         <w:i w:val="0"/>
@@ -12442,6 +13010,7 @@
     </w:tblStylePr>
     <w:tblStylePr w:type="firstCol">
       <w:rPr>
+        <w:rFonts w:eastAsia="黑体"/>
         <w:b/>
         <w:bCs/>
         <w:i w:val="0"/>
@@ -12461,6 +13030,7 @@
     </w:tblStylePr>
     <w:tblStylePr w:type="lastCol">
       <w:rPr>
+        <w:rFonts w:eastAsia="黑体"/>
         <w:b/>
         <w:bCs/>
         <w:i w:val="0"/>
@@ -12541,6 +13111,7 @@
     </w:tcPr>
     <w:tblStylePr w:type="firstRow">
       <w:rPr>
+        <w:rFonts w:eastAsia="黑体"/>
         <w:b/>
         <w:bCs/>
         <w:i w:val="0"/>
@@ -12562,6 +13133,7 @@
     </w:tblStylePr>
     <w:tblStylePr w:type="lastRow">
       <w:rPr>
+        <w:rFonts w:eastAsia="黑体"/>
         <w:b/>
         <w:bCs/>
         <w:i w:val="0"/>
@@ -12583,6 +13155,7 @@
     </w:tblStylePr>
     <w:tblStylePr w:type="firstCol">
       <w:rPr>
+        <w:rFonts w:eastAsia="黑体"/>
         <w:b/>
         <w:bCs/>
         <w:i w:val="0"/>
@@ -12602,6 +13175,7 @@
     </w:tblStylePr>
     <w:tblStylePr w:type="lastCol">
       <w:rPr>
+        <w:rFonts w:eastAsia="黑体"/>
         <w:b/>
         <w:bCs/>
         <w:i w:val="0"/>
@@ -12682,6 +13256,7 @@
     </w:tcPr>
     <w:tblStylePr w:type="firstRow">
       <w:rPr>
+        <w:rFonts w:eastAsia="黑体"/>
         <w:b/>
         <w:bCs/>
         <w:i w:val="0"/>
@@ -12703,6 +13278,7 @@
     </w:tblStylePr>
     <w:tblStylePr w:type="lastRow">
       <w:rPr>
+        <w:rFonts w:eastAsia="黑体"/>
         <w:b/>
         <w:bCs/>
         <w:i w:val="0"/>
@@ -12724,6 +13300,7 @@
     </w:tblStylePr>
     <w:tblStylePr w:type="firstCol">
       <w:rPr>
+        <w:rFonts w:eastAsia="黑体"/>
         <w:b/>
         <w:bCs/>
         <w:i w:val="0"/>
@@ -12743,6 +13320,7 @@
     </w:tblStylePr>
     <w:tblStylePr w:type="lastCol">
       <w:rPr>
+        <w:rFonts w:eastAsia="黑体"/>
         <w:b/>
         <w:bCs/>
         <w:i w:val="0"/>
@@ -12823,6 +13401,7 @@
     </w:tcPr>
     <w:tblStylePr w:type="firstRow">
       <w:rPr>
+        <w:rFonts w:eastAsia="黑体"/>
         <w:b/>
         <w:bCs/>
         <w:i w:val="0"/>
@@ -12844,6 +13423,7 @@
     </w:tblStylePr>
     <w:tblStylePr w:type="lastRow">
       <w:rPr>
+        <w:rFonts w:eastAsia="黑体"/>
         <w:b/>
         <w:bCs/>
         <w:i w:val="0"/>
@@ -12865,6 +13445,7 @@
     </w:tblStylePr>
     <w:tblStylePr w:type="firstCol">
       <w:rPr>
+        <w:rFonts w:eastAsia="黑体"/>
         <w:b/>
         <w:bCs/>
         <w:i w:val="0"/>
@@ -12884,6 +13465,7 @@
     </w:tblStylePr>
     <w:tblStylePr w:type="lastCol">
       <w:rPr>
+        <w:rFonts w:eastAsia="黑体"/>
         <w:b/>
         <w:bCs/>
         <w:i w:val="0"/>
@@ -12964,6 +13546,7 @@
     </w:tcPr>
     <w:tblStylePr w:type="firstRow">
       <w:rPr>
+        <w:rFonts w:eastAsia="黑体"/>
         <w:b/>
         <w:bCs/>
         <w:i w:val="0"/>
@@ -12985,6 +13568,7 @@
     </w:tblStylePr>
     <w:tblStylePr w:type="lastRow">
       <w:rPr>
+        <w:rFonts w:eastAsia="黑体"/>
         <w:b/>
         <w:bCs/>
         <w:i w:val="0"/>
@@ -13006,6 +13590,7 @@
     </w:tblStylePr>
     <w:tblStylePr w:type="firstCol">
       <w:rPr>
+        <w:rFonts w:eastAsia="黑体"/>
         <w:b/>
         <w:bCs/>
         <w:i w:val="0"/>
@@ -13025,6 +13610,7 @@
     </w:tblStylePr>
     <w:tblStylePr w:type="lastCol">
       <w:rPr>
+        <w:rFonts w:eastAsia="黑体"/>
         <w:b/>
         <w:bCs/>
         <w:i w:val="0"/>
@@ -13105,6 +13691,7 @@
     </w:tcPr>
     <w:tblStylePr w:type="firstRow">
       <w:rPr>
+        <w:rFonts w:eastAsia="黑体"/>
         <w:b/>
         <w:bCs/>
         <w:i w:val="0"/>
@@ -13126,6 +13713,7 @@
     </w:tblStylePr>
     <w:tblStylePr w:type="lastRow">
       <w:rPr>
+        <w:rFonts w:eastAsia="黑体"/>
         <w:b/>
         <w:bCs/>
         <w:i w:val="0"/>
@@ -13147,6 +13735,7 @@
     </w:tblStylePr>
     <w:tblStylePr w:type="firstCol">
       <w:rPr>
+        <w:rFonts w:eastAsia="黑体"/>
         <w:b/>
         <w:bCs/>
         <w:i w:val="0"/>
@@ -13166,6 +13755,7 @@
     </w:tblStylePr>
     <w:tblStylePr w:type="lastCol">
       <w:rPr>
+        <w:rFonts w:eastAsia="黑体"/>
         <w:b/>
         <w:bCs/>
         <w:i w:val="0"/>
@@ -13246,6 +13836,7 @@
     </w:tcPr>
     <w:tblStylePr w:type="firstRow">
       <w:rPr>
+        <w:rFonts w:eastAsia="黑体"/>
         <w:b/>
         <w:bCs/>
         <w:i w:val="0"/>
@@ -13267,6 +13858,7 @@
     </w:tblStylePr>
     <w:tblStylePr w:type="lastRow">
       <w:rPr>
+        <w:rFonts w:eastAsia="黑体"/>
         <w:b/>
         <w:bCs/>
         <w:i w:val="0"/>
@@ -13288,6 +13880,7 @@
     </w:tblStylePr>
     <w:tblStylePr w:type="firstCol">
       <w:rPr>
+        <w:rFonts w:eastAsia="黑体"/>
         <w:b/>
         <w:bCs/>
         <w:i w:val="0"/>
@@ -13307,6 +13900,7 @@
     </w:tblStylePr>
     <w:tblStylePr w:type="lastCol">
       <w:rPr>
+        <w:rFonts w:eastAsia="黑体"/>
         <w:b/>
         <w:bCs/>
         <w:i w:val="0"/>
@@ -13364,6 +13958,7 @@
       <w:spacing w:after="0" w:line="240" w:lineRule="auto"/>
     </w:pPr>
     <w:rPr>
+      <w:rFonts w:eastAsia="黑体"/>
       <w:color w:themeColor="background1" w:val="FFFFFF"/>
     </w:rPr>
     <w:tblPr>
@@ -13382,6 +13977,7 @@
     </w:tcPr>
     <w:tblStylePr w:type="firstRow">
       <w:rPr>
+        <w:rFonts w:eastAsia="黑体"/>
         <w:b/>
         <w:bCs/>
       </w:rPr>
@@ -13478,6 +14074,7 @@
       <w:spacing w:after="0" w:line="240" w:lineRule="auto"/>
     </w:pPr>
     <w:rPr>
+      <w:rFonts w:eastAsia="黑体"/>
       <w:color w:themeColor="background1" w:val="FFFFFF"/>
     </w:rPr>
     <w:tblPr>
@@ -13496,6 +14093,7 @@
     </w:tcPr>
     <w:tblStylePr w:type="firstRow">
       <w:rPr>
+        <w:rFonts w:eastAsia="黑体"/>
         <w:b/>
         <w:bCs/>
       </w:rPr>
@@ -13592,6 +14190,7 @@
       <w:spacing w:after="0" w:line="240" w:lineRule="auto"/>
     </w:pPr>
     <w:rPr>
+      <w:rFonts w:eastAsia="黑体"/>
       <w:color w:themeColor="background1" w:val="FFFFFF"/>
     </w:rPr>
     <w:tblPr>
@@ -13610,6 +14209,7 @@
     </w:tcPr>
     <w:tblStylePr w:type="firstRow">
       <w:rPr>
+        <w:rFonts w:eastAsia="黑体"/>
         <w:b/>
         <w:bCs/>
       </w:rPr>
@@ -13706,6 +14306,7 @@
       <w:spacing w:after="0" w:line="240" w:lineRule="auto"/>
     </w:pPr>
     <w:rPr>
+      <w:rFonts w:eastAsia="黑体"/>
       <w:color w:themeColor="background1" w:val="FFFFFF"/>
     </w:rPr>
     <w:tblPr>
@@ -13724,6 +14325,7 @@
     </w:tcPr>
     <w:tblStylePr w:type="firstRow">
       <w:rPr>
+        <w:rFonts w:eastAsia="黑体"/>
         <w:b/>
         <w:bCs/>
       </w:rPr>
@@ -13820,6 +14422,7 @@
       <w:spacing w:after="0" w:line="240" w:lineRule="auto"/>
     </w:pPr>
     <w:rPr>
+      <w:rFonts w:eastAsia="黑体"/>
       <w:color w:themeColor="background1" w:val="FFFFFF"/>
     </w:rPr>
     <w:tblPr>
@@ -13838,6 +14441,7 @@
     </w:tcPr>
     <w:tblStylePr w:type="firstRow">
       <w:rPr>
+        <w:rFonts w:eastAsia="黑体"/>
         <w:b/>
         <w:bCs/>
       </w:rPr>
@@ -13934,6 +14538,7 @@
       <w:spacing w:after="0" w:line="240" w:lineRule="auto"/>
     </w:pPr>
     <w:rPr>
+      <w:rFonts w:eastAsia="黑体"/>
       <w:color w:themeColor="background1" w:val="FFFFFF"/>
     </w:rPr>
     <w:tblPr>
@@ -13952,6 +14557,7 @@
     </w:tcPr>
     <w:tblStylePr w:type="firstRow">
       <w:rPr>
+        <w:rFonts w:eastAsia="黑体"/>
         <w:b/>
         <w:bCs/>
       </w:rPr>
@@ -14048,6 +14654,7 @@
       <w:spacing w:after="0" w:line="240" w:lineRule="auto"/>
     </w:pPr>
     <w:rPr>
+      <w:rFonts w:eastAsia="黑体"/>
       <w:color w:themeColor="background1" w:val="FFFFFF"/>
     </w:rPr>
     <w:tblPr>
@@ -14066,6 +14673,7 @@
     </w:tcPr>
     <w:tblStylePr w:type="firstRow">
       <w:rPr>
+        <w:rFonts w:eastAsia="黑体"/>
         <w:b/>
         <w:bCs/>
       </w:rPr>
@@ -14162,6 +14770,7 @@
       <w:spacing w:after="0" w:line="240" w:lineRule="auto"/>
     </w:pPr>
     <w:rPr>
+      <w:rFonts w:eastAsia="黑体"/>
       <w:color w:themeColor="text1" w:val="000000"/>
     </w:rPr>
     <w:tblPr>
@@ -14188,6 +14797,7 @@
     </w:tcPr>
     <w:tblStylePr w:type="firstRow">
       <w:rPr>
+        <w:rFonts w:eastAsia="黑体"/>
         <w:b/>
         <w:bCs/>
       </w:rPr>
@@ -14206,6 +14816,7 @@
     </w:tblStylePr>
     <w:tblStylePr w:type="lastRow">
       <w:rPr>
+        <w:rFonts w:eastAsia="黑体"/>
         <w:b/>
         <w:bCs/>
         <w:color w:themeColor="background1" w:val="FFFFFF"/>
@@ -14220,6 +14831,7 @@
     </w:tblStylePr>
     <w:tblStylePr w:type="firstCol">
       <w:rPr>
+        <w:rFonts w:eastAsia="黑体"/>
         <w:color w:themeColor="background1" w:val="FFFFFF"/>
       </w:rPr>
       <w:tblPr/>
@@ -14237,6 +14849,7 @@
     </w:tblStylePr>
     <w:tblStylePr w:type="lastCol">
       <w:rPr>
+        <w:rFonts w:eastAsia="黑体"/>
         <w:color w:themeColor="background1" w:val="FFFFFF"/>
       </w:rPr>
       <w:tblPr/>
@@ -14266,11 +14879,13 @@
     </w:tblStylePr>
     <w:tblStylePr w:type="neCell">
       <w:rPr>
+        <w:rFonts w:eastAsia="黑体"/>
         <w:color w:themeColor="text1" w:val="000000"/>
       </w:rPr>
     </w:tblStylePr>
     <w:tblStylePr w:type="nwCell">
       <w:rPr>
+        <w:rFonts w:eastAsia="黑体"/>
         <w:color w:themeColor="text1" w:val="000000"/>
       </w:rPr>
     </w:tblStylePr>
@@ -14284,6 +14899,7 @@
       <w:spacing w:after="0" w:line="240" w:lineRule="auto"/>
     </w:pPr>
     <w:rPr>
+      <w:rFonts w:eastAsia="黑体"/>
       <w:color w:themeColor="text1" w:val="000000"/>
     </w:rPr>
     <w:tblPr>
@@ -14310,6 +14926,7 @@
     </w:tcPr>
     <w:tblStylePr w:type="firstRow">
       <w:rPr>
+        <w:rFonts w:eastAsia="黑体"/>
         <w:b/>
         <w:bCs/>
       </w:rPr>
@@ -14328,6 +14945,7 @@
     </w:tblStylePr>
     <w:tblStylePr w:type="lastRow">
       <w:rPr>
+        <w:rFonts w:eastAsia="黑体"/>
         <w:b/>
         <w:bCs/>
         <w:color w:themeColor="background1" w:val="FFFFFF"/>
@@ -14342,6 +14960,7 @@
     </w:tblStylePr>
     <w:tblStylePr w:type="firstCol">
       <w:rPr>
+        <w:rFonts w:eastAsia="黑体"/>
         <w:color w:themeColor="background1" w:val="FFFFFF"/>
       </w:rPr>
       <w:tblPr/>
@@ -14359,6 +14978,7 @@
     </w:tblStylePr>
     <w:tblStylePr w:type="lastCol">
       <w:rPr>
+        <w:rFonts w:eastAsia="黑体"/>
         <w:color w:themeColor="background1" w:val="FFFFFF"/>
       </w:rPr>
       <w:tblPr/>
@@ -14388,11 +15008,13 @@
     </w:tblStylePr>
     <w:tblStylePr w:type="neCell">
       <w:rPr>
+        <w:rFonts w:eastAsia="黑体"/>
         <w:color w:themeColor="text1" w:val="000000"/>
       </w:rPr>
     </w:tblStylePr>
     <w:tblStylePr w:type="nwCell">
       <w:rPr>
+        <w:rFonts w:eastAsia="黑体"/>
         <w:color w:themeColor="text1" w:val="000000"/>
       </w:rPr>
     </w:tblStylePr>
@@ -14406,6 +15028,7 @@
       <w:spacing w:after="0" w:line="240" w:lineRule="auto"/>
     </w:pPr>
     <w:rPr>
+      <w:rFonts w:eastAsia="黑体"/>
       <w:color w:themeColor="text1" w:val="000000"/>
     </w:rPr>
     <w:tblPr>
@@ -14432,6 +15055,7 @@
     </w:tcPr>
     <w:tblStylePr w:type="firstRow">
       <w:rPr>
+        <w:rFonts w:eastAsia="黑体"/>
         <w:b/>
         <w:bCs/>
       </w:rPr>
@@ -14450,6 +15074,7 @@
     </w:tblStylePr>
     <w:tblStylePr w:type="lastRow">
       <w:rPr>
+        <w:rFonts w:eastAsia="黑体"/>
         <w:b/>
         <w:bCs/>
         <w:color w:themeColor="background1" w:val="FFFFFF"/>
@@ -14464,6 +15089,7 @@
     </w:tblStylePr>
     <w:tblStylePr w:type="firstCol">
       <w:rPr>
+        <w:rFonts w:eastAsia="黑体"/>
         <w:color w:themeColor="background1" w:val="FFFFFF"/>
       </w:rPr>
       <w:tblPr/>
@@ -14481,6 +15107,7 @@
     </w:tblStylePr>
     <w:tblStylePr w:type="lastCol">
       <w:rPr>
+        <w:rFonts w:eastAsia="黑体"/>
         <w:color w:themeColor="background1" w:val="FFFFFF"/>
       </w:rPr>
       <w:tblPr/>
@@ -14510,11 +15137,13 @@
     </w:tblStylePr>
     <w:tblStylePr w:type="neCell">
       <w:rPr>
+        <w:rFonts w:eastAsia="黑体"/>
         <w:color w:themeColor="text1" w:val="000000"/>
       </w:rPr>
     </w:tblStylePr>
     <w:tblStylePr w:type="nwCell">
       <w:rPr>
+        <w:rFonts w:eastAsia="黑体"/>
         <w:color w:themeColor="text1" w:val="000000"/>
       </w:rPr>
     </w:tblStylePr>
@@ -14528,6 +15157,7 @@
       <w:spacing w:after="0" w:line="240" w:lineRule="auto"/>
     </w:pPr>
     <w:rPr>
+      <w:rFonts w:eastAsia="黑体"/>
       <w:color w:themeColor="text1" w:val="000000"/>
     </w:rPr>
     <w:tblPr>
@@ -14554,6 +15184,7 @@
     </w:tcPr>
     <w:tblStylePr w:type="firstRow">
       <w:rPr>
+        <w:rFonts w:eastAsia="黑体"/>
         <w:b/>
         <w:bCs/>
       </w:rPr>
@@ -14572,6 +15203,7 @@
     </w:tblStylePr>
     <w:tblStylePr w:type="lastRow">
       <w:rPr>
+        <w:rFonts w:eastAsia="黑体"/>
         <w:b/>
         <w:bCs/>
         <w:color w:themeColor="background1" w:val="FFFFFF"/>
@@ -14586,6 +15218,7 @@
     </w:tblStylePr>
     <w:tblStylePr w:type="firstCol">
       <w:rPr>
+        <w:rFonts w:eastAsia="黑体"/>
         <w:color w:themeColor="background1" w:val="FFFFFF"/>
       </w:rPr>
       <w:tblPr/>
@@ -14603,6 +15236,7 @@
     </w:tblStylePr>
     <w:tblStylePr w:type="lastCol">
       <w:rPr>
+        <w:rFonts w:eastAsia="黑体"/>
         <w:color w:themeColor="background1" w:val="FFFFFF"/>
       </w:rPr>
       <w:tblPr/>
@@ -14640,6 +15274,7 @@
       <w:spacing w:after="0" w:line="240" w:lineRule="auto"/>
     </w:pPr>
     <w:rPr>
+      <w:rFonts w:eastAsia="黑体"/>
       <w:color w:themeColor="text1" w:val="000000"/>
     </w:rPr>
     <w:tblPr>
@@ -14666,6 +15301,7 @@
     </w:tcPr>
     <w:tblStylePr w:type="firstRow">
       <w:rPr>
+        <w:rFonts w:eastAsia="黑体"/>
         <w:b/>
         <w:bCs/>
       </w:rPr>
@@ -14684,6 +15320,7 @@
     </w:tblStylePr>
     <w:tblStylePr w:type="lastRow">
       <w:rPr>
+        <w:rFonts w:eastAsia="黑体"/>
         <w:b/>
         <w:bCs/>
         <w:color w:themeColor="background1" w:val="FFFFFF"/>
@@ -14698,6 +15335,7 @@
     </w:tblStylePr>
     <w:tblStylePr w:type="firstCol">
       <w:rPr>
+        <w:rFonts w:eastAsia="黑体"/>
         <w:color w:themeColor="background1" w:val="FFFFFF"/>
       </w:rPr>
       <w:tblPr/>
@@ -14715,6 +15353,7 @@
     </w:tblStylePr>
     <w:tblStylePr w:type="lastCol">
       <w:rPr>
+        <w:rFonts w:eastAsia="黑体"/>
         <w:color w:themeColor="background1" w:val="FFFFFF"/>
       </w:rPr>
       <w:tblPr/>
@@ -14744,11 +15383,13 @@
     </w:tblStylePr>
     <w:tblStylePr w:type="neCell">
       <w:rPr>
+        <w:rFonts w:eastAsia="黑体"/>
         <w:color w:themeColor="text1" w:val="000000"/>
       </w:rPr>
     </w:tblStylePr>
     <w:tblStylePr w:type="nwCell">
       <w:rPr>
+        <w:rFonts w:eastAsia="黑体"/>
         <w:color w:themeColor="text1" w:val="000000"/>
       </w:rPr>
     </w:tblStylePr>
@@ -14762,6 +15403,7 @@
       <w:spacing w:after="0" w:line="240" w:lineRule="auto"/>
     </w:pPr>
     <w:rPr>
+      <w:rFonts w:eastAsia="黑体"/>
       <w:color w:themeColor="text1" w:val="000000"/>
     </w:rPr>
     <w:tblPr>
@@ -14788,6 +15430,7 @@
     </w:tcPr>
     <w:tblStylePr w:type="firstRow">
       <w:rPr>
+        <w:rFonts w:eastAsia="黑体"/>
         <w:b/>
         <w:bCs/>
       </w:rPr>
@@ -14806,6 +15449,7 @@
     </w:tblStylePr>
     <w:tblStylePr w:type="lastRow">
       <w:rPr>
+        <w:rFonts w:eastAsia="黑体"/>
         <w:b/>
         <w:bCs/>
         <w:color w:themeColor="background1" w:val="FFFFFF"/>
@@ -14820,6 +15464,7 @@
     </w:tblStylePr>
     <w:tblStylePr w:type="firstCol">
       <w:rPr>
+        <w:rFonts w:eastAsia="黑体"/>
         <w:color w:themeColor="background1" w:val="FFFFFF"/>
       </w:rPr>
       <w:tblPr/>
@@ -14837,6 +15482,7 @@
     </w:tblStylePr>
     <w:tblStylePr w:type="lastCol">
       <w:rPr>
+        <w:rFonts w:eastAsia="黑体"/>
         <w:color w:themeColor="background1" w:val="FFFFFF"/>
       </w:rPr>
       <w:tblPr/>
@@ -14866,11 +15512,13 @@
     </w:tblStylePr>
     <w:tblStylePr w:type="neCell">
       <w:rPr>
+        <w:rFonts w:eastAsia="黑体"/>
         <w:color w:themeColor="text1" w:val="000000"/>
       </w:rPr>
     </w:tblStylePr>
     <w:tblStylePr w:type="nwCell">
       <w:rPr>
+        <w:rFonts w:eastAsia="黑体"/>
         <w:color w:themeColor="text1" w:val="000000"/>
       </w:rPr>
     </w:tblStylePr>
@@ -14884,6 +15532,7 @@
       <w:spacing w:after="0" w:line="240" w:lineRule="auto"/>
     </w:pPr>
     <w:rPr>
+      <w:rFonts w:eastAsia="黑体"/>
       <w:color w:themeColor="text1" w:val="000000"/>
     </w:rPr>
     <w:tblPr>
@@ -14910,6 +15559,7 @@
     </w:tcPr>
     <w:tblStylePr w:type="firstRow">
       <w:rPr>
+        <w:rFonts w:eastAsia="黑体"/>
         <w:b/>
         <w:bCs/>
       </w:rPr>
@@ -14928,6 +15578,7 @@
     </w:tblStylePr>
     <w:tblStylePr w:type="lastRow">
       <w:rPr>
+        <w:rFonts w:eastAsia="黑体"/>
         <w:b/>
         <w:bCs/>
         <w:color w:themeColor="background1" w:val="FFFFFF"/>
@@ -14942,6 +15593,7 @@
     </w:tblStylePr>
     <w:tblStylePr w:type="firstCol">
       <w:rPr>
+        <w:rFonts w:eastAsia="黑体"/>
         <w:color w:themeColor="background1" w:val="FFFFFF"/>
       </w:rPr>
       <w:tblPr/>
@@ -14959,6 +15611,7 @@
     </w:tblStylePr>
     <w:tblStylePr w:type="lastCol">
       <w:rPr>
+        <w:rFonts w:eastAsia="黑体"/>
         <w:color w:themeColor="background1" w:val="FFFFFF"/>
       </w:rPr>
       <w:tblPr/>
@@ -14988,11 +15641,13 @@
     </w:tblStylePr>
     <w:tblStylePr w:type="neCell">
       <w:rPr>
+        <w:rFonts w:eastAsia="黑体"/>
         <w:color w:themeColor="text1" w:val="000000"/>
       </w:rPr>
     </w:tblStylePr>
     <w:tblStylePr w:type="nwCell">
       <w:rPr>
+        <w:rFonts w:eastAsia="黑体"/>
         <w:color w:themeColor="text1" w:val="000000"/>
       </w:rPr>
     </w:tblStylePr>
@@ -15006,6 +15661,7 @@
       <w:spacing w:after="0" w:line="240" w:lineRule="auto"/>
     </w:pPr>
     <w:rPr>
+      <w:rFonts w:eastAsia="黑体"/>
       <w:color w:themeColor="text1" w:val="000000"/>
     </w:rPr>
     <w:tblPr>
@@ -15024,6 +15680,7 @@
     </w:tcPr>
     <w:tblStylePr w:type="firstRow">
       <w:rPr>
+        <w:rFonts w:eastAsia="黑体"/>
         <w:b/>
         <w:bCs/>
         <w:color w:themeColor="background1" w:val="FFFFFF"/>
@@ -15038,6 +15695,7 @@
     </w:tblStylePr>
     <w:tblStylePr w:type="lastRow">
       <w:rPr>
+        <w:rFonts w:eastAsia="黑体"/>
         <w:b/>
         <w:bCs/>
         <w:color w:themeColor="accent2" w:themeShade="CC" w:val="9E3A38"/>
@@ -15052,12 +15710,14 @@
     </w:tblStylePr>
     <w:tblStylePr w:type="firstCol">
       <w:rPr>
+        <w:rFonts w:eastAsia="黑体"/>
         <w:b/>
         <w:bCs/>
       </w:rPr>
     </w:tblStylePr>
     <w:tblStylePr w:type="lastCol">
       <w:rPr>
+        <w:rFonts w:eastAsia="黑体"/>
         <w:b/>
         <w:bCs/>
       </w:rPr>
@@ -15092,6 +15752,7 @@
       <w:spacing w:after="0" w:line="240" w:lineRule="auto"/>
     </w:pPr>
     <w:rPr>
+      <w:rFonts w:eastAsia="黑体"/>
       <w:color w:themeColor="text1" w:val="000000"/>
     </w:rPr>
     <w:tblPr>
@@ -15110,6 +15771,7 @@
     </w:tcPr>
     <w:tblStylePr w:type="firstRow">
       <w:rPr>
+        <w:rFonts w:eastAsia="黑体"/>
         <w:b/>
         <w:bCs/>
         <w:color w:themeColor="background1" w:val="FFFFFF"/>
@@ -15124,6 +15786,7 @@
     </w:tblStylePr>
     <w:tblStylePr w:type="lastRow">
       <w:rPr>
+        <w:rFonts w:eastAsia="黑体"/>
         <w:b/>
         <w:bCs/>
         <w:color w:themeColor="accent2" w:themeShade="CC" w:val="9E3A38"/>
@@ -15138,12 +15801,14 @@
     </w:tblStylePr>
     <w:tblStylePr w:type="firstCol">
       <w:rPr>
+        <w:rFonts w:eastAsia="黑体"/>
         <w:b/>
         <w:bCs/>
       </w:rPr>
     </w:tblStylePr>
     <w:tblStylePr w:type="lastCol">
       <w:rPr>
+        <w:rFonts w:eastAsia="黑体"/>
         <w:b/>
         <w:bCs/>
       </w:rPr>
@@ -15178,6 +15843,7 @@
       <w:spacing w:after="0" w:line="240" w:lineRule="auto"/>
     </w:pPr>
     <w:rPr>
+      <w:rFonts w:eastAsia="黑体"/>
       <w:color w:themeColor="text1" w:val="000000"/>
     </w:rPr>
     <w:tblPr>
@@ -15196,6 +15862,7 @@
     </w:tcPr>
     <w:tblStylePr w:type="firstRow">
       <w:rPr>
+        <w:rFonts w:eastAsia="黑体"/>
         <w:b/>
         <w:bCs/>
         <w:color w:themeColor="background1" w:val="FFFFFF"/>
@@ -15210,6 +15877,7 @@
     </w:tblStylePr>
     <w:tblStylePr w:type="lastRow">
       <w:rPr>
+        <w:rFonts w:eastAsia="黑体"/>
         <w:b/>
         <w:bCs/>
         <w:color w:themeColor="accent2" w:themeShade="CC" w:val="9E3A38"/>
@@ -15224,12 +15892,14 @@
     </w:tblStylePr>
     <w:tblStylePr w:type="firstCol">
       <w:rPr>
+        <w:rFonts w:eastAsia="黑体"/>
         <w:b/>
         <w:bCs/>
       </w:rPr>
     </w:tblStylePr>
     <w:tblStylePr w:type="lastCol">
       <w:rPr>
+        <w:rFonts w:eastAsia="黑体"/>
         <w:b/>
         <w:bCs/>
       </w:rPr>
@@ -15264,6 +15934,7 @@
       <w:spacing w:after="0" w:line="240" w:lineRule="auto"/>
     </w:pPr>
     <w:rPr>
+      <w:rFonts w:eastAsia="黑体"/>
       <w:color w:themeColor="text1" w:val="000000"/>
     </w:rPr>
     <w:tblPr>
@@ -15282,6 +15953,7 @@
     </w:tcPr>
     <w:tblStylePr w:type="firstRow">
       <w:rPr>
+        <w:rFonts w:eastAsia="黑体"/>
         <w:b/>
         <w:bCs/>
         <w:color w:themeColor="background1" w:val="FFFFFF"/>
@@ -15296,6 +15968,7 @@
     </w:tblStylePr>
     <w:tblStylePr w:type="lastRow">
       <w:rPr>
+        <w:rFonts w:eastAsia="黑体"/>
         <w:b/>
         <w:bCs/>
         <w:color w:themeColor="accent4" w:themeShade="CC" w:val="664E82"/>
@@ -15310,12 +15983,14 @@
     </w:tblStylePr>
     <w:tblStylePr w:type="firstCol">
       <w:rPr>
+        <w:rFonts w:eastAsia="黑体"/>
         <w:b/>
         <w:bCs/>
       </w:rPr>
     </w:tblStylePr>
     <w:tblStylePr w:type="lastCol">
       <w:rPr>
+        <w:rFonts w:eastAsia="黑体"/>
         <w:b/>
         <w:bCs/>
       </w:rPr>
@@ -15350,6 +16025,7 @@
       <w:spacing w:after="0" w:line="240" w:lineRule="auto"/>
     </w:pPr>
     <w:rPr>
+      <w:rFonts w:eastAsia="黑体"/>
       <w:color w:themeColor="text1" w:val="000000"/>
     </w:rPr>
     <w:tblPr>
@@ -15368,6 +16044,7 @@
     </w:tcPr>
     <w:tblStylePr w:type="firstRow">
       <w:rPr>
+        <w:rFonts w:eastAsia="黑体"/>
         <w:b/>
         <w:bCs/>
         <w:color w:themeColor="background1" w:val="FFFFFF"/>
@@ -15382,6 +16059,7 @@
     </w:tblStylePr>
     <w:tblStylePr w:type="lastRow">
       <w:rPr>
+        <w:rFonts w:eastAsia="黑体"/>
         <w:b/>
         <w:bCs/>
         <w:color w:themeColor="accent3" w:themeShade="CC" w:val="7E9C40"/>
@@ -15396,12 +16074,14 @@
     </w:tblStylePr>
     <w:tblStylePr w:type="firstCol">
       <w:rPr>
+        <w:rFonts w:eastAsia="黑体"/>
         <w:b/>
         <w:bCs/>
       </w:rPr>
     </w:tblStylePr>
     <w:tblStylePr w:type="lastCol">
       <w:rPr>
+        <w:rFonts w:eastAsia="黑体"/>
         <w:b/>
         <w:bCs/>
       </w:rPr>
@@ -15436,6 +16116,7 @@
       <w:spacing w:after="0" w:line="240" w:lineRule="auto"/>
     </w:pPr>
     <w:rPr>
+      <w:rFonts w:eastAsia="黑体"/>
       <w:color w:themeColor="text1" w:val="000000"/>
     </w:rPr>
     <w:tblPr>
@@ -15454,6 +16135,7 @@
     </w:tcPr>
     <w:tblStylePr w:type="firstRow">
       <w:rPr>
+        <w:rFonts w:eastAsia="黑体"/>
         <w:b/>
         <w:bCs/>
         <w:color w:themeColor="background1" w:val="FFFFFF"/>
@@ -15468,6 +16150,7 @@
     </w:tblStylePr>
     <w:tblStylePr w:type="lastRow">
       <w:rPr>
+        <w:rFonts w:eastAsia="黑体"/>
         <w:b/>
         <w:bCs/>
         <w:color w:themeColor="accent6" w:themeShade="CC" w:val="F2730A"/>
@@ -15482,12 +16165,14 @@
     </w:tblStylePr>
     <w:tblStylePr w:type="firstCol">
       <w:rPr>
+        <w:rFonts w:eastAsia="黑体"/>
         <w:b/>
         <w:bCs/>
       </w:rPr>
     </w:tblStylePr>
     <w:tblStylePr w:type="lastCol">
       <w:rPr>
+        <w:rFonts w:eastAsia="黑体"/>
         <w:b/>
         <w:bCs/>
       </w:rPr>
@@ -15522,6 +16207,7 @@
       <w:spacing w:after="0" w:line="240" w:lineRule="auto"/>
     </w:pPr>
     <w:rPr>
+      <w:rFonts w:eastAsia="黑体"/>
       <w:color w:themeColor="text1" w:val="000000"/>
     </w:rPr>
     <w:tblPr>
@@ -15540,6 +16226,7 @@
     </w:tcPr>
     <w:tblStylePr w:type="firstRow">
       <w:rPr>
+        <w:rFonts w:eastAsia="黑体"/>
         <w:b/>
         <w:bCs/>
         <w:color w:themeColor="background1" w:val="FFFFFF"/>
@@ -15554,6 +16241,7 @@
     </w:tblStylePr>
     <w:tblStylePr w:type="lastRow">
       <w:rPr>
+        <w:rFonts w:eastAsia="黑体"/>
         <w:b/>
         <w:bCs/>
         <w:color w:themeColor="accent5" w:themeShade="CC" w:val="348DA5"/>
@@ -15568,12 +16256,14 @@
     </w:tblStylePr>
     <w:tblStylePr w:type="firstCol">
       <w:rPr>
+        <w:rFonts w:eastAsia="黑体"/>
         <w:b/>
         <w:bCs/>
       </w:rPr>
     </w:tblStylePr>
     <w:tblStylePr w:type="lastCol">
       <w:rPr>
+        <w:rFonts w:eastAsia="黑体"/>
         <w:b/>
         <w:bCs/>
       </w:rPr>
@@ -15608,6 +16298,7 @@
       <w:spacing w:after="0" w:line="240" w:lineRule="auto"/>
     </w:pPr>
     <w:rPr>
+      <w:rFonts w:eastAsia="黑体"/>
       <w:color w:themeColor="text1" w:val="000000"/>
     </w:rPr>
     <w:tblPr>
@@ -15629,6 +16320,7 @@
     </w:tcPr>
     <w:tblStylePr w:type="firstRow">
       <w:rPr>
+        <w:rFonts w:eastAsia="黑体"/>
         <w:b/>
         <w:bCs/>
       </w:rPr>
@@ -15639,6 +16331,7 @@
     </w:tblStylePr>
     <w:tblStylePr w:type="lastRow">
       <w:rPr>
+        <w:rFonts w:eastAsia="黑体"/>
         <w:b/>
         <w:bCs/>
         <w:color w:themeColor="text1" w:val="000000"/>
@@ -15650,6 +16343,7 @@
     </w:tblStylePr>
     <w:tblStylePr w:type="firstCol">
       <w:rPr>
+        <w:rFonts w:eastAsia="黑体"/>
         <w:color w:themeColor="background1" w:val="FFFFFF"/>
       </w:rPr>
       <w:tblPr/>
@@ -15659,6 +16353,7 @@
     </w:tblStylePr>
     <w:tblStylePr w:type="lastCol">
       <w:rPr>
+        <w:rFonts w:eastAsia="黑体"/>
         <w:color w:themeColor="background1" w:val="FFFFFF"/>
       </w:rPr>
       <w:tblPr/>
@@ -15688,6 +16383,7 @@
       <w:spacing w:after="0" w:line="240" w:lineRule="auto"/>
     </w:pPr>
     <w:rPr>
+      <w:rFonts w:eastAsia="黑体"/>
       <w:color w:themeColor="text1" w:val="000000"/>
     </w:rPr>
     <w:tblPr>
@@ -15709,6 +16405,7 @@
     </w:tcPr>
     <w:tblStylePr w:type="firstRow">
       <w:rPr>
+        <w:rFonts w:eastAsia="黑体"/>
         <w:b/>
         <w:bCs/>
       </w:rPr>
@@ -15719,6 +16416,7 @@
     </w:tblStylePr>
     <w:tblStylePr w:type="lastRow">
       <w:rPr>
+        <w:rFonts w:eastAsia="黑体"/>
         <w:b/>
         <w:bCs/>
         <w:color w:themeColor="text1" w:val="000000"/>
@@ -15730,6 +16428,7 @@
     </w:tblStylePr>
     <w:tblStylePr w:type="firstCol">
       <w:rPr>
+        <w:rFonts w:eastAsia="黑体"/>
         <w:color w:themeColor="background1" w:val="FFFFFF"/>
       </w:rPr>
       <w:tblPr/>
@@ -15739,6 +16438,7 @@
     </w:tblStylePr>
     <w:tblStylePr w:type="lastCol">
       <w:rPr>
+        <w:rFonts w:eastAsia="黑体"/>
         <w:color w:themeColor="background1" w:val="FFFFFF"/>
       </w:rPr>
       <w:tblPr/>
@@ -15768,6 +16468,7 @@
       <w:spacing w:after="0" w:line="240" w:lineRule="auto"/>
     </w:pPr>
     <w:rPr>
+      <w:rFonts w:eastAsia="黑体"/>
       <w:color w:themeColor="text1" w:val="000000"/>
     </w:rPr>
     <w:tblPr>
@@ -15789,6 +16490,7 @@
     </w:tcPr>
     <w:tblStylePr w:type="firstRow">
       <w:rPr>
+        <w:rFonts w:eastAsia="黑体"/>
         <w:b/>
         <w:bCs/>
       </w:rPr>
@@ -15799,6 +16501,7 @@
     </w:tblStylePr>
     <w:tblStylePr w:type="lastRow">
       <w:rPr>
+        <w:rFonts w:eastAsia="黑体"/>
         <w:b/>
         <w:bCs/>
         <w:color w:themeColor="text1" w:val="000000"/>
@@ -15810,6 +16513,7 @@
     </w:tblStylePr>
     <w:tblStylePr w:type="firstCol">
       <w:rPr>
+        <w:rFonts w:eastAsia="黑体"/>
         <w:color w:themeColor="background1" w:val="FFFFFF"/>
       </w:rPr>
       <w:tblPr/>
@@ -15819,6 +16523,7 @@
     </w:tblStylePr>
     <w:tblStylePr w:type="lastCol">
       <w:rPr>
+        <w:rFonts w:eastAsia="黑体"/>
         <w:color w:themeColor="background1" w:val="FFFFFF"/>
       </w:rPr>
       <w:tblPr/>
@@ -15848,6 +16553,7 @@
       <w:spacing w:after="0" w:line="240" w:lineRule="auto"/>
     </w:pPr>
     <w:rPr>
+      <w:rFonts w:eastAsia="黑体"/>
       <w:color w:themeColor="text1" w:val="000000"/>
     </w:rPr>
     <w:tblPr>
@@ -15869,6 +16575,7 @@
     </w:tcPr>
     <w:tblStylePr w:type="firstRow">
       <w:rPr>
+        <w:rFonts w:eastAsia="黑体"/>
         <w:b/>
         <w:bCs/>
       </w:rPr>
@@ -15879,6 +16586,7 @@
     </w:tblStylePr>
     <w:tblStylePr w:type="lastRow">
       <w:rPr>
+        <w:rFonts w:eastAsia="黑体"/>
         <w:b/>
         <w:bCs/>
         <w:color w:themeColor="text1" w:val="000000"/>
@@ -15890,6 +16598,7 @@
     </w:tblStylePr>
     <w:tblStylePr w:type="firstCol">
       <w:rPr>
+        <w:rFonts w:eastAsia="黑体"/>
         <w:color w:themeColor="background1" w:val="FFFFFF"/>
       </w:rPr>
       <w:tblPr/>
@@ -15899,6 +16608,7 @@
     </w:tblStylePr>
     <w:tblStylePr w:type="lastCol">
       <w:rPr>
+        <w:rFonts w:eastAsia="黑体"/>
         <w:color w:themeColor="background1" w:val="FFFFFF"/>
       </w:rPr>
       <w:tblPr/>
@@ -15928,6 +16638,7 @@
       <w:spacing w:after="0" w:line="240" w:lineRule="auto"/>
     </w:pPr>
     <w:rPr>
+      <w:rFonts w:eastAsia="黑体"/>
       <w:color w:themeColor="text1" w:val="000000"/>
     </w:rPr>
     <w:tblPr>
@@ -15949,6 +16660,7 @@
     </w:tcPr>
     <w:tblStylePr w:type="firstRow">
       <w:rPr>
+        <w:rFonts w:eastAsia="黑体"/>
         <w:b/>
         <w:bCs/>
       </w:rPr>
@@ -15959,6 +16671,7 @@
     </w:tblStylePr>
     <w:tblStylePr w:type="lastRow">
       <w:rPr>
+        <w:rFonts w:eastAsia="黑体"/>
         <w:b/>
         <w:bCs/>
         <w:color w:themeColor="text1" w:val="000000"/>
@@ -15970,6 +16683,7 @@
     </w:tblStylePr>
     <w:tblStylePr w:type="firstCol">
       <w:rPr>
+        <w:rFonts w:eastAsia="黑体"/>
         <w:color w:themeColor="background1" w:val="FFFFFF"/>
       </w:rPr>
       <w:tblPr/>
@@ -15979,6 +16693,7 @@
     </w:tblStylePr>
     <w:tblStylePr w:type="lastCol">
       <w:rPr>
+        <w:rFonts w:eastAsia="黑体"/>
         <w:color w:themeColor="background1" w:val="FFFFFF"/>
       </w:rPr>
       <w:tblPr/>
@@ -16008,6 +16723,7 @@
       <w:spacing w:after="0" w:line="240" w:lineRule="auto"/>
     </w:pPr>
     <w:rPr>
+      <w:rFonts w:eastAsia="黑体"/>
       <w:color w:themeColor="text1" w:val="000000"/>
     </w:rPr>
     <w:tblPr>
@@ -16029,6 +16745,7 @@
     </w:tcPr>
     <w:tblStylePr w:type="firstRow">
       <w:rPr>
+        <w:rFonts w:eastAsia="黑体"/>
         <w:b/>
         <w:bCs/>
       </w:rPr>
@@ -16039,6 +16756,7 @@
     </w:tblStylePr>
     <w:tblStylePr w:type="lastRow">
       <w:rPr>
+        <w:rFonts w:eastAsia="黑体"/>
         <w:b/>
         <w:bCs/>
         <w:color w:themeColor="text1" w:val="000000"/>
@@ -16050,6 +16768,7 @@
     </w:tblStylePr>
     <w:tblStylePr w:type="firstCol">
       <w:rPr>
+        <w:rFonts w:eastAsia="黑体"/>
         <w:color w:themeColor="background1" w:val="FFFFFF"/>
       </w:rPr>
       <w:tblPr/>
@@ -16059,6 +16778,7 @@
     </w:tblStylePr>
     <w:tblStylePr w:type="lastCol">
       <w:rPr>
+        <w:rFonts w:eastAsia="黑体"/>
         <w:color w:themeColor="background1" w:val="FFFFFF"/>
       </w:rPr>
       <w:tblPr/>
@@ -16088,6 +16808,7 @@
       <w:spacing w:after="0" w:line="240" w:lineRule="auto"/>
     </w:pPr>
     <w:rPr>
+      <w:rFonts w:eastAsia="黑体"/>
       <w:color w:themeColor="text1" w:val="000000"/>
     </w:rPr>
     <w:tblPr>
@@ -16109,6 +16830,7 @@
     </w:tcPr>
     <w:tblStylePr w:type="firstRow">
       <w:rPr>
+        <w:rFonts w:eastAsia="黑体"/>
         <w:b/>
         <w:bCs/>
       </w:rPr>
@@ -16119,6 +16841,7 @@
     </w:tblStylePr>
     <w:tblStylePr w:type="lastRow">
       <w:rPr>
+        <w:rFonts w:eastAsia="黑体"/>
         <w:b/>
         <w:bCs/>
         <w:color w:themeColor="text1" w:val="000000"/>
@@ -16130,6 +16853,7 @@
     </w:tblStylePr>
     <w:tblStylePr w:type="firstCol">
       <w:rPr>
+        <w:rFonts w:eastAsia="黑体"/>
         <w:color w:themeColor="background1" w:val="FFFFFF"/>
       </w:rPr>
       <w:tblPr/>
@@ -16139,6 +16863,7 @@
     </w:tblStylePr>
     <w:tblStylePr w:type="lastCol">
       <w:rPr>
+        <w:rFonts w:eastAsia="黑体"/>
         <w:color w:themeColor="background1" w:val="FFFFFF"/>
       </w:rPr>
       <w:tblPr/>
@@ -16171,6 +16896,7 @@
     <w:name w:val="KeywordTok"/>
     <w:basedOn w:val="VerbatimChar"/>
     <w:rPr>
+      <w:rFonts w:eastAsia="黑体"/>
       <w:b/>
       <w:color w:val="007020"/>
     </w:rPr>
@@ -16179,6 +16905,7 @@
     <w:name w:val="DataTypeTok"/>
     <w:basedOn w:val="VerbatimChar"/>
     <w:rPr>
+      <w:rFonts w:eastAsia="黑体"/>
       <w:color w:val="902000"/>
     </w:rPr>
   </w:style>
@@ -16186,6 +16913,7 @@
     <w:name w:val="DecValTok"/>
     <w:basedOn w:val="VerbatimChar"/>
     <w:rPr>
+      <w:rFonts w:eastAsia="黑体"/>
       <w:color w:val="40a070"/>
     </w:rPr>
   </w:style>
@@ -16193,6 +16921,7 @@
     <w:name w:val="BaseNTok"/>
     <w:basedOn w:val="VerbatimChar"/>
     <w:rPr>
+      <w:rFonts w:eastAsia="黑体"/>
       <w:color w:val="40a070"/>
     </w:rPr>
   </w:style>
@@ -16200,6 +16929,7 @@
     <w:name w:val="FloatTok"/>
     <w:basedOn w:val="VerbatimChar"/>
     <w:rPr>
+      <w:rFonts w:eastAsia="黑体"/>
       <w:color w:val="40a070"/>
     </w:rPr>
   </w:style>
@@ -16207,6 +16937,7 @@
     <w:name w:val="ConstantTok"/>
     <w:basedOn w:val="VerbatimChar"/>
     <w:rPr>
+      <w:rFonts w:eastAsia="黑体"/>
       <w:color w:val="880000"/>
     </w:rPr>
   </w:style>
@@ -16214,6 +16945,7 @@
     <w:name w:val="CharTok"/>
     <w:basedOn w:val="VerbatimChar"/>
     <w:rPr>
+      <w:rFonts w:eastAsia="黑体"/>
       <w:color w:val="4070a0"/>
     </w:rPr>
   </w:style>
@@ -16221,6 +16953,7 @@
     <w:name w:val="SpecialCharTok"/>
     <w:basedOn w:val="VerbatimChar"/>
     <w:rPr>
+      <w:rFonts w:eastAsia="黑体"/>
       <w:color w:val="4070a0"/>
     </w:rPr>
   </w:style>
@@ -16228,6 +16961,7 @@
     <w:name w:val="StringTok"/>
     <w:basedOn w:val="VerbatimChar"/>
     <w:rPr>
+      <w:rFonts w:eastAsia="黑体"/>
       <w:color w:val="4070a0"/>
     </w:rPr>
   </w:style>
@@ -16235,6 +16969,7 @@
     <w:name w:val="VerbatimStringTok"/>
     <w:basedOn w:val="VerbatimChar"/>
     <w:rPr>
+      <w:rFonts w:eastAsia="黑体"/>
       <w:color w:val="4070a0"/>
     </w:rPr>
   </w:style>
@@ -16242,6 +16977,7 @@
     <w:name w:val="SpecialStringTok"/>
     <w:basedOn w:val="VerbatimChar"/>
     <w:rPr>
+      <w:rFonts w:eastAsia="黑体"/>
       <w:color w:val="bb6688"/>
     </w:rPr>
   </w:style>
@@ -16249,6 +16985,7 @@
     <w:name w:val="ImportTok"/>
     <w:basedOn w:val="VerbatimChar"/>
     <w:rPr>
+      <w:rFonts w:eastAsia="黑体"/>
       <w:b/>
       <w:color w:val="008000"/>
     </w:rPr>
@@ -16257,6 +16994,7 @@
     <w:name w:val="CommentTok"/>
     <w:basedOn w:val="VerbatimChar"/>
     <w:rPr>
+      <w:rFonts w:eastAsia="黑体"/>
       <w:i/>
       <w:color w:val="60a0b0"/>
     </w:rPr>
@@ -16265,6 +17003,7 @@
     <w:name w:val="DocumentationTok"/>
     <w:basedOn w:val="VerbatimChar"/>
     <w:rPr>
+      <w:rFonts w:eastAsia="黑体"/>
       <w:i/>
       <w:color w:val="ba2121"/>
     </w:rPr>
@@ -16273,6 +17012,7 @@
     <w:name w:val="AnnotationTok"/>
     <w:basedOn w:val="VerbatimChar"/>
     <w:rPr>
+      <w:rFonts w:eastAsia="黑体"/>
       <w:b/>
       <w:i/>
       <w:color w:val="60a0b0"/>
@@ -16282,6 +17022,7 @@
     <w:name w:val="CommentVarTok"/>
     <w:basedOn w:val="VerbatimChar"/>
     <w:rPr>
+      <w:rFonts w:eastAsia="黑体"/>
       <w:b/>
       <w:i/>
       <w:color w:val="60a0b0"/>
@@ -16291,6 +17032,7 @@
     <w:name w:val="OtherTok"/>
     <w:basedOn w:val="VerbatimChar"/>
     <w:rPr>
+      <w:rFonts w:eastAsia="黑体"/>
       <w:color w:val="007020"/>
     </w:rPr>
   </w:style>
@@ -16298,6 +17040,7 @@
     <w:name w:val="FunctionTok"/>
     <w:basedOn w:val="VerbatimChar"/>
     <w:rPr>
+      <w:rFonts w:eastAsia="黑体"/>
       <w:color w:val="06287e"/>
     </w:rPr>
   </w:style>
@@ -16305,6 +17048,7 @@
     <w:name w:val="VariableTok"/>
     <w:basedOn w:val="VerbatimChar"/>
     <w:rPr>
+      <w:rFonts w:eastAsia="黑体"/>
       <w:color w:val="19177c"/>
     </w:rPr>
   </w:style>
@@ -16312,6 +17056,7 @@
     <w:name w:val="ControlFlowTok"/>
     <w:basedOn w:val="VerbatimChar"/>
     <w:rPr>
+      <w:rFonts w:eastAsia="黑体"/>
       <w:b/>
       <w:color w:val="007020"/>
     </w:rPr>
@@ -16320,6 +17065,7 @@
     <w:name w:val="OperatorTok"/>
     <w:basedOn w:val="VerbatimChar"/>
     <w:rPr>
+      <w:rFonts w:eastAsia="黑体"/>
       <w:color w:val="666666"/>
     </w:rPr>
   </w:style>
@@ -16327,18 +17073,22 @@
     <w:name w:val="BuiltInTok"/>
     <w:basedOn w:val="VerbatimChar"/>
     <w:rPr>
+      <w:rFonts w:eastAsia="黑体"/>
       <w:color w:val="008000"/>
     </w:rPr>
   </w:style>
   <w:style w:type="character" w:customStyle="1" w:styleId="ExtensionTok">
     <w:name w:val="ExtensionTok"/>
     <w:basedOn w:val="VerbatimChar"/>
-    <w:rPr/>
+    <w:rPr>
+      <w:rFonts w:eastAsia="黑体"/>
+    </w:rPr>
   </w:style>
   <w:style w:type="character" w:customStyle="1" w:styleId="PreprocessorTok">
     <w:name w:val="PreprocessorTok"/>
     <w:basedOn w:val="VerbatimChar"/>
     <w:rPr>
+      <w:rFonts w:eastAsia="黑体"/>
       <w:color w:val="bc7a00"/>
     </w:rPr>
   </w:style>
@@ -16346,18 +17096,22 @@
     <w:name w:val="AttributeTok"/>
     <w:basedOn w:val="VerbatimChar"/>
     <w:rPr>
+      <w:rFonts w:eastAsia="黑体"/>
       <w:color w:val="7d9029"/>
     </w:rPr>
   </w:style>
   <w:style w:type="character" w:customStyle="1" w:styleId="RegionMarkerTok">
     <w:name w:val="RegionMarkerTok"/>
     <w:basedOn w:val="VerbatimChar"/>
-    <w:rPr/>
+    <w:rPr>
+      <w:rFonts w:eastAsia="黑体"/>
+    </w:rPr>
   </w:style>
   <w:style w:type="character" w:customStyle="1" w:styleId="InformationTok">
     <w:name w:val="InformationTok"/>
     <w:basedOn w:val="VerbatimChar"/>
     <w:rPr>
+      <w:rFonts w:eastAsia="黑体"/>
       <w:b/>
       <w:i/>
       <w:color w:val="60a0b0"/>
@@ -16367,6 +17121,7 @@
     <w:name w:val="WarningTok"/>
     <w:basedOn w:val="VerbatimChar"/>
     <w:rPr>
+      <w:rFonts w:eastAsia="黑体"/>
       <w:b/>
       <w:i/>
       <w:color w:val="60a0b0"/>
@@ -16376,6 +17131,7 @@
     <w:name w:val="AlertTok"/>
     <w:basedOn w:val="VerbatimChar"/>
     <w:rPr>
+      <w:rFonts w:eastAsia="黑体"/>
       <w:b/>
       <w:color w:val="ff0000"/>
     </w:rPr>
@@ -16384,6 +17140,7 @@
     <w:name w:val="ErrorTok"/>
     <w:basedOn w:val="VerbatimChar"/>
     <w:rPr>
+      <w:rFonts w:eastAsia="黑体"/>
       <w:b/>
       <w:color w:val="ff0000"/>
     </w:rPr>
@@ -16391,7 +17148,9 @@
   <w:style w:type="character" w:customStyle="1" w:styleId="NormalTok">
     <w:name w:val="NormalTok"/>
     <w:basedOn w:val="VerbatimChar"/>
-    <w:rPr/>
+    <w:rPr>
+      <w:rFonts w:eastAsia="黑体"/>
+    </w:rPr>
   </w:style>
 </w:styles>
 </file>
@@ -16440,12 +17199,12 @@
     <a:fontScheme name="Office">
       <a:majorFont>
         <a:latin typeface="Calibri"/>
-        <a:ea typeface=""/>
+        <a:ea typeface="黑体"/>
         <a:cs typeface=""/>
         <a:font script="Jpan" typeface="ＭＳ ゴシック"/>
         <a:font script="Hang" typeface="맑은 고딕"/>
-        <a:font script="Hans" typeface="宋体"/>
-        <a:font script="Hant" typeface="新細明體"/>
+        <a:font script="Hans" typeface="黑体"/>
+        <a:font script="Hant" typeface="黑体"/>
         <a:font script="Arab" typeface="Times New Roman"/>
         <a:font script="Hebr" typeface="Times New Roman"/>
         <a:font script="Thai" typeface="Angsana New"/>
@@ -16475,12 +17234,12 @@
       </a:majorFont>
       <a:minorFont>
         <a:latin typeface="Cambria"/>
-        <a:ea typeface=""/>
+        <a:ea typeface="黑体"/>
         <a:cs typeface=""/>
         <a:font script="Jpan" typeface="ＭＳ 明朝"/>
         <a:font script="Hang" typeface="맑은 고딕"/>
-        <a:font script="Hans" typeface="宋体"/>
-        <a:font script="Hant" typeface="新細明體"/>
+        <a:font script="Hans" typeface="黑体"/>
+        <a:font script="Hant" typeface="黑体"/>
         <a:font script="Arab" typeface="Arial"/>
         <a:font script="Hebr" typeface="Arial"/>
         <a:font script="Thai" typeface="Cordia New"/>

--- a/01-电源电路/02-开关电源/反激Flyback/准谐振反激QR电路/准谐振反激QR电路.docx
+++ b/01-电源电路/02-开关电源/反激Flyback/准谐振反激QR电路/准谐振反激QR电路.docx
@@ -4125,7 +4125,7 @@
           <w:color w:val="555555"/>
           <w:sz w:val="21"/>
         </w:rPr>
-        <w:t>材料收集者：杜文杰，WX手机：19519196569，QQ:3478827729</w:t>
+        <w:t>材料收集者：杜文杰，微信/手机：19519196569，QQ:3478827729</w:t>
       </w:r>
     </w:p>
     <w:sectPr>
